--- a/src/Tests/Inputs/wedding/10/input.docx
+++ b/src/Tests/Inputs/wedding/10/input.docx
@@ -1,6 +1,6 @@
 
 <file path=word/document.xml><?xml version="1.0" encoding="utf-8"?>
-<w:document xmlns:wpc="http://schemas.microsoft.com/office/word/2010/wordprocessingCanvas" xmlns:cx="http://schemas.microsoft.com/office/drawing/2014/chartex" xmlns:cx1="http://schemas.microsoft.com/office/drawing/2015/9/8/chartex" xmlns:cx2="http://schemas.microsoft.com/office/drawing/2015/10/21/chartex" xmlns:cx3="http://schemas.microsoft.com/office/drawing/2016/5/9/chartex" xmlns:cx4="http://schemas.microsoft.com/office/drawing/2016/5/10/chartex" xmlns:cx5="http://schemas.microsoft.com/office/drawing/2016/5/11/chartex" xmlns:cx6="http://schemas.microsoft.com/office/drawing/2016/5/12/chartex" xmlns:cx7="http://schemas.microsoft.com/office/drawing/2016/5/13/chartex" xmlns:cx8="http://schemas.microsoft.com/office/drawing/2016/5/14/chartex" xmlns:mc="http://schemas.openxmlformats.org/markup-compatibility/2006" xmlns:aink="http://schemas.microsoft.com/office/drawing/2016/ink" xmlns:am3d="http://schemas.microsoft.com/office/drawing/2017/model3d" xmlns:o="urn:schemas-microsoft-com:office:office" xmlns:oel="http://schemas.microsoft.com/office/2019/extlst" xmlns:r="http://schemas.openxmlformats.org/officeDocument/2006/relationships" xmlns:m="http://schemas.openxmlformats.org/officeDocument/2006/math" xmlns:v="urn:schemas-microsoft-com:vml" xmlns:wp14="http://schemas.microsoft.com/office/word/2010/wordprocessingDrawing" xmlns:wp="http://schemas.openxmlformats.org/drawingml/2006/wordprocessingDrawing" xmlns:w10="urn:schemas-microsoft-com:office:word" xmlns:w="http://schemas.openxmlformats.org/wordprocessingml/2006/main" xmlns:w14="http://schemas.microsoft.com/office/word/2010/wordml" xmlns:w15="http://schemas.microsoft.com/office/word/2012/wordml" xmlns:w16cex="http://schemas.microsoft.com/office/word/2018/wordml/cex" xmlns:w16cid="http://schemas.microsoft.com/office/word/2016/wordml/cid" xmlns:w16="http://schemas.microsoft.com/office/word/2018/wordml" xmlns:w16sdtdh="http://schemas.microsoft.com/office/word/2020/wordml/sdtdatahash" xmlns:w16se="http://schemas.microsoft.com/office/word/2015/wordml/symex" xmlns:wpg="http://schemas.microsoft.com/office/word/2010/wordprocessingGroup" xmlns:wpi="http://schemas.microsoft.com/office/word/2010/wordprocessingInk" xmlns:wne="http://schemas.microsoft.com/office/word/2006/wordml" xmlns:wps="http://schemas.microsoft.com/office/word/2010/wordprocessingShape" mc:Ignorable="w14 w15 w16se w16cid w16 w16cex w16sdtdh wp14">
+<w:document xmlns:a="http://schemas.openxmlformats.org/drawingml/2006/main" xmlns:adec="http://schemas.microsoft.com/office/drawing/2017/decorative" xmlns:pic="http://schemas.openxmlformats.org/drawingml/2006/picture" xmlns:a14="http://schemas.microsoft.com/office/drawing/2010/main" xmlns:asvg="http://schemas.microsoft.com/office/drawing/2016/SVG/main" xmlns:wpc="http://schemas.microsoft.com/office/word/2010/wordprocessingCanvas" xmlns:cx="http://schemas.microsoft.com/office/drawing/2014/chartex" xmlns:cx1="http://schemas.microsoft.com/office/drawing/2015/9/8/chartex" xmlns:cx2="http://schemas.microsoft.com/office/drawing/2015/10/21/chartex" xmlns:cx3="http://schemas.microsoft.com/office/drawing/2016/5/9/chartex" xmlns:cx4="http://schemas.microsoft.com/office/drawing/2016/5/10/chartex" xmlns:cx5="http://schemas.microsoft.com/office/drawing/2016/5/11/chartex" xmlns:cx6="http://schemas.microsoft.com/office/drawing/2016/5/12/chartex" xmlns:cx7="http://schemas.microsoft.com/office/drawing/2016/5/13/chartex" xmlns:cx8="http://schemas.microsoft.com/office/drawing/2016/5/14/chartex" xmlns:mc="http://schemas.openxmlformats.org/markup-compatibility/2006" xmlns:aink="http://schemas.microsoft.com/office/drawing/2016/ink" xmlns:am3d="http://schemas.microsoft.com/office/drawing/2017/model3d" xmlns:o="urn:schemas-microsoft-com:office:office" xmlns:oel="http://schemas.microsoft.com/office/2019/extlst" xmlns:r="http://schemas.openxmlformats.org/officeDocument/2006/relationships" xmlns:m="http://schemas.openxmlformats.org/officeDocument/2006/math" xmlns:v="urn:schemas-microsoft-com:vml" xmlns:wp14="http://schemas.microsoft.com/office/word/2010/wordprocessingDrawing" xmlns:wp="http://schemas.openxmlformats.org/drawingml/2006/wordprocessingDrawing" xmlns:w10="urn:schemas-microsoft-com:office:word" xmlns:w="http://schemas.openxmlformats.org/wordprocessingml/2006/main" xmlns:w14="http://schemas.microsoft.com/office/word/2010/wordml" xmlns:w15="http://schemas.microsoft.com/office/word/2012/wordml" xmlns:w16cex="http://schemas.microsoft.com/office/word/2018/wordml/cex" xmlns:w16cid="http://schemas.microsoft.com/office/word/2016/wordml/cid" xmlns:w16="http://schemas.microsoft.com/office/word/2018/wordml" xmlns:w16sdtdh="http://schemas.microsoft.com/office/word/2020/wordml/sdtdatahash" xmlns:w16se="http://schemas.microsoft.com/office/word/2015/wordml/symex" xmlns:wpg="http://schemas.microsoft.com/office/word/2010/wordprocessingGroup" xmlns:wpi="http://schemas.microsoft.com/office/word/2010/wordprocessingInk" xmlns:wne="http://schemas.microsoft.com/office/word/2006/wordml" xmlns:wps="http://schemas.microsoft.com/office/word/2010/wordprocessingShape" mc:Ignorable="w14 w15 w16se w16cid w16 w16cex w16sdtdh wp14">
   <w:body>
     <w:p>
       <w:r>
@@ -8,7 +8,7 @@
           <w:noProof/>
         </w:rPr>
         <w:drawing>
-          <wp:anchor distT="0" distB="0" distL="114300" distR="114300" simplePos="0" relativeHeight="251658240" behindDoc="1" locked="1" layoutInCell="1" allowOverlap="1" wp14:anchorId="5CEC97C2" wp14:editId="6B424AFA">
+          <wp:anchor distT="0" distB="0" distL="114300" distR="114300" simplePos="0" relativeHeight="251658240" behindDoc="1" locked="1" layoutInCell="1" allowOverlap="1" wp14:editId="6B424AFA" wp14:anchorId="5CEC97C2">
             <wp:simplePos x="0" y="0"/>
             <wp:positionH relativeFrom="column">
               <wp:posOffset>884238</wp:posOffset>
@@ -127,12 +127,12 @@
         <w:tblStyle w:val="TableGrid"/>
         <w:tblW w:w="0" w:type="auto"/>
         <w:tblBorders>
-          <w:top w:val="none" w:sz="0" w:space="0" w:color="auto"/>
-          <w:left w:val="none" w:sz="0" w:space="0" w:color="auto"/>
-          <w:bottom w:val="none" w:sz="0" w:space="0" w:color="auto"/>
-          <w:right w:val="none" w:sz="0" w:space="0" w:color="auto"/>
-          <w:insideH w:val="none" w:sz="0" w:space="0" w:color="auto"/>
-          <w:insideV w:val="none" w:sz="0" w:space="0" w:color="auto"/>
+          <w:top w:val="none" w:color="auto" w:sz="0" w:space="0"/>
+          <w:left w:val="none" w:color="auto" w:sz="0" w:space="0"/>
+          <w:bottom w:val="none" w:color="auto" w:sz="0" w:space="0"/>
+          <w:right w:val="none" w:color="auto" w:sz="0" w:space="0"/>
+          <w:insideH w:val="none" w:color="auto" w:sz="0" w:space="0"/>
+          <w:insideV w:val="none" w:color="auto" w:sz="0" w:space="0"/>
         </w:tblBorders>
         <w:shd w:val="clear" w:color="auto" w:fill="EAEFF0" w:themeFill="accent5" w:themeFillTint="33"/>
         <w:tblLook w:val="04A0" w:firstRow="1" w:lastRow="0" w:firstColumn="1" w:lastColumn="0" w:noHBand="0" w:noVBand="1"/>
@@ -182,12 +182,12 @@
         <w:tblStyle w:val="TableGrid"/>
         <w:tblW w:w="0" w:type="auto"/>
         <w:tblBorders>
-          <w:top w:val="none" w:sz="0" w:space="0" w:color="auto"/>
-          <w:left w:val="none" w:sz="0" w:space="0" w:color="auto"/>
-          <w:bottom w:val="none" w:sz="0" w:space="0" w:color="auto"/>
-          <w:right w:val="none" w:sz="0" w:space="0" w:color="auto"/>
-          <w:insideH w:val="none" w:sz="0" w:space="0" w:color="auto"/>
-          <w:insideV w:val="none" w:sz="0" w:space="0" w:color="auto"/>
+          <w:top w:val="none" w:color="auto" w:sz="0" w:space="0"/>
+          <w:left w:val="none" w:color="auto" w:sz="0" w:space="0"/>
+          <w:bottom w:val="none" w:color="auto" w:sz="0" w:space="0"/>
+          <w:right w:val="none" w:color="auto" w:sz="0" w:space="0"/>
+          <w:insideH w:val="none" w:color="auto" w:sz="0" w:space="0"/>
+          <w:insideV w:val="none" w:color="auto" w:sz="0" w:space="0"/>
         </w:tblBorders>
         <w:tblLook w:val="04A0" w:firstRow="1" w:lastRow="0" w:firstColumn="1" w:lastColumn="0" w:noHBand="0" w:noVBand="1"/>
       </w:tblPr>
@@ -206,7 +206,7 @@
             <w:tcW w:w="9350" w:type="dxa"/>
             <w:gridSpan w:val="4"/>
             <w:tcBorders>
-              <w:top w:val="single" w:sz="4" w:space="0" w:color="E29FB0" w:themeColor="accent2"/>
+              <w:top w:val="single" w:color="E29FB0" w:themeColor="accent2" w:sz="4" w:space="0"/>
             </w:tcBorders>
           </w:tcPr>
           <w:p>
@@ -245,7 +245,7 @@
           <w:p>
             <w:r>
               <w:rPr>
-                <w:rFonts w:ascii="MS Gothic" w:eastAsia="MS Gothic" w:hAnsi="MS Gothic" w:hint="eastAsia"/>
+                <w:rFonts w:hint="eastAsia" w:ascii="MS Gothic" w:hAnsi="MS Gothic" w:eastAsia="MS Gothic"/>
               </w:rPr>
               <w:t>☐</w:t>
             </w:r>
@@ -283,7 +283,7 @@
           <w:p>
             <w:r>
               <w:rPr>
-                <w:rFonts w:ascii="MS Gothic" w:eastAsia="MS Gothic" w:hAnsi="MS Gothic" w:hint="eastAsia"/>
+                <w:rFonts w:hint="eastAsia" w:ascii="MS Gothic" w:hAnsi="MS Gothic" w:eastAsia="MS Gothic"/>
               </w:rPr>
               <w:t>☐</w:t>
             </w:r>
@@ -326,7 +326,7 @@
           <w:p>
             <w:r>
               <w:rPr>
-                <w:rFonts w:ascii="MS Gothic" w:eastAsia="MS Gothic" w:hAnsi="MS Gothic" w:hint="eastAsia"/>
+                <w:rFonts w:hint="eastAsia" w:ascii="MS Gothic" w:hAnsi="MS Gothic" w:eastAsia="MS Gothic"/>
               </w:rPr>
               <w:t>☐</w:t>
             </w:r>
@@ -364,7 +364,7 @@
           <w:p>
             <w:r>
               <w:rPr>
-                <w:rFonts w:ascii="MS Gothic" w:eastAsia="MS Gothic" w:hAnsi="MS Gothic" w:hint="eastAsia"/>
+                <w:rFonts w:hint="eastAsia" w:ascii="MS Gothic" w:hAnsi="MS Gothic" w:eastAsia="MS Gothic"/>
               </w:rPr>
               <w:t>☐</w:t>
             </w:r>
@@ -407,7 +407,7 @@
           <w:p>
             <w:r>
               <w:rPr>
-                <w:rFonts w:ascii="MS Gothic" w:eastAsia="MS Gothic" w:hAnsi="MS Gothic" w:hint="eastAsia"/>
+                <w:rFonts w:hint="eastAsia" w:ascii="MS Gothic" w:hAnsi="MS Gothic" w:eastAsia="MS Gothic"/>
               </w:rPr>
               <w:t>☐</w:t>
             </w:r>
@@ -445,7 +445,7 @@
           <w:p>
             <w:r>
               <w:rPr>
-                <w:rFonts w:ascii="MS Gothic" w:eastAsia="MS Gothic" w:hAnsi="MS Gothic" w:hint="eastAsia"/>
+                <w:rFonts w:hint="eastAsia" w:ascii="MS Gothic" w:hAnsi="MS Gothic" w:eastAsia="MS Gothic"/>
               </w:rPr>
               <w:t>☐</w:t>
             </w:r>
@@ -488,7 +488,7 @@
           <w:p>
             <w:r>
               <w:rPr>
-                <w:rFonts w:ascii="MS Gothic" w:eastAsia="MS Gothic" w:hAnsi="MS Gothic" w:hint="eastAsia"/>
+                <w:rFonts w:hint="eastAsia" w:ascii="MS Gothic" w:hAnsi="MS Gothic" w:eastAsia="MS Gothic"/>
               </w:rPr>
               <w:t>☐</w:t>
             </w:r>
@@ -526,7 +526,7 @@
           <w:p>
             <w:r>
               <w:rPr>
-                <w:rFonts w:ascii="MS Gothic" w:eastAsia="MS Gothic" w:hAnsi="MS Gothic" w:hint="eastAsia"/>
+                <w:rFonts w:hint="eastAsia" w:ascii="MS Gothic" w:hAnsi="MS Gothic" w:eastAsia="MS Gothic"/>
               </w:rPr>
               <w:t>☐</w:t>
             </w:r>
@@ -569,7 +569,7 @@
           <w:p>
             <w:r>
               <w:rPr>
-                <w:rFonts w:ascii="MS Gothic" w:eastAsia="MS Gothic" w:hAnsi="MS Gothic" w:hint="eastAsia"/>
+                <w:rFonts w:hint="eastAsia" w:ascii="MS Gothic" w:hAnsi="MS Gothic" w:eastAsia="MS Gothic"/>
               </w:rPr>
               <w:t>☐</w:t>
             </w:r>
@@ -607,7 +607,7 @@
           <w:p>
             <w:r>
               <w:rPr>
-                <w:rFonts w:ascii="MS Gothic" w:eastAsia="MS Gothic" w:hAnsi="MS Gothic" w:hint="eastAsia"/>
+                <w:rFonts w:hint="eastAsia" w:ascii="MS Gothic" w:hAnsi="MS Gothic" w:eastAsia="MS Gothic"/>
               </w:rPr>
               <w:t>☐</w:t>
             </w:r>
@@ -649,12 +649,12 @@
         <w:tblStyle w:val="TableGrid"/>
         <w:tblW w:w="0" w:type="auto"/>
         <w:tblBorders>
-          <w:top w:val="none" w:sz="0" w:space="0" w:color="auto"/>
-          <w:left w:val="none" w:sz="0" w:space="0" w:color="auto"/>
-          <w:bottom w:val="none" w:sz="0" w:space="0" w:color="auto"/>
-          <w:right w:val="none" w:sz="0" w:space="0" w:color="auto"/>
-          <w:insideH w:val="none" w:sz="0" w:space="0" w:color="auto"/>
-          <w:insideV w:val="none" w:sz="0" w:space="0" w:color="auto"/>
+          <w:top w:val="none" w:color="auto" w:sz="0" w:space="0"/>
+          <w:left w:val="none" w:color="auto" w:sz="0" w:space="0"/>
+          <w:bottom w:val="none" w:color="auto" w:sz="0" w:space="0"/>
+          <w:right w:val="none" w:color="auto" w:sz="0" w:space="0"/>
+          <w:insideH w:val="none" w:color="auto" w:sz="0" w:space="0"/>
+          <w:insideV w:val="none" w:color="auto" w:sz="0" w:space="0"/>
         </w:tblBorders>
         <w:tblLook w:val="04A0" w:firstRow="1" w:lastRow="0" w:firstColumn="1" w:lastColumn="0" w:noHBand="0" w:noVBand="1"/>
       </w:tblPr>
@@ -673,7 +673,7 @@
             <w:tcW w:w="9350" w:type="dxa"/>
             <w:gridSpan w:val="4"/>
             <w:tcBorders>
-              <w:top w:val="single" w:sz="4" w:space="0" w:color="E29FB0"/>
+              <w:top w:val="single" w:color="E29FB0" w:sz="4" w:space="0"/>
             </w:tcBorders>
           </w:tcPr>
           <w:p>
@@ -712,7 +712,7 @@
           <w:p>
             <w:r>
               <w:rPr>
-                <w:rFonts w:ascii="MS Gothic" w:eastAsia="MS Gothic" w:hAnsi="MS Gothic" w:hint="eastAsia"/>
+                <w:rFonts w:hint="eastAsia" w:ascii="MS Gothic" w:hAnsi="MS Gothic" w:eastAsia="MS Gothic"/>
               </w:rPr>
               <w:t>☐</w:t>
             </w:r>
@@ -750,7 +750,7 @@
           <w:p>
             <w:r>
               <w:rPr>
-                <w:rFonts w:ascii="MS Gothic" w:eastAsia="MS Gothic" w:hAnsi="MS Gothic" w:hint="eastAsia"/>
+                <w:rFonts w:hint="eastAsia" w:ascii="MS Gothic" w:hAnsi="MS Gothic" w:eastAsia="MS Gothic"/>
               </w:rPr>
               <w:t>☐</w:t>
             </w:r>
@@ -793,7 +793,7 @@
           <w:p>
             <w:r>
               <w:rPr>
-                <w:rFonts w:ascii="MS Gothic" w:eastAsia="MS Gothic" w:hAnsi="MS Gothic" w:hint="eastAsia"/>
+                <w:rFonts w:hint="eastAsia" w:ascii="MS Gothic" w:hAnsi="MS Gothic" w:eastAsia="MS Gothic"/>
               </w:rPr>
               <w:t>☐</w:t>
             </w:r>
@@ -831,7 +831,7 @@
           <w:p>
             <w:r>
               <w:rPr>
-                <w:rFonts w:ascii="MS Gothic" w:eastAsia="MS Gothic" w:hAnsi="MS Gothic" w:hint="eastAsia"/>
+                <w:rFonts w:hint="eastAsia" w:ascii="MS Gothic" w:hAnsi="MS Gothic" w:eastAsia="MS Gothic"/>
               </w:rPr>
               <w:t>☐</w:t>
             </w:r>
@@ -874,7 +874,7 @@
           <w:p>
             <w:r>
               <w:rPr>
-                <w:rFonts w:ascii="MS Gothic" w:eastAsia="MS Gothic" w:hAnsi="MS Gothic" w:hint="eastAsia"/>
+                <w:rFonts w:hint="eastAsia" w:ascii="MS Gothic" w:hAnsi="MS Gothic" w:eastAsia="MS Gothic"/>
               </w:rPr>
               <w:t>☐</w:t>
             </w:r>
@@ -912,7 +912,7 @@
           <w:p>
             <w:r>
               <w:rPr>
-                <w:rFonts w:ascii="MS Gothic" w:eastAsia="MS Gothic" w:hAnsi="MS Gothic" w:hint="eastAsia"/>
+                <w:rFonts w:hint="eastAsia" w:ascii="MS Gothic" w:hAnsi="MS Gothic" w:eastAsia="MS Gothic"/>
               </w:rPr>
               <w:t>☐</w:t>
             </w:r>
@@ -955,7 +955,7 @@
           <w:p>
             <w:r>
               <w:rPr>
-                <w:rFonts w:eastAsia="MS Gothic" w:hint="eastAsia"/>
+                <w:rFonts w:hint="eastAsia" w:eastAsia="MS Gothic"/>
               </w:rPr>
               <w:t>☐</w:t>
             </w:r>
@@ -993,7 +993,7 @@
           <w:p>
             <w:r>
               <w:rPr>
-                <w:rFonts w:eastAsia="MS Gothic" w:hint="eastAsia"/>
+                <w:rFonts w:hint="eastAsia" w:eastAsia="MS Gothic"/>
               </w:rPr>
               <w:t>☐</w:t>
             </w:r>
@@ -1046,12 +1046,12 @@
         <w:tblStyle w:val="TableGrid"/>
         <w:tblW w:w="0" w:type="auto"/>
         <w:tblBorders>
-          <w:top w:val="none" w:sz="0" w:space="0" w:color="auto"/>
-          <w:left w:val="none" w:sz="0" w:space="0" w:color="auto"/>
-          <w:bottom w:val="none" w:sz="0" w:space="0" w:color="auto"/>
-          <w:right w:val="none" w:sz="0" w:space="0" w:color="auto"/>
-          <w:insideH w:val="none" w:sz="0" w:space="0" w:color="auto"/>
-          <w:insideV w:val="none" w:sz="0" w:space="0" w:color="auto"/>
+          <w:top w:val="none" w:color="auto" w:sz="0" w:space="0"/>
+          <w:left w:val="none" w:color="auto" w:sz="0" w:space="0"/>
+          <w:bottom w:val="none" w:color="auto" w:sz="0" w:space="0"/>
+          <w:right w:val="none" w:color="auto" w:sz="0" w:space="0"/>
+          <w:insideH w:val="none" w:color="auto" w:sz="0" w:space="0"/>
+          <w:insideV w:val="none" w:color="auto" w:sz="0" w:space="0"/>
         </w:tblBorders>
         <w:tblLook w:val="04A0" w:firstRow="1" w:lastRow="0" w:firstColumn="1" w:lastColumn="0" w:noHBand="0" w:noVBand="1"/>
       </w:tblPr>
@@ -1070,12 +1070,12 @@
             <w:tcW w:w="9350" w:type="dxa"/>
             <w:gridSpan w:val="4"/>
             <w:tcBorders>
-              <w:top w:val="single" w:sz="4" w:space="0" w:color="E29FB0"/>
+              <w:top w:val="single" w:color="E29FB0" w:sz="4" w:space="0"/>
             </w:tcBorders>
           </w:tcPr>
-          <w:bookmarkStart w:id="0" w:name="_ngxukwhmp2x0" w:colFirst="0" w:colLast="0"/>
-          <w:bookmarkStart w:id="1" w:name="_ifs9dwdgsyd" w:colFirst="0" w:colLast="0"/>
-          <w:bookmarkStart w:id="2" w:name="_g690oabdhhzx" w:colFirst="0" w:colLast="0"/>
+          <w:bookmarkStart w:name="_ngxukwhmp2x0" w:colFirst="0" w:colLast="0" w:id="0"/>
+          <w:bookmarkStart w:name="_ifs9dwdgsyd" w:colFirst="0" w:colLast="0" w:id="1"/>
+          <w:bookmarkStart w:name="_g690oabdhhzx" w:colFirst="0" w:colLast="0" w:id="2"/>
           <w:bookmarkEnd w:id="0"/>
           <w:bookmarkEnd w:id="1"/>
           <w:bookmarkEnd w:id="2"/>
@@ -1115,7 +1115,7 @@
           <w:p>
             <w:r>
               <w:rPr>
-                <w:rFonts w:ascii="MS Gothic" w:eastAsia="MS Gothic" w:hAnsi="MS Gothic" w:hint="eastAsia"/>
+                <w:rFonts w:hint="eastAsia" w:ascii="MS Gothic" w:hAnsi="MS Gothic" w:eastAsia="MS Gothic"/>
               </w:rPr>
               <w:t>☐</w:t>
             </w:r>
@@ -1153,7 +1153,7 @@
           <w:p>
             <w:r>
               <w:rPr>
-                <w:rFonts w:ascii="MS Gothic" w:eastAsia="MS Gothic" w:hAnsi="MS Gothic" w:hint="eastAsia"/>
+                <w:rFonts w:hint="eastAsia" w:ascii="MS Gothic" w:hAnsi="MS Gothic" w:eastAsia="MS Gothic"/>
               </w:rPr>
               <w:t>☐</w:t>
             </w:r>
@@ -1196,7 +1196,7 @@
           <w:p>
             <w:r>
               <w:rPr>
-                <w:rFonts w:ascii="MS Gothic" w:eastAsia="MS Gothic" w:hAnsi="MS Gothic" w:hint="eastAsia"/>
+                <w:rFonts w:hint="eastAsia" w:ascii="MS Gothic" w:hAnsi="MS Gothic" w:eastAsia="MS Gothic"/>
               </w:rPr>
               <w:t>☐</w:t>
             </w:r>
@@ -1234,7 +1234,7 @@
           <w:p>
             <w:r>
               <w:rPr>
-                <w:rFonts w:ascii="MS Gothic" w:eastAsia="MS Gothic" w:hAnsi="MS Gothic" w:hint="eastAsia"/>
+                <w:rFonts w:hint="eastAsia" w:ascii="MS Gothic" w:hAnsi="MS Gothic" w:eastAsia="MS Gothic"/>
               </w:rPr>
               <w:t>☐</w:t>
             </w:r>
@@ -1277,7 +1277,7 @@
           <w:p>
             <w:r>
               <w:rPr>
-                <w:rFonts w:ascii="MS Gothic" w:eastAsia="MS Gothic" w:hAnsi="MS Gothic" w:hint="eastAsia"/>
+                <w:rFonts w:hint="eastAsia" w:ascii="MS Gothic" w:hAnsi="MS Gothic" w:eastAsia="MS Gothic"/>
               </w:rPr>
               <w:t>☐</w:t>
             </w:r>
@@ -1315,7 +1315,7 @@
           <w:p>
             <w:r>
               <w:rPr>
-                <w:rFonts w:ascii="MS Gothic" w:eastAsia="MS Gothic" w:hAnsi="MS Gothic" w:hint="eastAsia"/>
+                <w:rFonts w:hint="eastAsia" w:ascii="MS Gothic" w:hAnsi="MS Gothic" w:eastAsia="MS Gothic"/>
               </w:rPr>
               <w:t>☐</w:t>
             </w:r>
@@ -1358,12 +1358,12 @@
         <w:tblStyle w:val="TableGrid"/>
         <w:tblW w:w="0" w:type="auto"/>
         <w:tblBorders>
-          <w:top w:val="none" w:sz="0" w:space="0" w:color="auto"/>
-          <w:left w:val="none" w:sz="0" w:space="0" w:color="auto"/>
-          <w:bottom w:val="none" w:sz="0" w:space="0" w:color="auto"/>
-          <w:right w:val="none" w:sz="0" w:space="0" w:color="auto"/>
-          <w:insideH w:val="none" w:sz="0" w:space="0" w:color="auto"/>
-          <w:insideV w:val="none" w:sz="0" w:space="0" w:color="auto"/>
+          <w:top w:val="none" w:color="auto" w:sz="0" w:space="0"/>
+          <w:left w:val="none" w:color="auto" w:sz="0" w:space="0"/>
+          <w:bottom w:val="none" w:color="auto" w:sz="0" w:space="0"/>
+          <w:right w:val="none" w:color="auto" w:sz="0" w:space="0"/>
+          <w:insideH w:val="none" w:color="auto" w:sz="0" w:space="0"/>
+          <w:insideV w:val="none" w:color="auto" w:sz="0" w:space="0"/>
         </w:tblBorders>
         <w:tblLook w:val="04A0" w:firstRow="1" w:lastRow="0" w:firstColumn="1" w:lastColumn="0" w:noHBand="0" w:noVBand="1"/>
       </w:tblPr>
@@ -1382,7 +1382,7 @@
             <w:tcW w:w="9350" w:type="dxa"/>
             <w:gridSpan w:val="4"/>
             <w:tcBorders>
-              <w:top w:val="single" w:sz="4" w:space="0" w:color="E29FB0"/>
+              <w:top w:val="single" w:color="E29FB0" w:sz="4" w:space="0"/>
             </w:tcBorders>
           </w:tcPr>
           <w:p>
@@ -1421,7 +1421,7 @@
           <w:p>
             <w:r>
               <w:rPr>
-                <w:rFonts w:ascii="MS Gothic" w:eastAsia="MS Gothic" w:hAnsi="MS Gothic" w:hint="eastAsia"/>
+                <w:rFonts w:hint="eastAsia" w:ascii="MS Gothic" w:hAnsi="MS Gothic" w:eastAsia="MS Gothic"/>
               </w:rPr>
               <w:t>☐</w:t>
             </w:r>
@@ -1459,7 +1459,7 @@
           <w:p>
             <w:r>
               <w:rPr>
-                <w:rFonts w:ascii="MS Gothic" w:eastAsia="MS Gothic" w:hAnsi="MS Gothic" w:hint="eastAsia"/>
+                <w:rFonts w:hint="eastAsia" w:ascii="MS Gothic" w:hAnsi="MS Gothic" w:eastAsia="MS Gothic"/>
               </w:rPr>
               <w:t>☐</w:t>
             </w:r>
@@ -1502,7 +1502,7 @@
           <w:p>
             <w:r>
               <w:rPr>
-                <w:rFonts w:ascii="MS Gothic" w:eastAsia="MS Gothic" w:hAnsi="MS Gothic" w:hint="eastAsia"/>
+                <w:rFonts w:hint="eastAsia" w:ascii="MS Gothic" w:hAnsi="MS Gothic" w:eastAsia="MS Gothic"/>
               </w:rPr>
               <w:t>☐</w:t>
             </w:r>
@@ -1540,7 +1540,7 @@
           <w:p>
             <w:r>
               <w:rPr>
-                <w:rFonts w:ascii="MS Gothic" w:eastAsia="MS Gothic" w:hAnsi="MS Gothic" w:hint="eastAsia"/>
+                <w:rFonts w:hint="eastAsia" w:ascii="MS Gothic" w:hAnsi="MS Gothic" w:eastAsia="MS Gothic"/>
               </w:rPr>
               <w:t>☐</w:t>
             </w:r>
@@ -1583,7 +1583,7 @@
           <w:p>
             <w:r>
               <w:rPr>
-                <w:rFonts w:ascii="MS Gothic" w:eastAsia="MS Gothic" w:hAnsi="MS Gothic" w:hint="eastAsia"/>
+                <w:rFonts w:hint="eastAsia" w:ascii="MS Gothic" w:hAnsi="MS Gothic" w:eastAsia="MS Gothic"/>
               </w:rPr>
               <w:t>☐</w:t>
             </w:r>
@@ -1621,7 +1621,7 @@
           <w:p>
             <w:r>
               <w:rPr>
-                <w:rFonts w:ascii="MS Gothic" w:eastAsia="MS Gothic" w:hAnsi="MS Gothic" w:hint="eastAsia"/>
+                <w:rFonts w:hint="eastAsia" w:ascii="MS Gothic" w:hAnsi="MS Gothic" w:eastAsia="MS Gothic"/>
               </w:rPr>
               <w:t>☐</w:t>
             </w:r>
@@ -1669,7 +1669,7 @@
             </w:pPr>
             <w:r>
               <w:rPr>
-                <w:rFonts w:ascii="MS Gothic" w:eastAsia="MS Gothic" w:hAnsi="MS Gothic" w:hint="eastAsia"/>
+                <w:rFonts w:hint="eastAsia" w:ascii="MS Gothic" w:hAnsi="MS Gothic" w:eastAsia="MS Gothic"/>
               </w:rPr>
               <w:t>☐</w:t>
             </w:r>
@@ -1712,7 +1712,7 @@
             </w:pPr>
             <w:r>
               <w:rPr>
-                <w:rFonts w:ascii="MS Gothic" w:eastAsia="MS Gothic" w:hAnsi="MS Gothic" w:hint="eastAsia"/>
+                <w:rFonts w:hint="eastAsia" w:ascii="MS Gothic" w:hAnsi="MS Gothic" w:eastAsia="MS Gothic"/>
               </w:rPr>
               <w:t>☐</w:t>
             </w:r>
@@ -1760,7 +1760,7 @@
             </w:pPr>
             <w:r>
               <w:rPr>
-                <w:rFonts w:ascii="MS Gothic" w:eastAsia="MS Gothic" w:hAnsi="MS Gothic" w:hint="eastAsia"/>
+                <w:rFonts w:hint="eastAsia" w:ascii="MS Gothic" w:hAnsi="MS Gothic" w:eastAsia="MS Gothic"/>
               </w:rPr>
               <w:t>☐</w:t>
             </w:r>
@@ -1803,7 +1803,7 @@
             </w:pPr>
             <w:r>
               <w:rPr>
-                <w:rFonts w:ascii="MS Gothic" w:eastAsia="MS Gothic" w:hAnsi="MS Gothic" w:hint="eastAsia"/>
+                <w:rFonts w:hint="eastAsia" w:ascii="MS Gothic" w:hAnsi="MS Gothic" w:eastAsia="MS Gothic"/>
               </w:rPr>
               <w:t>☐</w:t>
             </w:r>
@@ -1842,12 +1842,12 @@
         <w:tblStyle w:val="TableGrid"/>
         <w:tblW w:w="0" w:type="auto"/>
         <w:tblBorders>
-          <w:top w:val="none" w:sz="0" w:space="0" w:color="auto"/>
-          <w:left w:val="none" w:sz="0" w:space="0" w:color="auto"/>
-          <w:bottom w:val="none" w:sz="0" w:space="0" w:color="auto"/>
-          <w:right w:val="none" w:sz="0" w:space="0" w:color="auto"/>
-          <w:insideH w:val="none" w:sz="0" w:space="0" w:color="auto"/>
-          <w:insideV w:val="none" w:sz="0" w:space="0" w:color="auto"/>
+          <w:top w:val="none" w:color="auto" w:sz="0" w:space="0"/>
+          <w:left w:val="none" w:color="auto" w:sz="0" w:space="0"/>
+          <w:bottom w:val="none" w:color="auto" w:sz="0" w:space="0"/>
+          <w:right w:val="none" w:color="auto" w:sz="0" w:space="0"/>
+          <w:insideH w:val="none" w:color="auto" w:sz="0" w:space="0"/>
+          <w:insideV w:val="none" w:color="auto" w:sz="0" w:space="0"/>
         </w:tblBorders>
         <w:shd w:val="clear" w:color="auto" w:fill="EAEFF0" w:themeFill="accent5" w:themeFillTint="33"/>
         <w:tblLook w:val="04A0" w:firstRow="1" w:lastRow="0" w:firstColumn="1" w:lastColumn="0" w:noHBand="0" w:noVBand="1"/>
@@ -1864,8 +1864,8 @@
             <w:tcW w:w="9350" w:type="dxa"/>
             <w:shd w:val="clear" w:color="auto" w:fill="EAEFF0" w:themeFill="accent5" w:themeFillTint="33"/>
           </w:tcPr>
-          <w:bookmarkStart w:id="3" w:name="_31vli0l20mq6" w:colFirst="0" w:colLast="0"/>
-          <w:bookmarkStart w:id="4" w:name="_ht7aoff39ho6" w:colFirst="0" w:colLast="0"/>
+          <w:bookmarkStart w:name="_31vli0l20mq6" w:colFirst="0" w:colLast="0" w:id="3"/>
+          <w:bookmarkStart w:name="_ht7aoff39ho6" w:colFirst="0" w:colLast="0" w:id="4"/>
           <w:bookmarkEnd w:id="3"/>
           <w:bookmarkEnd w:id="4"/>
           <w:p>
@@ -1901,12 +1901,12 @@
         <w:tblStyle w:val="TableGrid"/>
         <w:tblW w:w="0" w:type="auto"/>
         <w:tblBorders>
-          <w:top w:val="none" w:sz="0" w:space="0" w:color="auto"/>
-          <w:left w:val="none" w:sz="0" w:space="0" w:color="auto"/>
-          <w:bottom w:val="none" w:sz="0" w:space="0" w:color="auto"/>
-          <w:right w:val="none" w:sz="0" w:space="0" w:color="auto"/>
-          <w:insideH w:val="none" w:sz="0" w:space="0" w:color="auto"/>
-          <w:insideV w:val="none" w:sz="0" w:space="0" w:color="auto"/>
+          <w:top w:val="none" w:color="auto" w:sz="0" w:space="0"/>
+          <w:left w:val="none" w:color="auto" w:sz="0" w:space="0"/>
+          <w:bottom w:val="none" w:color="auto" w:sz="0" w:space="0"/>
+          <w:right w:val="none" w:color="auto" w:sz="0" w:space="0"/>
+          <w:insideH w:val="none" w:color="auto" w:sz="0" w:space="0"/>
+          <w:insideV w:val="none" w:color="auto" w:sz="0" w:space="0"/>
         </w:tblBorders>
         <w:tblLook w:val="04A0" w:firstRow="1" w:lastRow="0" w:firstColumn="1" w:lastColumn="0" w:noHBand="0" w:noVBand="1"/>
       </w:tblPr>
@@ -1927,7 +1927,7 @@
           <w:p>
             <w:r>
               <w:rPr>
-                <w:rFonts w:ascii="MS Gothic" w:eastAsia="MS Gothic" w:hAnsi="MS Gothic" w:hint="eastAsia"/>
+                <w:rFonts w:hint="eastAsia" w:ascii="MS Gothic" w:hAnsi="MS Gothic" w:eastAsia="MS Gothic"/>
               </w:rPr>
               <w:t>☐</w:t>
             </w:r>
@@ -1968,7 +1968,7 @@
           <w:p>
             <w:r>
               <w:rPr>
-                <w:rFonts w:ascii="MS Gothic" w:eastAsia="MS Gothic" w:hAnsi="MS Gothic" w:hint="eastAsia"/>
+                <w:rFonts w:hint="eastAsia" w:ascii="MS Gothic" w:hAnsi="MS Gothic" w:eastAsia="MS Gothic"/>
               </w:rPr>
               <w:t>☐</w:t>
             </w:r>
@@ -2011,7 +2011,7 @@
           <w:p>
             <w:r>
               <w:rPr>
-                <w:rFonts w:ascii="MS Gothic" w:eastAsia="MS Gothic" w:hAnsi="MS Gothic" w:hint="eastAsia"/>
+                <w:rFonts w:hint="eastAsia" w:ascii="MS Gothic" w:hAnsi="MS Gothic" w:eastAsia="MS Gothic"/>
               </w:rPr>
               <w:t>☐</w:t>
             </w:r>
@@ -2049,7 +2049,7 @@
           <w:p>
             <w:r>
               <w:rPr>
-                <w:rFonts w:ascii="MS Gothic" w:eastAsia="MS Gothic" w:hAnsi="MS Gothic" w:hint="eastAsia"/>
+                <w:rFonts w:hint="eastAsia" w:ascii="MS Gothic" w:hAnsi="MS Gothic" w:eastAsia="MS Gothic"/>
               </w:rPr>
               <w:t>☐</w:t>
             </w:r>
@@ -2092,7 +2092,7 @@
           <w:p>
             <w:r>
               <w:rPr>
-                <w:rFonts w:ascii="MS Gothic" w:eastAsia="MS Gothic" w:hAnsi="MS Gothic" w:hint="eastAsia"/>
+                <w:rFonts w:hint="eastAsia" w:ascii="MS Gothic" w:hAnsi="MS Gothic" w:eastAsia="MS Gothic"/>
               </w:rPr>
               <w:t>☐</w:t>
             </w:r>
@@ -2130,7 +2130,7 @@
           <w:p>
             <w:r>
               <w:rPr>
-                <w:rFonts w:ascii="MS Gothic" w:eastAsia="MS Gothic" w:hAnsi="MS Gothic" w:hint="eastAsia"/>
+                <w:rFonts w:hint="eastAsia" w:ascii="MS Gothic" w:hAnsi="MS Gothic" w:eastAsia="MS Gothic"/>
               </w:rPr>
               <w:t>☐</w:t>
             </w:r>
@@ -2178,7 +2178,7 @@
             </w:pPr>
             <w:r>
               <w:rPr>
-                <w:rFonts w:ascii="MS Gothic" w:eastAsia="MS Gothic" w:hAnsi="MS Gothic" w:hint="eastAsia"/>
+                <w:rFonts w:hint="eastAsia" w:ascii="MS Gothic" w:hAnsi="MS Gothic" w:eastAsia="MS Gothic"/>
               </w:rPr>
               <w:t>☐</w:t>
             </w:r>
@@ -2221,7 +2221,7 @@
             </w:pPr>
             <w:r>
               <w:rPr>
-                <w:rFonts w:ascii="MS Gothic" w:eastAsia="MS Gothic" w:hAnsi="MS Gothic" w:hint="eastAsia"/>
+                <w:rFonts w:hint="eastAsia" w:ascii="MS Gothic" w:hAnsi="MS Gothic" w:eastAsia="MS Gothic"/>
               </w:rPr>
               <w:t>☐</w:t>
             </w:r>
@@ -2269,7 +2269,7 @@
             </w:pPr>
             <w:r>
               <w:rPr>
-                <w:rFonts w:ascii="MS Gothic" w:eastAsia="MS Gothic" w:hAnsi="MS Gothic" w:hint="eastAsia"/>
+                <w:rFonts w:hint="eastAsia" w:ascii="MS Gothic" w:hAnsi="MS Gothic" w:eastAsia="MS Gothic"/>
               </w:rPr>
               <w:t>☐</w:t>
             </w:r>
@@ -2312,7 +2312,7 @@
             </w:pPr>
             <w:r>
               <w:rPr>
-                <w:rFonts w:ascii="MS Gothic" w:eastAsia="MS Gothic" w:hAnsi="MS Gothic" w:hint="eastAsia"/>
+                <w:rFonts w:hint="eastAsia" w:ascii="MS Gothic" w:hAnsi="MS Gothic" w:eastAsia="MS Gothic"/>
               </w:rPr>
               <w:t>☐</w:t>
             </w:r>
@@ -2360,7 +2360,7 @@
             </w:pPr>
             <w:r>
               <w:rPr>
-                <w:rFonts w:ascii="MS Gothic" w:eastAsia="MS Gothic" w:hAnsi="MS Gothic" w:hint="eastAsia"/>
+                <w:rFonts w:hint="eastAsia" w:ascii="MS Gothic" w:hAnsi="MS Gothic" w:eastAsia="MS Gothic"/>
               </w:rPr>
               <w:t>☐</w:t>
             </w:r>
@@ -2403,7 +2403,7 @@
             </w:pPr>
             <w:r>
               <w:rPr>
-                <w:rFonts w:ascii="MS Gothic" w:eastAsia="MS Gothic" w:hAnsi="MS Gothic" w:hint="eastAsia"/>
+                <w:rFonts w:hint="eastAsia" w:ascii="MS Gothic" w:hAnsi="MS Gothic" w:eastAsia="MS Gothic"/>
               </w:rPr>
               <w:t>☐</w:t>
             </w:r>
@@ -2452,12 +2452,12 @@
         <w:tblStyle w:val="TableGrid"/>
         <w:tblW w:w="0" w:type="auto"/>
         <w:tblBorders>
-          <w:top w:val="none" w:sz="0" w:space="0" w:color="auto"/>
-          <w:left w:val="none" w:sz="0" w:space="0" w:color="auto"/>
-          <w:bottom w:val="none" w:sz="0" w:space="0" w:color="auto"/>
-          <w:right w:val="none" w:sz="0" w:space="0" w:color="auto"/>
-          <w:insideH w:val="none" w:sz="0" w:space="0" w:color="auto"/>
-          <w:insideV w:val="none" w:sz="0" w:space="0" w:color="auto"/>
+          <w:top w:val="none" w:color="auto" w:sz="0" w:space="0"/>
+          <w:left w:val="none" w:color="auto" w:sz="0" w:space="0"/>
+          <w:bottom w:val="none" w:color="auto" w:sz="0" w:space="0"/>
+          <w:right w:val="none" w:color="auto" w:sz="0" w:space="0"/>
+          <w:insideH w:val="none" w:color="auto" w:sz="0" w:space="0"/>
+          <w:insideV w:val="none" w:color="auto" w:sz="0" w:space="0"/>
         </w:tblBorders>
         <w:tblLook w:val="04A0" w:firstRow="1" w:lastRow="0" w:firstColumn="1" w:lastColumn="0" w:noHBand="0" w:noVBand="1"/>
       </w:tblPr>
@@ -2483,7 +2483,7 @@
             </w:pPr>
             <w:r>
               <w:rPr>
-                <w:rFonts w:ascii="MS Gothic" w:eastAsia="MS Gothic" w:hAnsi="MS Gothic" w:hint="eastAsia"/>
+                <w:rFonts w:hint="eastAsia" w:ascii="MS Gothic" w:hAnsi="MS Gothic" w:eastAsia="MS Gothic"/>
               </w:rPr>
               <w:t>☐</w:t>
             </w:r>
@@ -2526,7 +2526,7 @@
             </w:pPr>
             <w:r>
               <w:rPr>
-                <w:rFonts w:ascii="MS Gothic" w:eastAsia="MS Gothic" w:hAnsi="MS Gothic" w:hint="eastAsia"/>
+                <w:rFonts w:hint="eastAsia" w:ascii="MS Gothic" w:hAnsi="MS Gothic" w:eastAsia="MS Gothic"/>
               </w:rPr>
               <w:t>☐</w:t>
             </w:r>
@@ -2574,7 +2574,7 @@
             </w:pPr>
             <w:r>
               <w:rPr>
-                <w:rFonts w:ascii="MS Gothic" w:eastAsia="MS Gothic" w:hAnsi="MS Gothic" w:hint="eastAsia"/>
+                <w:rFonts w:hint="eastAsia" w:ascii="MS Gothic" w:hAnsi="MS Gothic" w:eastAsia="MS Gothic"/>
               </w:rPr>
               <w:t>☐</w:t>
             </w:r>
@@ -2617,7 +2617,7 @@
             </w:pPr>
             <w:r>
               <w:rPr>
-                <w:rFonts w:ascii="MS Gothic" w:eastAsia="MS Gothic" w:hAnsi="MS Gothic" w:hint="eastAsia"/>
+                <w:rFonts w:hint="eastAsia" w:ascii="MS Gothic" w:hAnsi="MS Gothic" w:eastAsia="MS Gothic"/>
               </w:rPr>
               <w:t>☐</w:t>
             </w:r>
@@ -2665,7 +2665,7 @@
             </w:pPr>
             <w:r>
               <w:rPr>
-                <w:rFonts w:ascii="MS Gothic" w:eastAsia="MS Gothic" w:hAnsi="MS Gothic" w:hint="eastAsia"/>
+                <w:rFonts w:hint="eastAsia" w:ascii="MS Gothic" w:hAnsi="MS Gothic" w:eastAsia="MS Gothic"/>
               </w:rPr>
               <w:t>☐</w:t>
             </w:r>
@@ -2708,7 +2708,7 @@
             </w:pPr>
             <w:r>
               <w:rPr>
-                <w:rFonts w:ascii="MS Gothic" w:eastAsia="MS Gothic" w:hAnsi="MS Gothic" w:hint="eastAsia"/>
+                <w:rFonts w:hint="eastAsia" w:ascii="MS Gothic" w:hAnsi="MS Gothic" w:eastAsia="MS Gothic"/>
               </w:rPr>
               <w:t>☐</w:t>
             </w:r>
@@ -2756,7 +2756,7 @@
             </w:pPr>
             <w:r>
               <w:rPr>
-                <w:rFonts w:ascii="MS Gothic" w:eastAsia="MS Gothic" w:hAnsi="MS Gothic" w:hint="eastAsia"/>
+                <w:rFonts w:hint="eastAsia" w:ascii="MS Gothic" w:hAnsi="MS Gothic" w:eastAsia="MS Gothic"/>
               </w:rPr>
               <w:t>☐</w:t>
             </w:r>
@@ -2799,7 +2799,7 @@
             </w:pPr>
             <w:r>
               <w:rPr>
-                <w:rFonts w:ascii="MS Gothic" w:eastAsia="MS Gothic" w:hAnsi="MS Gothic" w:hint="eastAsia"/>
+                <w:rFonts w:hint="eastAsia" w:ascii="MS Gothic" w:hAnsi="MS Gothic" w:eastAsia="MS Gothic"/>
               </w:rPr>
               <w:t>☐</w:t>
             </w:r>
@@ -2847,7 +2847,7 @@
             </w:pPr>
             <w:r>
               <w:rPr>
-                <w:rFonts w:ascii="MS Gothic" w:eastAsia="MS Gothic" w:hAnsi="MS Gothic" w:hint="eastAsia"/>
+                <w:rFonts w:hint="eastAsia" w:ascii="MS Gothic" w:hAnsi="MS Gothic" w:eastAsia="MS Gothic"/>
               </w:rPr>
               <w:t>☐</w:t>
             </w:r>
@@ -2890,7 +2890,7 @@
             </w:pPr>
             <w:r>
               <w:rPr>
-                <w:rFonts w:ascii="MS Gothic" w:eastAsia="MS Gothic" w:hAnsi="MS Gothic" w:hint="eastAsia"/>
+                <w:rFonts w:hint="eastAsia" w:ascii="MS Gothic" w:hAnsi="MS Gothic" w:eastAsia="MS Gothic"/>
               </w:rPr>
               <w:t>☐</w:t>
             </w:r>
@@ -2938,7 +2938,7 @@
             </w:pPr>
             <w:r>
               <w:rPr>
-                <w:rFonts w:ascii="MS Gothic" w:eastAsia="MS Gothic" w:hAnsi="MS Gothic" w:hint="eastAsia"/>
+                <w:rFonts w:hint="eastAsia" w:ascii="MS Gothic" w:hAnsi="MS Gothic" w:eastAsia="MS Gothic"/>
               </w:rPr>
               <w:t>☐</w:t>
             </w:r>
@@ -2981,7 +2981,7 @@
             </w:pPr>
             <w:r>
               <w:rPr>
-                <w:rFonts w:ascii="MS Gothic" w:eastAsia="MS Gothic" w:hAnsi="MS Gothic" w:hint="eastAsia"/>
+                <w:rFonts w:hint="eastAsia" w:ascii="MS Gothic" w:hAnsi="MS Gothic" w:eastAsia="MS Gothic"/>
               </w:rPr>
               <w:t>☐</w:t>
             </w:r>
@@ -3029,7 +3029,7 @@
             </w:pPr>
             <w:r>
               <w:rPr>
-                <w:rFonts w:ascii="MS Gothic" w:eastAsia="MS Gothic" w:hAnsi="MS Gothic" w:hint="eastAsia"/>
+                <w:rFonts w:hint="eastAsia" w:ascii="MS Gothic" w:hAnsi="MS Gothic" w:eastAsia="MS Gothic"/>
               </w:rPr>
               <w:t>☐</w:t>
             </w:r>
@@ -3072,7 +3072,7 @@
             </w:pPr>
             <w:r>
               <w:rPr>
-                <w:rFonts w:ascii="MS Gothic" w:eastAsia="MS Gothic" w:hAnsi="MS Gothic" w:hint="eastAsia"/>
+                <w:rFonts w:hint="eastAsia" w:ascii="MS Gothic" w:hAnsi="MS Gothic" w:eastAsia="MS Gothic"/>
               </w:rPr>
               <w:t>☐</w:t>
             </w:r>
@@ -3120,7 +3120,7 @@
             </w:pPr>
             <w:r>
               <w:rPr>
-                <w:rFonts w:ascii="MS Gothic" w:eastAsia="MS Gothic" w:hAnsi="MS Gothic" w:hint="eastAsia"/>
+                <w:rFonts w:hint="eastAsia" w:ascii="MS Gothic" w:hAnsi="MS Gothic" w:eastAsia="MS Gothic"/>
               </w:rPr>
               <w:t>☐</w:t>
             </w:r>
@@ -3163,7 +3163,7 @@
             </w:pPr>
             <w:r>
               <w:rPr>
-                <w:rFonts w:ascii="MS Gothic" w:eastAsia="MS Gothic" w:hAnsi="MS Gothic" w:hint="eastAsia"/>
+                <w:rFonts w:hint="eastAsia" w:ascii="MS Gothic" w:hAnsi="MS Gothic" w:eastAsia="MS Gothic"/>
               </w:rPr>
               <w:t>☐</w:t>
             </w:r>
@@ -3201,7 +3201,7 @@
         <w:pStyle w:val="Heading1"/>
         <w:jc w:val="left"/>
       </w:pPr>
-      <w:bookmarkStart w:id="5" w:name="_9ueqehjs1a7o" w:colFirst="0" w:colLast="0"/>
+      <w:bookmarkStart w:name="_9ueqehjs1a7o" w:colFirst="0" w:colLast="0" w:id="5"/>
       <w:bookmarkEnd w:id="5"/>
     </w:p>
     <w:tbl>
@@ -3209,12 +3209,12 @@
         <w:tblStyle w:val="TableGrid"/>
         <w:tblW w:w="0" w:type="auto"/>
         <w:tblBorders>
-          <w:top w:val="none" w:sz="0" w:space="0" w:color="auto"/>
-          <w:left w:val="none" w:sz="0" w:space="0" w:color="auto"/>
-          <w:bottom w:val="none" w:sz="0" w:space="0" w:color="auto"/>
-          <w:right w:val="none" w:sz="0" w:space="0" w:color="auto"/>
-          <w:insideH w:val="none" w:sz="0" w:space="0" w:color="auto"/>
-          <w:insideV w:val="none" w:sz="0" w:space="0" w:color="auto"/>
+          <w:top w:val="none" w:color="auto" w:sz="0" w:space="0"/>
+          <w:left w:val="none" w:color="auto" w:sz="0" w:space="0"/>
+          <w:bottom w:val="none" w:color="auto" w:sz="0" w:space="0"/>
+          <w:right w:val="none" w:color="auto" w:sz="0" w:space="0"/>
+          <w:insideH w:val="none" w:color="auto" w:sz="0" w:space="0"/>
+          <w:insideV w:val="none" w:color="auto" w:sz="0" w:space="0"/>
         </w:tblBorders>
         <w:shd w:val="clear" w:color="auto" w:fill="EAEFF0" w:themeFill="accent5" w:themeFillTint="33"/>
         <w:tblLook w:val="04A0" w:firstRow="1" w:lastRow="0" w:firstColumn="1" w:lastColumn="0" w:noHBand="0" w:noVBand="1"/>
@@ -3264,12 +3264,12 @@
         <w:tblStyle w:val="TableGrid"/>
         <w:tblW w:w="0" w:type="auto"/>
         <w:tblBorders>
-          <w:top w:val="none" w:sz="0" w:space="0" w:color="auto"/>
-          <w:left w:val="none" w:sz="0" w:space="0" w:color="auto"/>
-          <w:bottom w:val="none" w:sz="0" w:space="0" w:color="auto"/>
-          <w:right w:val="none" w:sz="0" w:space="0" w:color="auto"/>
-          <w:insideH w:val="none" w:sz="0" w:space="0" w:color="auto"/>
-          <w:insideV w:val="none" w:sz="0" w:space="0" w:color="auto"/>
+          <w:top w:val="none" w:color="auto" w:sz="0" w:space="0"/>
+          <w:left w:val="none" w:color="auto" w:sz="0" w:space="0"/>
+          <w:bottom w:val="none" w:color="auto" w:sz="0" w:space="0"/>
+          <w:right w:val="none" w:color="auto" w:sz="0" w:space="0"/>
+          <w:insideH w:val="none" w:color="auto" w:sz="0" w:space="0"/>
+          <w:insideV w:val="none" w:color="auto" w:sz="0" w:space="0"/>
         </w:tblBorders>
         <w:tblLook w:val="04A0" w:firstRow="1" w:lastRow="0" w:firstColumn="1" w:lastColumn="0" w:noHBand="0" w:noVBand="1"/>
       </w:tblPr>
@@ -3290,7 +3290,7 @@
           <w:p>
             <w:r>
               <w:rPr>
-                <w:rFonts w:ascii="MS Gothic" w:eastAsia="MS Gothic" w:hAnsi="MS Gothic" w:hint="eastAsia"/>
+                <w:rFonts w:hint="eastAsia" w:ascii="MS Gothic" w:hAnsi="MS Gothic" w:eastAsia="MS Gothic"/>
               </w:rPr>
               <w:t>☐</w:t>
             </w:r>
@@ -3328,7 +3328,7 @@
           <w:p>
             <w:r>
               <w:rPr>
-                <w:rFonts w:ascii="MS Gothic" w:eastAsia="MS Gothic" w:hAnsi="MS Gothic" w:hint="eastAsia"/>
+                <w:rFonts w:hint="eastAsia" w:ascii="MS Gothic" w:hAnsi="MS Gothic" w:eastAsia="MS Gothic"/>
               </w:rPr>
               <w:t>☐</w:t>
             </w:r>
@@ -3371,7 +3371,7 @@
           <w:p>
             <w:r>
               <w:rPr>
-                <w:rFonts w:ascii="MS Gothic" w:eastAsia="MS Gothic" w:hAnsi="MS Gothic" w:hint="eastAsia"/>
+                <w:rFonts w:hint="eastAsia" w:ascii="MS Gothic" w:hAnsi="MS Gothic" w:eastAsia="MS Gothic"/>
               </w:rPr>
               <w:t>☐</w:t>
             </w:r>
@@ -3409,7 +3409,7 @@
           <w:p>
             <w:r>
               <w:rPr>
-                <w:rFonts w:ascii="MS Gothic" w:eastAsia="MS Gothic" w:hAnsi="MS Gothic" w:hint="eastAsia"/>
+                <w:rFonts w:hint="eastAsia" w:ascii="MS Gothic" w:hAnsi="MS Gothic" w:eastAsia="MS Gothic"/>
               </w:rPr>
               <w:t>☐</w:t>
             </w:r>
@@ -3452,7 +3452,7 @@
           <w:p>
             <w:r>
               <w:rPr>
-                <w:rFonts w:ascii="MS Gothic" w:eastAsia="MS Gothic" w:hAnsi="MS Gothic" w:hint="eastAsia"/>
+                <w:rFonts w:hint="eastAsia" w:ascii="MS Gothic" w:hAnsi="MS Gothic" w:eastAsia="MS Gothic"/>
               </w:rPr>
               <w:t>☐</w:t>
             </w:r>
@@ -3490,7 +3490,7 @@
           <w:p>
             <w:r>
               <w:rPr>
-                <w:rFonts w:ascii="MS Gothic" w:eastAsia="MS Gothic" w:hAnsi="MS Gothic" w:hint="eastAsia"/>
+                <w:rFonts w:hint="eastAsia" w:ascii="MS Gothic" w:hAnsi="MS Gothic" w:eastAsia="MS Gothic"/>
               </w:rPr>
               <w:t>☐</w:t>
             </w:r>
@@ -3538,7 +3538,7 @@
             </w:pPr>
             <w:r>
               <w:rPr>
-                <w:rFonts w:ascii="MS Gothic" w:eastAsia="MS Gothic" w:hAnsi="MS Gothic" w:hint="eastAsia"/>
+                <w:rFonts w:hint="eastAsia" w:ascii="MS Gothic" w:hAnsi="MS Gothic" w:eastAsia="MS Gothic"/>
               </w:rPr>
               <w:t>☐</w:t>
             </w:r>
@@ -3581,7 +3581,7 @@
             </w:pPr>
             <w:r>
               <w:rPr>
-                <w:rFonts w:ascii="MS Gothic" w:eastAsia="MS Gothic" w:hAnsi="MS Gothic" w:hint="eastAsia"/>
+                <w:rFonts w:hint="eastAsia" w:ascii="MS Gothic" w:hAnsi="MS Gothic" w:eastAsia="MS Gothic"/>
               </w:rPr>
               <w:t>☐</w:t>
             </w:r>
@@ -3620,12 +3620,12 @@
         <w:tblStyle w:val="TableGrid"/>
         <w:tblW w:w="0" w:type="auto"/>
         <w:tblBorders>
-          <w:top w:val="none" w:sz="0" w:space="0" w:color="auto"/>
-          <w:left w:val="none" w:sz="0" w:space="0" w:color="auto"/>
-          <w:bottom w:val="none" w:sz="0" w:space="0" w:color="auto"/>
-          <w:right w:val="none" w:sz="0" w:space="0" w:color="auto"/>
-          <w:insideH w:val="none" w:sz="0" w:space="0" w:color="auto"/>
-          <w:insideV w:val="none" w:sz="0" w:space="0" w:color="auto"/>
+          <w:top w:val="none" w:color="auto" w:sz="0" w:space="0"/>
+          <w:left w:val="none" w:color="auto" w:sz="0" w:space="0"/>
+          <w:bottom w:val="none" w:color="auto" w:sz="0" w:space="0"/>
+          <w:right w:val="none" w:color="auto" w:sz="0" w:space="0"/>
+          <w:insideH w:val="none" w:color="auto" w:sz="0" w:space="0"/>
+          <w:insideV w:val="none" w:color="auto" w:sz="0" w:space="0"/>
         </w:tblBorders>
         <w:tblLook w:val="04A0" w:firstRow="1" w:lastRow="0" w:firstColumn="1" w:lastColumn="0" w:noHBand="0" w:noVBand="1"/>
       </w:tblPr>
@@ -3644,7 +3644,7 @@
             <w:tcW w:w="9350" w:type="dxa"/>
             <w:gridSpan w:val="4"/>
             <w:tcBorders>
-              <w:top w:val="single" w:sz="4" w:space="0" w:color="E29FB0"/>
+              <w:top w:val="single" w:color="E29FB0" w:sz="4" w:space="0"/>
             </w:tcBorders>
           </w:tcPr>
           <w:p>
@@ -3683,7 +3683,7 @@
           <w:p>
             <w:r>
               <w:rPr>
-                <w:rFonts w:ascii="MS Gothic" w:eastAsia="MS Gothic" w:hAnsi="MS Gothic" w:hint="eastAsia"/>
+                <w:rFonts w:hint="eastAsia" w:ascii="MS Gothic" w:hAnsi="MS Gothic" w:eastAsia="MS Gothic"/>
               </w:rPr>
               <w:t>☐</w:t>
             </w:r>
@@ -3721,7 +3721,7 @@
           <w:p>
             <w:r>
               <w:rPr>
-                <w:rFonts w:ascii="MS Gothic" w:eastAsia="MS Gothic" w:hAnsi="MS Gothic" w:hint="eastAsia"/>
+                <w:rFonts w:hint="eastAsia" w:ascii="MS Gothic" w:hAnsi="MS Gothic" w:eastAsia="MS Gothic"/>
               </w:rPr>
               <w:t>☐</w:t>
             </w:r>
@@ -3764,7 +3764,7 @@
           <w:p>
             <w:r>
               <w:rPr>
-                <w:rFonts w:ascii="MS Gothic" w:eastAsia="MS Gothic" w:hAnsi="MS Gothic" w:hint="eastAsia"/>
+                <w:rFonts w:hint="eastAsia" w:ascii="MS Gothic" w:hAnsi="MS Gothic" w:eastAsia="MS Gothic"/>
               </w:rPr>
               <w:t>☐</w:t>
             </w:r>
@@ -3802,7 +3802,7 @@
           <w:p>
             <w:r>
               <w:rPr>
-                <w:rFonts w:ascii="MS Gothic" w:eastAsia="MS Gothic" w:hAnsi="MS Gothic" w:hint="eastAsia"/>
+                <w:rFonts w:hint="eastAsia" w:ascii="MS Gothic" w:hAnsi="MS Gothic" w:eastAsia="MS Gothic"/>
               </w:rPr>
               <w:t>☐</w:t>
             </w:r>
@@ -3845,7 +3845,7 @@
           <w:p>
             <w:r>
               <w:rPr>
-                <w:rFonts w:ascii="MS Gothic" w:eastAsia="MS Gothic" w:hAnsi="MS Gothic" w:hint="eastAsia"/>
+                <w:rFonts w:hint="eastAsia" w:ascii="MS Gothic" w:hAnsi="MS Gothic" w:eastAsia="MS Gothic"/>
               </w:rPr>
               <w:t>☐</w:t>
             </w:r>
@@ -3883,7 +3883,7 @@
           <w:p>
             <w:r>
               <w:rPr>
-                <w:rFonts w:ascii="MS Gothic" w:eastAsia="MS Gothic" w:hAnsi="MS Gothic" w:hint="eastAsia"/>
+                <w:rFonts w:hint="eastAsia" w:ascii="MS Gothic" w:hAnsi="MS Gothic" w:eastAsia="MS Gothic"/>
               </w:rPr>
               <w:t>☐</w:t>
             </w:r>
@@ -3932,12 +3932,12 @@
         <w:tblStyle w:val="TableGrid"/>
         <w:tblW w:w="0" w:type="auto"/>
         <w:tblBorders>
-          <w:top w:val="none" w:sz="0" w:space="0" w:color="auto"/>
-          <w:left w:val="none" w:sz="0" w:space="0" w:color="auto"/>
-          <w:bottom w:val="none" w:sz="0" w:space="0" w:color="auto"/>
-          <w:right w:val="none" w:sz="0" w:space="0" w:color="auto"/>
-          <w:insideH w:val="none" w:sz="0" w:space="0" w:color="auto"/>
-          <w:insideV w:val="none" w:sz="0" w:space="0" w:color="auto"/>
+          <w:top w:val="none" w:color="auto" w:sz="0" w:space="0"/>
+          <w:left w:val="none" w:color="auto" w:sz="0" w:space="0"/>
+          <w:bottom w:val="none" w:color="auto" w:sz="0" w:space="0"/>
+          <w:right w:val="none" w:color="auto" w:sz="0" w:space="0"/>
+          <w:insideH w:val="none" w:color="auto" w:sz="0" w:space="0"/>
+          <w:insideV w:val="none" w:color="auto" w:sz="0" w:space="0"/>
         </w:tblBorders>
         <w:tblLook w:val="04A0" w:firstRow="1" w:lastRow="0" w:firstColumn="1" w:lastColumn="0" w:noHBand="0" w:noVBand="1"/>
       </w:tblPr>
@@ -3963,7 +3963,7 @@
             </w:pPr>
             <w:r>
               <w:rPr>
-                <w:rFonts w:ascii="MS Gothic" w:eastAsia="MS Gothic" w:hAnsi="MS Gothic" w:hint="eastAsia"/>
+                <w:rFonts w:hint="eastAsia" w:ascii="MS Gothic" w:hAnsi="MS Gothic" w:eastAsia="MS Gothic"/>
               </w:rPr>
               <w:t>☐</w:t>
             </w:r>
@@ -4006,7 +4006,7 @@
             </w:pPr>
             <w:r>
               <w:rPr>
-                <w:rFonts w:ascii="MS Gothic" w:eastAsia="MS Gothic" w:hAnsi="MS Gothic" w:hint="eastAsia"/>
+                <w:rFonts w:hint="eastAsia" w:ascii="MS Gothic" w:hAnsi="MS Gothic" w:eastAsia="MS Gothic"/>
               </w:rPr>
               <w:t>☐</w:t>
             </w:r>
@@ -4054,7 +4054,7 @@
             </w:pPr>
             <w:r>
               <w:rPr>
-                <w:rFonts w:ascii="MS Gothic" w:eastAsia="MS Gothic" w:hAnsi="MS Gothic" w:hint="eastAsia"/>
+                <w:rFonts w:hint="eastAsia" w:ascii="MS Gothic" w:hAnsi="MS Gothic" w:eastAsia="MS Gothic"/>
               </w:rPr>
               <w:t>☐</w:t>
             </w:r>
@@ -4097,7 +4097,7 @@
             </w:pPr>
             <w:r>
               <w:rPr>
-                <w:rFonts w:ascii="MS Gothic" w:eastAsia="MS Gothic" w:hAnsi="MS Gothic" w:hint="eastAsia"/>
+                <w:rFonts w:hint="eastAsia" w:ascii="MS Gothic" w:hAnsi="MS Gothic" w:eastAsia="MS Gothic"/>
               </w:rPr>
               <w:t>☐</w:t>
             </w:r>
@@ -4145,7 +4145,7 @@
             </w:pPr>
             <w:r>
               <w:rPr>
-                <w:rFonts w:ascii="MS Gothic" w:eastAsia="MS Gothic" w:hAnsi="MS Gothic" w:hint="eastAsia"/>
+                <w:rFonts w:hint="eastAsia" w:ascii="MS Gothic" w:hAnsi="MS Gothic" w:eastAsia="MS Gothic"/>
               </w:rPr>
               <w:t>☐</w:t>
             </w:r>
@@ -4188,7 +4188,7 @@
             </w:pPr>
             <w:r>
               <w:rPr>
-                <w:rFonts w:ascii="MS Gothic" w:eastAsia="MS Gothic" w:hAnsi="MS Gothic" w:hint="eastAsia"/>
+                <w:rFonts w:hint="eastAsia" w:ascii="MS Gothic" w:hAnsi="MS Gothic" w:eastAsia="MS Gothic"/>
               </w:rPr>
               <w:t>☐</w:t>
             </w:r>
@@ -4236,7 +4236,7 @@
             </w:pPr>
             <w:r>
               <w:rPr>
-                <w:rFonts w:ascii="MS Gothic" w:eastAsia="MS Gothic" w:hAnsi="MS Gothic" w:hint="eastAsia"/>
+                <w:rFonts w:hint="eastAsia" w:ascii="MS Gothic" w:hAnsi="MS Gothic" w:eastAsia="MS Gothic"/>
               </w:rPr>
               <w:t>☐</w:t>
             </w:r>
@@ -4279,7 +4279,7 @@
             </w:pPr>
             <w:r>
               <w:rPr>
-                <w:rFonts w:ascii="MS Gothic" w:eastAsia="MS Gothic" w:hAnsi="MS Gothic" w:hint="eastAsia"/>
+                <w:rFonts w:hint="eastAsia" w:ascii="MS Gothic" w:hAnsi="MS Gothic" w:eastAsia="MS Gothic"/>
               </w:rPr>
               <w:t>☐</w:t>
             </w:r>
@@ -4327,7 +4327,7 @@
             </w:pPr>
             <w:r>
               <w:rPr>
-                <w:rFonts w:ascii="MS Gothic" w:eastAsia="MS Gothic" w:hAnsi="MS Gothic" w:hint="eastAsia"/>
+                <w:rFonts w:hint="eastAsia" w:ascii="MS Gothic" w:hAnsi="MS Gothic" w:eastAsia="MS Gothic"/>
               </w:rPr>
               <w:t>☐</w:t>
             </w:r>
@@ -4370,7 +4370,7 @@
             </w:pPr>
             <w:r>
               <w:rPr>
-                <w:rFonts w:ascii="MS Gothic" w:eastAsia="MS Gothic" w:hAnsi="MS Gothic" w:hint="eastAsia"/>
+                <w:rFonts w:hint="eastAsia" w:ascii="MS Gothic" w:hAnsi="MS Gothic" w:eastAsia="MS Gothic"/>
               </w:rPr>
               <w:t>☐</w:t>
             </w:r>
@@ -4418,7 +4418,7 @@
             </w:pPr>
             <w:r>
               <w:rPr>
-                <w:rFonts w:ascii="MS Gothic" w:eastAsia="MS Gothic" w:hAnsi="MS Gothic" w:hint="eastAsia"/>
+                <w:rFonts w:hint="eastAsia" w:ascii="MS Gothic" w:hAnsi="MS Gothic" w:eastAsia="MS Gothic"/>
               </w:rPr>
               <w:t>☐</w:t>
             </w:r>
@@ -4461,7 +4461,7 @@
             </w:pPr>
             <w:r>
               <w:rPr>
-                <w:rFonts w:ascii="MS Gothic" w:eastAsia="MS Gothic" w:hAnsi="MS Gothic" w:hint="eastAsia"/>
+                <w:rFonts w:hint="eastAsia" w:ascii="MS Gothic" w:hAnsi="MS Gothic" w:eastAsia="MS Gothic"/>
               </w:rPr>
               <w:t>☐</w:t>
             </w:r>
@@ -4509,7 +4509,7 @@
             </w:pPr>
             <w:r>
               <w:rPr>
-                <w:rFonts w:ascii="MS Gothic" w:eastAsia="MS Gothic" w:hAnsi="MS Gothic" w:hint="eastAsia"/>
+                <w:rFonts w:hint="eastAsia" w:ascii="MS Gothic" w:hAnsi="MS Gothic" w:eastAsia="MS Gothic"/>
               </w:rPr>
               <w:t>☐</w:t>
             </w:r>
@@ -4552,7 +4552,7 @@
             </w:pPr>
             <w:r>
               <w:rPr>
-                <w:rFonts w:ascii="MS Gothic" w:eastAsia="MS Gothic" w:hAnsi="MS Gothic" w:hint="eastAsia"/>
+                <w:rFonts w:hint="eastAsia" w:ascii="MS Gothic" w:hAnsi="MS Gothic" w:eastAsia="MS Gothic"/>
               </w:rPr>
               <w:t>☐</w:t>
             </w:r>
@@ -4591,12 +4591,12 @@
         <w:tblStyle w:val="TableGrid"/>
         <w:tblW w:w="0" w:type="auto"/>
         <w:tblBorders>
-          <w:top w:val="none" w:sz="0" w:space="0" w:color="auto"/>
-          <w:left w:val="none" w:sz="0" w:space="0" w:color="auto"/>
-          <w:bottom w:val="none" w:sz="0" w:space="0" w:color="auto"/>
-          <w:right w:val="none" w:sz="0" w:space="0" w:color="auto"/>
-          <w:insideH w:val="none" w:sz="0" w:space="0" w:color="auto"/>
-          <w:insideV w:val="none" w:sz="0" w:space="0" w:color="auto"/>
+          <w:top w:val="none" w:color="auto" w:sz="0" w:space="0"/>
+          <w:left w:val="none" w:color="auto" w:sz="0" w:space="0"/>
+          <w:bottom w:val="none" w:color="auto" w:sz="0" w:space="0"/>
+          <w:right w:val="none" w:color="auto" w:sz="0" w:space="0"/>
+          <w:insideH w:val="none" w:color="auto" w:sz="0" w:space="0"/>
+          <w:insideV w:val="none" w:color="auto" w:sz="0" w:space="0"/>
         </w:tblBorders>
         <w:tblLook w:val="04A0" w:firstRow="1" w:lastRow="0" w:firstColumn="1" w:lastColumn="0" w:noHBand="0" w:noVBand="1"/>
       </w:tblPr>
@@ -4615,7 +4615,7 @@
             <w:tcW w:w="9350" w:type="dxa"/>
             <w:gridSpan w:val="4"/>
             <w:tcBorders>
-              <w:top w:val="single" w:sz="4" w:space="0" w:color="E29FB0" w:themeColor="accent2"/>
+              <w:top w:val="single" w:color="E29FB0" w:themeColor="accent2" w:sz="4" w:space="0"/>
             </w:tcBorders>
           </w:tcPr>
           <w:p>
@@ -4654,7 +4654,7 @@
           <w:p>
             <w:r>
               <w:rPr>
-                <w:rFonts w:ascii="MS Gothic" w:eastAsia="MS Gothic" w:hAnsi="MS Gothic" w:hint="eastAsia"/>
+                <w:rFonts w:hint="eastAsia" w:ascii="MS Gothic" w:hAnsi="MS Gothic" w:eastAsia="MS Gothic"/>
               </w:rPr>
               <w:t>☐</w:t>
             </w:r>
@@ -4692,7 +4692,7 @@
           <w:p>
             <w:r>
               <w:rPr>
-                <w:rFonts w:ascii="MS Gothic" w:eastAsia="MS Gothic" w:hAnsi="MS Gothic" w:hint="eastAsia"/>
+                <w:rFonts w:hint="eastAsia" w:ascii="MS Gothic" w:hAnsi="MS Gothic" w:eastAsia="MS Gothic"/>
               </w:rPr>
               <w:t>☐</w:t>
             </w:r>
@@ -4735,7 +4735,7 @@
           <w:p>
             <w:r>
               <w:rPr>
-                <w:rFonts w:ascii="MS Gothic" w:eastAsia="MS Gothic" w:hAnsi="MS Gothic" w:hint="eastAsia"/>
+                <w:rFonts w:hint="eastAsia" w:ascii="MS Gothic" w:hAnsi="MS Gothic" w:eastAsia="MS Gothic"/>
               </w:rPr>
               <w:t>☐</w:t>
             </w:r>
@@ -4773,7 +4773,7 @@
           <w:p>
             <w:r>
               <w:rPr>
-                <w:rFonts w:ascii="MS Gothic" w:eastAsia="MS Gothic" w:hAnsi="MS Gothic" w:hint="eastAsia"/>
+                <w:rFonts w:hint="eastAsia" w:ascii="MS Gothic" w:hAnsi="MS Gothic" w:eastAsia="MS Gothic"/>
               </w:rPr>
               <w:t>☐</w:t>
             </w:r>
@@ -4816,7 +4816,7 @@
           <w:p>
             <w:r>
               <w:rPr>
-                <w:rFonts w:ascii="MS Gothic" w:eastAsia="MS Gothic" w:hAnsi="MS Gothic" w:hint="eastAsia"/>
+                <w:rFonts w:hint="eastAsia" w:ascii="MS Gothic" w:hAnsi="MS Gothic" w:eastAsia="MS Gothic"/>
               </w:rPr>
               <w:t>☐</w:t>
             </w:r>
@@ -4854,7 +4854,7 @@
           <w:p>
             <w:r>
               <w:rPr>
-                <w:rFonts w:ascii="MS Gothic" w:eastAsia="MS Gothic" w:hAnsi="MS Gothic" w:hint="eastAsia"/>
+                <w:rFonts w:hint="eastAsia" w:ascii="MS Gothic" w:hAnsi="MS Gothic" w:eastAsia="MS Gothic"/>
               </w:rPr>
               <w:t>☐</w:t>
             </w:r>
@@ -4902,7 +4902,7 @@
             </w:pPr>
             <w:r>
               <w:rPr>
-                <w:rFonts w:ascii="MS Gothic" w:eastAsia="MS Gothic" w:hAnsi="MS Gothic" w:hint="eastAsia"/>
+                <w:rFonts w:hint="eastAsia" w:ascii="MS Gothic" w:hAnsi="MS Gothic" w:eastAsia="MS Gothic"/>
               </w:rPr>
               <w:t>☐</w:t>
             </w:r>
@@ -4945,7 +4945,7 @@
             </w:pPr>
             <w:r>
               <w:rPr>
-                <w:rFonts w:ascii="MS Gothic" w:eastAsia="MS Gothic" w:hAnsi="MS Gothic" w:hint="eastAsia"/>
+                <w:rFonts w:hint="eastAsia" w:ascii="MS Gothic" w:hAnsi="MS Gothic" w:eastAsia="MS Gothic"/>
               </w:rPr>
               <w:t>☐</w:t>
             </w:r>
@@ -4993,7 +4993,7 @@
             </w:pPr>
             <w:r>
               <w:rPr>
-                <w:rFonts w:ascii="MS Gothic" w:eastAsia="MS Gothic" w:hAnsi="MS Gothic" w:hint="eastAsia"/>
+                <w:rFonts w:hint="eastAsia" w:ascii="MS Gothic" w:hAnsi="MS Gothic" w:eastAsia="MS Gothic"/>
               </w:rPr>
               <w:t>☐</w:t>
             </w:r>
@@ -5036,7 +5036,7 @@
             </w:pPr>
             <w:r>
               <w:rPr>
-                <w:rFonts w:ascii="MS Gothic" w:eastAsia="MS Gothic" w:hAnsi="MS Gothic" w:hint="eastAsia"/>
+                <w:rFonts w:hint="eastAsia" w:ascii="MS Gothic" w:hAnsi="MS Gothic" w:eastAsia="MS Gothic"/>
               </w:rPr>
               <w:t>☐</w:t>
             </w:r>
@@ -5084,7 +5084,7 @@
             </w:pPr>
             <w:r>
               <w:rPr>
-                <w:rFonts w:ascii="MS Gothic" w:eastAsia="MS Gothic" w:hAnsi="MS Gothic" w:hint="eastAsia"/>
+                <w:rFonts w:hint="eastAsia" w:ascii="MS Gothic" w:hAnsi="MS Gothic" w:eastAsia="MS Gothic"/>
               </w:rPr>
               <w:t>☐</w:t>
             </w:r>
@@ -5127,7 +5127,7 @@
             </w:pPr>
             <w:r>
               <w:rPr>
-                <w:rFonts w:ascii="MS Gothic" w:eastAsia="MS Gothic" w:hAnsi="MS Gothic" w:hint="eastAsia"/>
+                <w:rFonts w:hint="eastAsia" w:ascii="MS Gothic" w:hAnsi="MS Gothic" w:eastAsia="MS Gothic"/>
               </w:rPr>
               <w:t>☐</w:t>
             </w:r>
@@ -5166,12 +5166,12 @@
         <w:tblStyle w:val="TableGrid"/>
         <w:tblW w:w="0" w:type="auto"/>
         <w:tblBorders>
-          <w:top w:val="none" w:sz="0" w:space="0" w:color="auto"/>
-          <w:left w:val="none" w:sz="0" w:space="0" w:color="auto"/>
-          <w:bottom w:val="none" w:sz="0" w:space="0" w:color="auto"/>
-          <w:right w:val="none" w:sz="0" w:space="0" w:color="auto"/>
-          <w:insideH w:val="none" w:sz="0" w:space="0" w:color="auto"/>
-          <w:insideV w:val="none" w:sz="0" w:space="0" w:color="auto"/>
+          <w:top w:val="none" w:color="auto" w:sz="0" w:space="0"/>
+          <w:left w:val="none" w:color="auto" w:sz="0" w:space="0"/>
+          <w:bottom w:val="none" w:color="auto" w:sz="0" w:space="0"/>
+          <w:right w:val="none" w:color="auto" w:sz="0" w:space="0"/>
+          <w:insideH w:val="none" w:color="auto" w:sz="0" w:space="0"/>
+          <w:insideV w:val="none" w:color="auto" w:sz="0" w:space="0"/>
         </w:tblBorders>
         <w:shd w:val="clear" w:color="auto" w:fill="EAEFF0" w:themeFill="accent5" w:themeFillTint="33"/>
         <w:tblLook w:val="04A0" w:firstRow="1" w:lastRow="0" w:firstColumn="1" w:lastColumn="0" w:noHBand="0" w:noVBand="1"/>
@@ -5218,12 +5218,12 @@
         <w:tblStyle w:val="TableGrid"/>
         <w:tblW w:w="0" w:type="auto"/>
         <w:tblBorders>
-          <w:top w:val="none" w:sz="0" w:space="0" w:color="auto"/>
-          <w:left w:val="none" w:sz="0" w:space="0" w:color="auto"/>
-          <w:bottom w:val="none" w:sz="0" w:space="0" w:color="auto"/>
-          <w:right w:val="none" w:sz="0" w:space="0" w:color="auto"/>
-          <w:insideH w:val="none" w:sz="0" w:space="0" w:color="auto"/>
-          <w:insideV w:val="none" w:sz="0" w:space="0" w:color="auto"/>
+          <w:top w:val="none" w:color="auto" w:sz="0" w:space="0"/>
+          <w:left w:val="none" w:color="auto" w:sz="0" w:space="0"/>
+          <w:bottom w:val="none" w:color="auto" w:sz="0" w:space="0"/>
+          <w:right w:val="none" w:color="auto" w:sz="0" w:space="0"/>
+          <w:insideH w:val="none" w:color="auto" w:sz="0" w:space="0"/>
+          <w:insideV w:val="none" w:color="auto" w:sz="0" w:space="0"/>
         </w:tblBorders>
         <w:tblLook w:val="04A0" w:firstRow="1" w:lastRow="0" w:firstColumn="1" w:lastColumn="0" w:noHBand="0" w:noVBand="1"/>
       </w:tblPr>
@@ -5244,7 +5244,7 @@
           <w:p>
             <w:r>
               <w:rPr>
-                <w:rFonts w:ascii="MS Gothic" w:eastAsia="MS Gothic" w:hAnsi="MS Gothic" w:hint="eastAsia"/>
+                <w:rFonts w:hint="eastAsia" w:ascii="MS Gothic" w:hAnsi="MS Gothic" w:eastAsia="MS Gothic"/>
               </w:rPr>
               <w:t>☐</w:t>
             </w:r>
@@ -5282,7 +5282,7 @@
           <w:p>
             <w:r>
               <w:rPr>
-                <w:rFonts w:ascii="MS Gothic" w:eastAsia="MS Gothic" w:hAnsi="MS Gothic" w:hint="eastAsia"/>
+                <w:rFonts w:hint="eastAsia" w:ascii="MS Gothic" w:hAnsi="MS Gothic" w:eastAsia="MS Gothic"/>
               </w:rPr>
               <w:t>☐</w:t>
             </w:r>
@@ -5325,7 +5325,7 @@
           <w:p>
             <w:r>
               <w:rPr>
-                <w:rFonts w:ascii="MS Gothic" w:eastAsia="MS Gothic" w:hAnsi="MS Gothic" w:hint="eastAsia"/>
+                <w:rFonts w:hint="eastAsia" w:ascii="MS Gothic" w:hAnsi="MS Gothic" w:eastAsia="MS Gothic"/>
               </w:rPr>
               <w:t>☐</w:t>
             </w:r>
@@ -5363,7 +5363,7 @@
           <w:p>
             <w:r>
               <w:rPr>
-                <w:rFonts w:ascii="MS Gothic" w:eastAsia="MS Gothic" w:hAnsi="MS Gothic" w:hint="eastAsia"/>
+                <w:rFonts w:hint="eastAsia" w:ascii="MS Gothic" w:hAnsi="MS Gothic" w:eastAsia="MS Gothic"/>
               </w:rPr>
               <w:t>☐</w:t>
             </w:r>
@@ -5412,12 +5412,12 @@
         <w:tblStyle w:val="TableGrid"/>
         <w:tblW w:w="0" w:type="auto"/>
         <w:tblBorders>
-          <w:top w:val="none" w:sz="0" w:space="0" w:color="auto"/>
-          <w:left w:val="none" w:sz="0" w:space="0" w:color="auto"/>
-          <w:bottom w:val="none" w:sz="0" w:space="0" w:color="auto"/>
-          <w:right w:val="none" w:sz="0" w:space="0" w:color="auto"/>
-          <w:insideH w:val="none" w:sz="0" w:space="0" w:color="auto"/>
-          <w:insideV w:val="none" w:sz="0" w:space="0" w:color="auto"/>
+          <w:top w:val="none" w:color="auto" w:sz="0" w:space="0"/>
+          <w:left w:val="none" w:color="auto" w:sz="0" w:space="0"/>
+          <w:bottom w:val="none" w:color="auto" w:sz="0" w:space="0"/>
+          <w:right w:val="none" w:color="auto" w:sz="0" w:space="0"/>
+          <w:insideH w:val="none" w:color="auto" w:sz="0" w:space="0"/>
+          <w:insideV w:val="none" w:color="auto" w:sz="0" w:space="0"/>
         </w:tblBorders>
         <w:tblLook w:val="04A0" w:firstRow="1" w:lastRow="0" w:firstColumn="1" w:lastColumn="0" w:noHBand="0" w:noVBand="1"/>
       </w:tblPr>
@@ -5438,7 +5438,7 @@
           <w:p>
             <w:r>
               <w:rPr>
-                <w:rFonts w:ascii="MS Gothic" w:eastAsia="MS Gothic" w:hAnsi="MS Gothic" w:hint="eastAsia"/>
+                <w:rFonts w:hint="eastAsia" w:ascii="MS Gothic" w:hAnsi="MS Gothic" w:eastAsia="MS Gothic"/>
               </w:rPr>
               <w:t>☐</w:t>
             </w:r>
@@ -5476,7 +5476,7 @@
           <w:p>
             <w:r>
               <w:rPr>
-                <w:rFonts w:ascii="MS Gothic" w:eastAsia="MS Gothic" w:hAnsi="MS Gothic" w:hint="eastAsia"/>
+                <w:rFonts w:hint="eastAsia" w:ascii="MS Gothic" w:hAnsi="MS Gothic" w:eastAsia="MS Gothic"/>
               </w:rPr>
               <w:t>☐</w:t>
             </w:r>
@@ -5524,7 +5524,7 @@
             </w:pPr>
             <w:r>
               <w:rPr>
-                <w:rFonts w:ascii="MS Gothic" w:eastAsia="MS Gothic" w:hAnsi="MS Gothic" w:hint="eastAsia"/>
+                <w:rFonts w:hint="eastAsia" w:ascii="MS Gothic" w:hAnsi="MS Gothic" w:eastAsia="MS Gothic"/>
               </w:rPr>
               <w:t>☐</w:t>
             </w:r>
@@ -5567,7 +5567,7 @@
             </w:pPr>
             <w:r>
               <w:rPr>
-                <w:rFonts w:ascii="MS Gothic" w:eastAsia="MS Gothic" w:hAnsi="MS Gothic" w:hint="eastAsia"/>
+                <w:rFonts w:hint="eastAsia" w:ascii="MS Gothic" w:hAnsi="MS Gothic" w:eastAsia="MS Gothic"/>
               </w:rPr>
               <w:t>☐</w:t>
             </w:r>
@@ -5615,7 +5615,7 @@
             </w:pPr>
             <w:r>
               <w:rPr>
-                <w:rFonts w:ascii="MS Gothic" w:eastAsia="MS Gothic" w:hAnsi="MS Gothic" w:hint="eastAsia"/>
+                <w:rFonts w:hint="eastAsia" w:ascii="MS Gothic" w:hAnsi="MS Gothic" w:eastAsia="MS Gothic"/>
               </w:rPr>
               <w:t>☐</w:t>
             </w:r>
@@ -5658,7 +5658,7 @@
             </w:pPr>
             <w:r>
               <w:rPr>
-                <w:rFonts w:ascii="MS Gothic" w:eastAsia="MS Gothic" w:hAnsi="MS Gothic" w:hint="eastAsia"/>
+                <w:rFonts w:hint="eastAsia" w:ascii="MS Gothic" w:hAnsi="MS Gothic" w:eastAsia="MS Gothic"/>
               </w:rPr>
               <w:t>☐</w:t>
             </w:r>
@@ -5706,7 +5706,7 @@
             </w:pPr>
             <w:r>
               <w:rPr>
-                <w:rFonts w:ascii="MS Gothic" w:eastAsia="MS Gothic" w:hAnsi="MS Gothic" w:hint="eastAsia"/>
+                <w:rFonts w:hint="eastAsia" w:ascii="MS Gothic" w:hAnsi="MS Gothic" w:eastAsia="MS Gothic"/>
               </w:rPr>
               <w:t>☐</w:t>
             </w:r>
@@ -5749,7 +5749,7 @@
             </w:pPr>
             <w:r>
               <w:rPr>
-                <w:rFonts w:ascii="MS Gothic" w:eastAsia="MS Gothic" w:hAnsi="MS Gothic" w:hint="eastAsia"/>
+                <w:rFonts w:hint="eastAsia" w:ascii="MS Gothic" w:hAnsi="MS Gothic" w:eastAsia="MS Gothic"/>
               </w:rPr>
               <w:t>☐</w:t>
             </w:r>
@@ -5797,7 +5797,7 @@
             </w:pPr>
             <w:r>
               <w:rPr>
-                <w:rFonts w:ascii="MS Gothic" w:eastAsia="MS Gothic" w:hAnsi="MS Gothic" w:hint="eastAsia"/>
+                <w:rFonts w:hint="eastAsia" w:ascii="MS Gothic" w:hAnsi="MS Gothic" w:eastAsia="MS Gothic"/>
               </w:rPr>
               <w:t>☐</w:t>
             </w:r>
@@ -5835,12 +5835,12 @@
           <w:p>
             <w:pPr>
               <w:rPr>
-                <w:rFonts w:ascii="MS Gothic" w:eastAsia="MS Gothic" w:hAnsi="MS Gothic"/>
+                <w:rFonts w:ascii="MS Gothic" w:hAnsi="MS Gothic" w:eastAsia="MS Gothic"/>
               </w:rPr>
             </w:pPr>
             <w:r>
               <w:rPr>
-                <w:rFonts w:ascii="MS Gothic" w:eastAsia="MS Gothic" w:hAnsi="MS Gothic" w:hint="eastAsia"/>
+                <w:rFonts w:hint="eastAsia" w:ascii="MS Gothic" w:hAnsi="MS Gothic" w:eastAsia="MS Gothic"/>
               </w:rPr>
               <w:t>☐</w:t>
             </w:r>
@@ -5888,7 +5888,7 @@
             </w:pPr>
             <w:r>
               <w:rPr>
-                <w:rFonts w:ascii="MS Gothic" w:eastAsia="MS Gothic" w:hAnsi="MS Gothic" w:hint="eastAsia"/>
+                <w:rFonts w:hint="eastAsia" w:ascii="MS Gothic" w:hAnsi="MS Gothic" w:eastAsia="MS Gothic"/>
               </w:rPr>
               <w:t>☐</w:t>
             </w:r>
@@ -5926,12 +5926,12 @@
           <w:p>
             <w:pPr>
               <w:rPr>
-                <w:rFonts w:ascii="MS Gothic" w:eastAsia="MS Gothic" w:hAnsi="MS Gothic"/>
+                <w:rFonts w:ascii="MS Gothic" w:hAnsi="MS Gothic" w:eastAsia="MS Gothic"/>
               </w:rPr>
             </w:pPr>
             <w:r>
               <w:rPr>
-                <w:rFonts w:ascii="MS Gothic" w:eastAsia="MS Gothic" w:hAnsi="MS Gothic" w:hint="eastAsia"/>
+                <w:rFonts w:hint="eastAsia" w:ascii="MS Gothic" w:hAnsi="MS Gothic" w:eastAsia="MS Gothic"/>
               </w:rPr>
               <w:t>☐</w:t>
             </w:r>
@@ -5979,7 +5979,7 @@
             </w:pPr>
             <w:r>
               <w:rPr>
-                <w:rFonts w:ascii="MS Gothic" w:eastAsia="MS Gothic" w:hAnsi="MS Gothic" w:hint="eastAsia"/>
+                <w:rFonts w:hint="eastAsia" w:ascii="MS Gothic" w:hAnsi="MS Gothic" w:eastAsia="MS Gothic"/>
               </w:rPr>
               <w:t>☐</w:t>
             </w:r>
@@ -6017,12 +6017,12 @@
           <w:p>
             <w:pPr>
               <w:rPr>
-                <w:rFonts w:ascii="MS Gothic" w:eastAsia="MS Gothic" w:hAnsi="MS Gothic"/>
+                <w:rFonts w:ascii="MS Gothic" w:hAnsi="MS Gothic" w:eastAsia="MS Gothic"/>
               </w:rPr>
             </w:pPr>
             <w:r>
               <w:rPr>
-                <w:rFonts w:ascii="MS Gothic" w:eastAsia="MS Gothic" w:hAnsi="MS Gothic" w:hint="eastAsia"/>
+                <w:rFonts w:hint="eastAsia" w:ascii="MS Gothic" w:hAnsi="MS Gothic" w:eastAsia="MS Gothic"/>
               </w:rPr>
               <w:t>☐</w:t>
             </w:r>
@@ -6070,7 +6070,7 @@
             </w:pPr>
             <w:r>
               <w:rPr>
-                <w:rFonts w:ascii="MS Gothic" w:eastAsia="MS Gothic" w:hAnsi="MS Gothic" w:hint="eastAsia"/>
+                <w:rFonts w:hint="eastAsia" w:ascii="MS Gothic" w:hAnsi="MS Gothic" w:eastAsia="MS Gothic"/>
               </w:rPr>
               <w:t>☐</w:t>
             </w:r>
@@ -6113,7 +6113,7 @@
             </w:pPr>
             <w:r>
               <w:rPr>
-                <w:rFonts w:ascii="MS Gothic" w:eastAsia="MS Gothic" w:hAnsi="MS Gothic" w:hint="eastAsia"/>
+                <w:rFonts w:hint="eastAsia" w:ascii="MS Gothic" w:hAnsi="MS Gothic" w:eastAsia="MS Gothic"/>
               </w:rPr>
               <w:t>☐</w:t>
             </w:r>
@@ -6161,7 +6161,7 @@
             </w:pPr>
             <w:r>
               <w:rPr>
-                <w:rFonts w:ascii="MS Gothic" w:eastAsia="MS Gothic" w:hAnsi="MS Gothic" w:hint="eastAsia"/>
+                <w:rFonts w:hint="eastAsia" w:ascii="MS Gothic" w:hAnsi="MS Gothic" w:eastAsia="MS Gothic"/>
               </w:rPr>
               <w:t>☐</w:t>
             </w:r>
@@ -6204,7 +6204,7 @@
             </w:pPr>
             <w:r>
               <w:rPr>
-                <w:rFonts w:ascii="MS Gothic" w:eastAsia="MS Gothic" w:hAnsi="MS Gothic" w:hint="eastAsia"/>
+                <w:rFonts w:hint="eastAsia" w:ascii="MS Gothic" w:hAnsi="MS Gothic" w:eastAsia="MS Gothic"/>
               </w:rPr>
               <w:t>☐</w:t>
             </w:r>
@@ -6252,7 +6252,7 @@
             </w:pPr>
             <w:r>
               <w:rPr>
-                <w:rFonts w:ascii="MS Gothic" w:eastAsia="MS Gothic" w:hAnsi="MS Gothic" w:hint="eastAsia"/>
+                <w:rFonts w:hint="eastAsia" w:ascii="MS Gothic" w:hAnsi="MS Gothic" w:eastAsia="MS Gothic"/>
               </w:rPr>
               <w:t>☐</w:t>
             </w:r>
@@ -6295,7 +6295,7 @@
             </w:pPr>
             <w:r>
               <w:rPr>
-                <w:rFonts w:ascii="MS Gothic" w:eastAsia="MS Gothic" w:hAnsi="MS Gothic" w:hint="eastAsia"/>
+                <w:rFonts w:hint="eastAsia" w:ascii="MS Gothic" w:hAnsi="MS Gothic" w:eastAsia="MS Gothic"/>
               </w:rPr>
               <w:t>☐</w:t>
             </w:r>
@@ -6343,7 +6343,7 @@
             </w:pPr>
             <w:r>
               <w:rPr>
-                <w:rFonts w:ascii="MS Gothic" w:eastAsia="MS Gothic" w:hAnsi="MS Gothic" w:hint="eastAsia"/>
+                <w:rFonts w:hint="eastAsia" w:ascii="MS Gothic" w:hAnsi="MS Gothic" w:eastAsia="MS Gothic"/>
               </w:rPr>
               <w:t>☐</w:t>
             </w:r>
@@ -6386,7 +6386,7 @@
             </w:pPr>
             <w:r>
               <w:rPr>
-                <w:rFonts w:ascii="MS Gothic" w:eastAsia="MS Gothic" w:hAnsi="MS Gothic" w:hint="eastAsia"/>
+                <w:rFonts w:hint="eastAsia" w:ascii="MS Gothic" w:hAnsi="MS Gothic" w:eastAsia="MS Gothic"/>
               </w:rPr>
               <w:t>☐</w:t>
             </w:r>
@@ -6434,7 +6434,7 @@
             </w:pPr>
             <w:r>
               <w:rPr>
-                <w:rFonts w:ascii="MS Gothic" w:eastAsia="MS Gothic" w:hAnsi="MS Gothic" w:hint="eastAsia"/>
+                <w:rFonts w:hint="eastAsia" w:ascii="MS Gothic" w:hAnsi="MS Gothic" w:eastAsia="MS Gothic"/>
               </w:rPr>
               <w:t>☐</w:t>
             </w:r>
@@ -6477,7 +6477,7 @@
             </w:pPr>
             <w:r>
               <w:rPr>
-                <w:rFonts w:ascii="MS Gothic" w:eastAsia="MS Gothic" w:hAnsi="MS Gothic" w:hint="eastAsia"/>
+                <w:rFonts w:hint="eastAsia" w:ascii="MS Gothic" w:hAnsi="MS Gothic" w:eastAsia="MS Gothic"/>
               </w:rPr>
               <w:t>☐</w:t>
             </w:r>
@@ -6525,7 +6525,7 @@
             </w:pPr>
             <w:r>
               <w:rPr>
-                <w:rFonts w:ascii="MS Gothic" w:eastAsia="MS Gothic" w:hAnsi="MS Gothic" w:hint="eastAsia"/>
+                <w:rFonts w:hint="eastAsia" w:ascii="MS Gothic" w:hAnsi="MS Gothic" w:eastAsia="MS Gothic"/>
               </w:rPr>
               <w:t>☐</w:t>
             </w:r>
@@ -6568,7 +6568,7 @@
             </w:pPr>
             <w:r>
               <w:rPr>
-                <w:rFonts w:ascii="MS Gothic" w:eastAsia="MS Gothic" w:hAnsi="MS Gothic" w:hint="eastAsia"/>
+                <w:rFonts w:hint="eastAsia" w:ascii="MS Gothic" w:hAnsi="MS Gothic" w:eastAsia="MS Gothic"/>
               </w:rPr>
               <w:t>☐</w:t>
             </w:r>
@@ -6616,7 +6616,7 @@
             </w:pPr>
             <w:r>
               <w:rPr>
-                <w:rFonts w:ascii="MS Gothic" w:eastAsia="MS Gothic" w:hAnsi="MS Gothic" w:hint="eastAsia"/>
+                <w:rFonts w:hint="eastAsia" w:ascii="MS Gothic" w:hAnsi="MS Gothic" w:eastAsia="MS Gothic"/>
               </w:rPr>
               <w:t>☐</w:t>
             </w:r>
@@ -6659,7 +6659,7 @@
             </w:pPr>
             <w:r>
               <w:rPr>
-                <w:rFonts w:ascii="MS Gothic" w:eastAsia="MS Gothic" w:hAnsi="MS Gothic" w:hint="eastAsia"/>
+                <w:rFonts w:hint="eastAsia" w:ascii="MS Gothic" w:hAnsi="MS Gothic" w:eastAsia="MS Gothic"/>
               </w:rPr>
               <w:t>☐</w:t>
             </w:r>
@@ -6707,7 +6707,7 @@
             </w:pPr>
             <w:r>
               <w:rPr>
-                <w:rFonts w:ascii="MS Gothic" w:eastAsia="MS Gothic" w:hAnsi="MS Gothic" w:hint="eastAsia"/>
+                <w:rFonts w:hint="eastAsia" w:ascii="MS Gothic" w:hAnsi="MS Gothic" w:eastAsia="MS Gothic"/>
               </w:rPr>
               <w:t>☐</w:t>
             </w:r>
@@ -6750,7 +6750,7 @@
             </w:pPr>
             <w:r>
               <w:rPr>
-                <w:rFonts w:ascii="MS Gothic" w:eastAsia="MS Gothic" w:hAnsi="MS Gothic" w:hint="eastAsia"/>
+                <w:rFonts w:hint="eastAsia" w:ascii="MS Gothic" w:hAnsi="MS Gothic" w:eastAsia="MS Gothic"/>
               </w:rPr>
               <w:t>☐</w:t>
             </w:r>

--- a/src/Tests/Inputs/wedding/10/input.docx
+++ b/src/Tests/Inputs/wedding/10/input.docx
@@ -8621,4959 +8621,6 @@
 </w:webSettings>
 </file>
 
-<file path=word/glossary/document.xml><?xml version="1.0" encoding="utf-8"?>
-<w:glossaryDocument xmlns:wpc="http://schemas.microsoft.com/office/word/2010/wordprocessingCanvas" xmlns:cx="http://schemas.microsoft.com/office/drawing/2014/chartex" xmlns:cx1="http://schemas.microsoft.com/office/drawing/2015/9/8/chartex" xmlns:cx2="http://schemas.microsoft.com/office/drawing/2015/10/21/chartex" xmlns:cx3="http://schemas.microsoft.com/office/drawing/2016/5/9/chartex" xmlns:cx4="http://schemas.microsoft.com/office/drawing/2016/5/10/chartex" xmlns:cx5="http://schemas.microsoft.com/office/drawing/2016/5/11/chartex" xmlns:cx6="http://schemas.microsoft.com/office/drawing/2016/5/12/chartex" xmlns:cx7="http://schemas.microsoft.com/office/drawing/2016/5/13/chartex" xmlns:cx8="http://schemas.microsoft.com/office/drawing/2016/5/14/chartex" xmlns:mc="http://schemas.openxmlformats.org/markup-compatibility/2006" xmlns:aink="http://schemas.microsoft.com/office/drawing/2016/ink" xmlns:am3d="http://schemas.microsoft.com/office/drawing/2017/model3d" xmlns:o="urn:schemas-microsoft-com:office:office" xmlns:oel="http://schemas.microsoft.com/office/2019/extlst" xmlns:r="http://schemas.openxmlformats.org/officeDocument/2006/relationships" xmlns:m="http://schemas.openxmlformats.org/officeDocument/2006/math" xmlns:v="urn:schemas-microsoft-com:vml" xmlns:wp14="http://schemas.microsoft.com/office/word/2010/wordprocessingDrawing" xmlns:wp="http://schemas.openxmlformats.org/drawingml/2006/wordprocessingDrawing" xmlns:w10="urn:schemas-microsoft-com:office:word" xmlns:w="http://schemas.openxmlformats.org/wordprocessingml/2006/main" xmlns:w14="http://schemas.microsoft.com/office/word/2010/wordml" xmlns:w15="http://schemas.microsoft.com/office/word/2012/wordml" xmlns:w16cex="http://schemas.microsoft.com/office/word/2018/wordml/cex" xmlns:w16cid="http://schemas.microsoft.com/office/word/2016/wordml/cid" xmlns:w16="http://schemas.microsoft.com/office/word/2018/wordml" xmlns:w16sdtdh="http://schemas.microsoft.com/office/word/2020/wordml/sdtdatahash" xmlns:w16se="http://schemas.microsoft.com/office/word/2015/wordml/symex" xmlns:wpg="http://schemas.microsoft.com/office/word/2010/wordprocessingGroup" xmlns:wpi="http://schemas.microsoft.com/office/word/2010/wordprocessingInk" xmlns:wne="http://schemas.microsoft.com/office/word/2006/wordml" xmlns:wps="http://schemas.microsoft.com/office/word/2010/wordprocessingShape" mc:Ignorable="w14 w15 w16se w16cid w16 w16cex w16sdtdh wp14">
-  <w:docParts>
-    <w:docPart>
-      <w:docPartPr>
-        <w:name w:val="15EBA2FF40B34156B7C934DC14B855BF"/>
-        <w:category>
-          <w:name w:val="General"/>
-          <w:gallery w:val="placeholder"/>
-        </w:category>
-        <w:types>
-          <w:type w:val="bbPlcHdr"/>
-        </w:types>
-        <w:behaviors>
-          <w:behavior w:val="content"/>
-        </w:behaviors>
-        <w:guid w:val="{B38FC77C-83D8-4808-9E06-C22290D33661}"/>
-      </w:docPartPr>
-      <w:docPartBody>
-        <w:p>
-          <w:r>
-            <w:t>Wedding</w:t>
-          </w:r>
-        </w:p>
-      </w:docPartBody>
-    </w:docPart>
-    <w:docPart>
-      <w:docPartPr>
-        <w:name w:val="5328F04C13F046709E1F51AC9FB2FABC"/>
-        <w:category>
-          <w:name w:val="General"/>
-          <w:gallery w:val="placeholder"/>
-        </w:category>
-        <w:types>
-          <w:type w:val="bbPlcHdr"/>
-        </w:types>
-        <w:behaviors>
-          <w:behavior w:val="content"/>
-        </w:behaviors>
-        <w:guid w:val="{F4C9227C-A827-4328-B129-613C74AF080E}"/>
-      </w:docPartPr>
-      <w:docPartBody>
-        <w:p>
-          <w:r>
-            <w:t>photo checklist</w:t>
-          </w:r>
-        </w:p>
-      </w:docPartBody>
-    </w:docPart>
-    <w:docPart>
-      <w:docPartPr>
-        <w:name w:val="6745A2DE14CE4EA089584F7EA33E2D0A"/>
-        <w:category>
-          <w:name w:val="General"/>
-          <w:gallery w:val="placeholder"/>
-        </w:category>
-        <w:types>
-          <w:type w:val="bbPlcHdr"/>
-        </w:types>
-        <w:behaviors>
-          <w:behavior w:val="content"/>
-        </w:behaviors>
-        <w:guid w:val="{E7B81C53-E2FF-4915-8CE2-C30814CC7776}"/>
-      </w:docPartPr>
-      <w:docPartBody>
-        <w:p>
-          <w:r>
-            <w:t>Candid photos of bridesmaids dressing</w:t>
-          </w:r>
-        </w:p>
-      </w:docPartBody>
-    </w:docPart>
-    <w:docPart>
-      <w:docPartPr>
-        <w:name w:val="E76DC3D14CBE48989C60C29443CFAD15"/>
-        <w:category>
-          <w:name w:val="General"/>
-          <w:gallery w:val="placeholder"/>
-        </w:category>
-        <w:types>
-          <w:type w:val="bbPlcHdr"/>
-        </w:types>
-        <w:behaviors>
-          <w:behavior w:val="content"/>
-        </w:behaviors>
-        <w:guid w:val="{BA8EFE3C-9372-49C9-814E-A7C4D7DB4FC4}"/>
-      </w:docPartPr>
-      <w:docPartBody>
-        <w:p>
-          <w:r>
-            <w:t>Candid photos of wedding party leaving for ceremony</w:t>
-          </w:r>
-        </w:p>
-      </w:docPartBody>
-    </w:docPart>
-    <w:docPart>
-      <w:docPartPr>
-        <w:name w:val="6B06B3F68A604FAC83AED621F30985AC"/>
-        <w:category>
-          <w:name w:val="General"/>
-          <w:gallery w:val="placeholder"/>
-        </w:category>
-        <w:types>
-          <w:type w:val="bbPlcHdr"/>
-        </w:types>
-        <w:behaviors>
-          <w:behavior w:val="content"/>
-        </w:behaviors>
-        <w:guid w:val="{ADA65757-5CFC-4A24-AABC-78168E8CBE45}"/>
-      </w:docPartPr>
-      <w:docPartBody>
-        <w:p>
-          <w:pPr>
-            <w:pStyle w:val="6B06B3F68A604FAC83AED621F30985AC"/>
-          </w:pPr>
-          <w:r>
-            <w:t>bride</w:t>
-          </w:r>
-        </w:p>
-      </w:docPartBody>
-    </w:docPart>
-    <w:docPart>
-      <w:docPartPr>
-        <w:name w:val="8390DC395A724E7FB45A8DC97D3CD756"/>
-        <w:category>
-          <w:name w:val="General"/>
-          <w:gallery w:val="placeholder"/>
-        </w:category>
-        <w:types>
-          <w:type w:val="bbPlcHdr"/>
-        </w:types>
-        <w:behaviors>
-          <w:behavior w:val="content"/>
-        </w:behaviors>
-        <w:guid w:val="{B29CBAE0-C75E-48E5-863C-F5626BB4B86F}"/>
-      </w:docPartPr>
-      <w:docPartBody>
-        <w:p>
-          <w:r>
-            <w:t>Wedding party</w:t>
-          </w:r>
-        </w:p>
-      </w:docPartBody>
-    </w:docPart>
-    <w:docPart>
-      <w:docPartPr>
-        <w:name w:val="43EE7CE715E34904A3B261D7E40A9AB2"/>
-        <w:category>
-          <w:name w:val="General"/>
-          <w:gallery w:val="placeholder"/>
-        </w:category>
-        <w:types>
-          <w:type w:val="bbPlcHdr"/>
-        </w:types>
-        <w:behaviors>
-          <w:behavior w:val="content"/>
-        </w:behaviors>
-        <w:guid w:val="{D0D51230-6901-4CA3-95F3-BEA6CCAE93AF}"/>
-      </w:docPartPr>
-      <w:docPartBody>
-        <w:p>
-          <w:r>
-            <w:t>Bride’s family</w:t>
-          </w:r>
-        </w:p>
-      </w:docPartBody>
-    </w:docPart>
-    <w:docPart>
-      <w:docPartPr>
-        <w:name w:val="75F4859B99D944C5BADDDD1EB1CB4805"/>
-        <w:category>
-          <w:name w:val="General"/>
-          <w:gallery w:val="placeholder"/>
-        </w:category>
-        <w:types>
-          <w:type w:val="bbPlcHdr"/>
-        </w:types>
-        <w:behaviors>
-          <w:behavior w:val="content"/>
-        </w:behaviors>
-        <w:guid w:val="{7E3B438A-9CC6-4D3D-A61A-199CACC42845}"/>
-      </w:docPartPr>
-      <w:docPartBody>
-        <w:p>
-          <w:r>
-            <w:t>Groom</w:t>
-          </w:r>
-        </w:p>
-      </w:docPartBody>
-    </w:docPart>
-    <w:docPart>
-      <w:docPartPr>
-        <w:name w:val="1042E3A5CE3B48D99DDE6FB6361C03CE"/>
-        <w:category>
-          <w:name w:val="General"/>
-          <w:gallery w:val="placeholder"/>
-        </w:category>
-        <w:types>
-          <w:type w:val="bbPlcHdr"/>
-        </w:types>
-        <w:behaviors>
-          <w:behavior w:val="content"/>
-        </w:behaviors>
-        <w:guid w:val="{2E38659B-D23D-495F-8463-ECFAA7FBE416}"/>
-      </w:docPartPr>
-      <w:docPartBody>
-        <w:p>
-          <w:r>
-            <w:t>at the ceremony</w:t>
-          </w:r>
-        </w:p>
-      </w:docPartBody>
-    </w:docPart>
-    <w:docPart>
-      <w:docPartPr>
-        <w:name w:val="C6ABC2448B6C451A8288B7238CDEDB37"/>
-        <w:category>
-          <w:name w:val="General"/>
-          <w:gallery w:val="placeholder"/>
-        </w:category>
-        <w:types>
-          <w:type w:val="bbPlcHdr"/>
-        </w:types>
-        <w:behaviors>
-          <w:behavior w:val="content"/>
-        </w:behaviors>
-        <w:guid w:val="{73C69BA7-F590-414F-AF30-2C859A976054}"/>
-      </w:docPartPr>
-      <w:docPartBody>
-        <w:p>
-          <w:r>
-            <w:t>Formal photos</w:t>
-          </w:r>
-        </w:p>
-      </w:docPartBody>
-    </w:docPart>
-    <w:docPart>
-      <w:docPartPr>
-        <w:name w:val="96A7C2E8C2A74E0C91BD3ABEBA7F8431"/>
-        <w:category>
-          <w:name w:val="General"/>
-          <w:gallery w:val="placeholder"/>
-        </w:category>
-        <w:types>
-          <w:type w:val="bbPlcHdr"/>
-        </w:types>
-        <w:behaviors>
-          <w:behavior w:val="content"/>
-        </w:behaviors>
-        <w:guid w:val="{55729513-9F17-47A3-A3C4-85199B947C71}"/>
-      </w:docPartPr>
-      <w:docPartBody>
-        <w:p>
-          <w:r>
-            <w:t>Family photos</w:t>
-          </w:r>
-        </w:p>
-      </w:docPartBody>
-    </w:docPart>
-    <w:docPart>
-      <w:docPartPr>
-        <w:name w:val="160AAEE4AD11416D8A7696398E6CD9E9"/>
-        <w:category>
-          <w:name w:val="General"/>
-          <w:gallery w:val="placeholder"/>
-        </w:category>
-        <w:types>
-          <w:type w:val="bbPlcHdr"/>
-        </w:types>
-        <w:behaviors>
-          <w:behavior w:val="content"/>
-        </w:behaviors>
-        <w:guid w:val="{7C2C64E0-5C72-4F27-985E-DACCDBF65E71}"/>
-      </w:docPartPr>
-      <w:docPartBody>
-        <w:p>
-          <w:r>
-            <w:t>Attendants</w:t>
-          </w:r>
-        </w:p>
-      </w:docPartBody>
-    </w:docPart>
-    <w:docPart>
-      <w:docPartPr>
-        <w:name w:val="684F3B6936F44835B4FE517FB9AC8E7F"/>
-        <w:category>
-          <w:name w:val="General"/>
-          <w:gallery w:val="placeholder"/>
-        </w:category>
-        <w:types>
-          <w:type w:val="bbPlcHdr"/>
-        </w:types>
-        <w:behaviors>
-          <w:behavior w:val="content"/>
-        </w:behaviors>
-        <w:guid w:val="{53FA68BB-5215-43B6-811C-8526C192969B}"/>
-      </w:docPartPr>
-      <w:docPartBody>
-        <w:p>
-          <w:r>
-            <w:t>Reception photos</w:t>
-          </w:r>
-        </w:p>
-      </w:docPartBody>
-    </w:docPart>
-    <w:docPart>
-      <w:docPartPr>
-        <w:name w:val="9D6195CC22C443D28450948E172B4490"/>
-        <w:category>
-          <w:name w:val="General"/>
-          <w:gallery w:val="placeholder"/>
-        </w:category>
-        <w:types>
-          <w:type w:val="bbPlcHdr"/>
-        </w:types>
-        <w:behaviors>
-          <w:behavior w:val="content"/>
-        </w:behaviors>
-        <w:guid w:val="{F9B7C9EE-A85C-4A5B-B697-32355881EE3F}"/>
-      </w:docPartPr>
-      <w:docPartBody>
-        <w:p>
-          <w:r>
-            <w:t>Pre-ceremony</w:t>
-          </w:r>
-        </w:p>
-      </w:docPartBody>
-    </w:docPart>
-    <w:docPart>
-      <w:docPartPr>
-        <w:name w:val="942E53C167614952B9A442CE9446F710"/>
-        <w:category>
-          <w:name w:val="General"/>
-          <w:gallery w:val="placeholder"/>
-        </w:category>
-        <w:types>
-          <w:type w:val="bbPlcHdr"/>
-        </w:types>
-        <w:behaviors>
-          <w:behavior w:val="content"/>
-        </w:behaviors>
-        <w:guid w:val="{64366E18-0741-4C95-921F-347F1E8BA06D}"/>
-      </w:docPartPr>
-      <w:docPartBody>
-        <w:p>
-          <w:pPr>
-            <w:pStyle w:val="942E53C167614952B9A442CE9446F710"/>
-          </w:pPr>
-          <w:r>
-            <w:t>Bride hairstyling</w:t>
-          </w:r>
-        </w:p>
-      </w:docPartBody>
-    </w:docPart>
-    <w:docPart>
-      <w:docPartPr>
-        <w:name w:val="56DAE2780702477D8C7B2B7DD5121196"/>
-        <w:category>
-          <w:name w:val="General"/>
-          <w:gallery w:val="placeholder"/>
-        </w:category>
-        <w:types>
-          <w:type w:val="bbPlcHdr"/>
-        </w:types>
-        <w:behaviors>
-          <w:behavior w:val="content"/>
-        </w:behaviors>
-        <w:guid w:val="{1DD39678-56AD-4502-97D9-54819678ED34}"/>
-      </w:docPartPr>
-      <w:docPartBody>
-        <w:p>
-          <w:pPr>
-            <w:pStyle w:val="56DAE2780702477D8C7B2B7DD5121196"/>
-          </w:pPr>
-          <w:r>
-            <w:t>Zip or buttoning of wedding gown</w:t>
-          </w:r>
-        </w:p>
-      </w:docPartBody>
-    </w:docPart>
-    <w:docPart>
-      <w:docPartPr>
-        <w:name w:val="9E9D89D6DFA64DC1900B6C23BD231E7C"/>
-        <w:category>
-          <w:name w:val="General"/>
-          <w:gallery w:val="placeholder"/>
-        </w:category>
-        <w:types>
-          <w:type w:val="bbPlcHdr"/>
-        </w:types>
-        <w:behaviors>
-          <w:behavior w:val="content"/>
-        </w:behaviors>
-        <w:guid w:val="{CE4BD598-C5CF-479A-971E-CA767168CECF}"/>
-      </w:docPartPr>
-      <w:docPartBody>
-        <w:p>
-          <w:pPr>
-            <w:pStyle w:val="9E9D89D6DFA64DC1900B6C23BD231E7C"/>
-          </w:pPr>
-          <w:r>
-            <w:t>Bride makeup application</w:t>
-          </w:r>
-        </w:p>
-      </w:docPartBody>
-    </w:docPart>
-    <w:docPart>
-      <w:docPartPr>
-        <w:name w:val="32AA962E89334C2D8C1397AB790E60C3"/>
-        <w:category>
-          <w:name w:val="General"/>
-          <w:gallery w:val="placeholder"/>
-        </w:category>
-        <w:types>
-          <w:type w:val="bbPlcHdr"/>
-        </w:types>
-        <w:behaviors>
-          <w:behavior w:val="content"/>
-        </w:behaviors>
-        <w:guid w:val="{47200899-D9A9-4897-A04E-311F9E31B80A}"/>
-      </w:docPartPr>
-      <w:docPartBody>
-        <w:p>
-          <w:pPr>
-            <w:pStyle w:val="32AA962E89334C2D8C1397AB790E60C3"/>
-          </w:pPr>
-          <w:r>
-            <w:t>Bride putting on veil</w:t>
-          </w:r>
-        </w:p>
-      </w:docPartBody>
-    </w:docPart>
-    <w:docPart>
-      <w:docPartPr>
-        <w:name w:val="4149507F82DA4712B347B85BE5DE8BCA"/>
-        <w:category>
-          <w:name w:val="General"/>
-          <w:gallery w:val="placeholder"/>
-        </w:category>
-        <w:types>
-          <w:type w:val="bbPlcHdr"/>
-        </w:types>
-        <w:behaviors>
-          <w:behavior w:val="content"/>
-        </w:behaviors>
-        <w:guid w:val="{C4C965B9-A4A5-4509-9D02-2F0D8885A775}"/>
-      </w:docPartPr>
-      <w:docPartBody>
-        <w:p>
-          <w:pPr>
-            <w:pStyle w:val="4149507F82DA4712B347B85BE5DE8BCA"/>
-          </w:pPr>
-          <w:r>
-            <w:t>Wedding dress (hanging, draped)</w:t>
-          </w:r>
-        </w:p>
-      </w:docPartBody>
-    </w:docPart>
-    <w:docPart>
-      <w:docPartPr>
-        <w:name w:val="8937601E468B4B0C8C35A96820C835F0"/>
-        <w:category>
-          <w:name w:val="General"/>
-          <w:gallery w:val="placeholder"/>
-        </w:category>
-        <w:types>
-          <w:type w:val="bbPlcHdr"/>
-        </w:types>
-        <w:behaviors>
-          <w:behavior w:val="content"/>
-        </w:behaviors>
-        <w:guid w:val="{6EC384B7-8301-44E1-8BCA-5CD8D61ED5DC}"/>
-      </w:docPartPr>
-      <w:docPartBody>
-        <w:p>
-          <w:pPr>
-            <w:pStyle w:val="8937601E468B4B0C8C35A96820C835F0"/>
-          </w:pPr>
-          <w:r>
-            <w:t>Bride looking in mirror</w:t>
-          </w:r>
-        </w:p>
-      </w:docPartBody>
-    </w:docPart>
-    <w:docPart>
-      <w:docPartPr>
-        <w:name w:val="AC082E8CE37F4B2BBFDA4E7C08F8ACB0"/>
-        <w:category>
-          <w:name w:val="General"/>
-          <w:gallery w:val="placeholder"/>
-        </w:category>
-        <w:types>
-          <w:type w:val="bbPlcHdr"/>
-        </w:types>
-        <w:behaviors>
-          <w:behavior w:val="content"/>
-        </w:behaviors>
-        <w:guid w:val="{E70C437C-D394-43CE-9612-116D1357BD7A}"/>
-      </w:docPartPr>
-      <w:docPartBody>
-        <w:p>
-          <w:pPr>
-            <w:pStyle w:val="AC082E8CE37F4B2BBFDA4E7C08F8ACB0"/>
-          </w:pPr>
-          <w:r>
-            <w:t>Something old/new/borrowed/blue</w:t>
-          </w:r>
-        </w:p>
-      </w:docPartBody>
-    </w:docPart>
-    <w:docPart>
-      <w:docPartPr>
-        <w:name w:val="DFA20C39C7C74048BE3C73C33B95B0FE"/>
-        <w:category>
-          <w:name w:val="General"/>
-          <w:gallery w:val="placeholder"/>
-        </w:category>
-        <w:types>
-          <w:type w:val="bbPlcHdr"/>
-        </w:types>
-        <w:behaviors>
-          <w:behavior w:val="content"/>
-        </w:behaviors>
-        <w:guid w:val="{9A393AA8-2E71-41EE-B0AC-717B8297AC3A}"/>
-      </w:docPartPr>
-      <w:docPartBody>
-        <w:p>
-          <w:pPr>
-            <w:pStyle w:val="DFA20C39C7C74048BE3C73C33B95B0FE"/>
-          </w:pPr>
-          <w:r>
-            <w:t>Bride with bouquet</w:t>
-          </w:r>
-        </w:p>
-      </w:docPartBody>
-    </w:docPart>
-    <w:docPart>
-      <w:docPartPr>
-        <w:name w:val="A04CF323CDDF4A5292EB7128DDC52D9E"/>
-        <w:category>
-          <w:name w:val="General"/>
-          <w:gallery w:val="placeholder"/>
-        </w:category>
-        <w:types>
-          <w:type w:val="bbPlcHdr"/>
-        </w:types>
-        <w:behaviors>
-          <w:behavior w:val="content"/>
-        </w:behaviors>
-        <w:guid w:val="{5AF0B73A-0E95-4BC7-A647-EB9D43EF98C2}"/>
-      </w:docPartPr>
-      <w:docPartBody>
-        <w:p>
-          <w:pPr>
-            <w:pStyle w:val="A04CF323CDDF4A5292EB7128DDC52D9E"/>
-          </w:pPr>
-          <w:r>
-            <w:t>Wedding shoes, jewelry, veil displayed</w:t>
-          </w:r>
-        </w:p>
-      </w:docPartBody>
-    </w:docPart>
-    <w:docPart>
-      <w:docPartPr>
-        <w:name w:val="35D4F83D1D974345880E74EC27C86CB6"/>
-        <w:category>
-          <w:name w:val="General"/>
-          <w:gallery w:val="placeholder"/>
-        </w:category>
-        <w:types>
-          <w:type w:val="bbPlcHdr"/>
-        </w:types>
-        <w:behaviors>
-          <w:behavior w:val="content"/>
-        </w:behaviors>
-        <w:guid w:val="{8CD2E312-AC44-4D74-8D52-2B6EA3662E41}"/>
-      </w:docPartPr>
-      <w:docPartBody>
-        <w:p>
-          <w:pPr>
-            <w:pStyle w:val="35D4F83D1D974345880E74EC27C86CB6"/>
-          </w:pPr>
-          <w:r>
-            <w:t>Click or tap here to enter text.</w:t>
-          </w:r>
-          <w:r>
-            <w:t xml:space="preserve"> </w:t>
-          </w:r>
-        </w:p>
-      </w:docPartBody>
-    </w:docPart>
-    <w:docPart>
-      <w:docPartPr>
-        <w:name w:val="A240DEEA65BA466D906E5D6607D59386"/>
-        <w:category>
-          <w:name w:val="General"/>
-          <w:gallery w:val="placeholder"/>
-        </w:category>
-        <w:types>
-          <w:type w:val="bbPlcHdr"/>
-        </w:types>
-        <w:behaviors>
-          <w:behavior w:val="content"/>
-        </w:behaviors>
-        <w:guid w:val="{8245D44D-6046-43B6-ACE2-2E518563D2E7}"/>
-      </w:docPartPr>
-      <w:docPartBody>
-        <w:p>
-          <w:pPr>
-            <w:pStyle w:val="A240DEEA65BA466D906E5D6607D59386"/>
-          </w:pPr>
-          <w:r>
-            <w:t>Bridesmaids’ hair and makeup</w:t>
-          </w:r>
-        </w:p>
-      </w:docPartBody>
-    </w:docPart>
-    <w:docPart>
-      <w:docPartPr>
-        <w:name w:val="5D906E5807E7417F968A527DA8504DB3"/>
-        <w:category>
-          <w:name w:val="General"/>
-          <w:gallery w:val="placeholder"/>
-        </w:category>
-        <w:types>
-          <w:type w:val="bbPlcHdr"/>
-        </w:types>
-        <w:behaviors>
-          <w:behavior w:val="content"/>
-        </w:behaviors>
-        <w:guid w:val="{5E92B768-9793-441E-BF14-A07C3A399AD9}"/>
-      </w:docPartPr>
-      <w:docPartBody>
-        <w:p>
-          <w:pPr>
-            <w:pStyle w:val="5D906E5807E7417F968A527DA8504DB3"/>
-          </w:pPr>
-          <w:r>
-            <w:t>Flower girls or junior bridesmaids with bride</w:t>
-          </w:r>
-        </w:p>
-      </w:docPartBody>
-    </w:docPart>
-    <w:docPart>
-      <w:docPartPr>
-        <w:name w:val="D4344832D26540F5961D60502CA9A450"/>
-        <w:category>
-          <w:name w:val="General"/>
-          <w:gallery w:val="placeholder"/>
-        </w:category>
-        <w:types>
-          <w:type w:val="bbPlcHdr"/>
-        </w:types>
-        <w:behaviors>
-          <w:behavior w:val="content"/>
-        </w:behaviors>
-        <w:guid w:val="{BCAEBA77-7040-4AF0-A34B-1F6E388FAB70}"/>
-      </w:docPartPr>
-      <w:docPartBody>
-        <w:p>
-          <w:pPr>
-            <w:pStyle w:val="D4344832D26540F5961D60502CA9A450"/>
-          </w:pPr>
-          <w:r>
-            <w:t>Bride and bridesmaids pre-wedding outfits</w:t>
-          </w:r>
-        </w:p>
-      </w:docPartBody>
-    </w:docPart>
-    <w:docPart>
-      <w:docPartPr>
-        <w:name w:val="A7A89861D0C842F093547173F42C310D"/>
-        <w:category>
-          <w:name w:val="General"/>
-          <w:gallery w:val="placeholder"/>
-        </w:category>
-        <w:types>
-          <w:type w:val="bbPlcHdr"/>
-        </w:types>
-        <w:behaviors>
-          <w:behavior w:val="content"/>
-        </w:behaviors>
-        <w:guid w:val="{F216D396-336B-49DB-9773-C05365619211}"/>
-      </w:docPartPr>
-      <w:docPartBody>
-        <w:p>
-          <w:pPr>
-            <w:pStyle w:val="A7A89861D0C842F093547173F42C310D"/>
-          </w:pPr>
-          <w:r>
-            <w:t>Bridesmaids with bouquets</w:t>
-          </w:r>
-        </w:p>
-      </w:docPartBody>
-    </w:docPart>
-    <w:docPart>
-      <w:docPartPr>
-        <w:name w:val="69C3F9297A0041E1A413CB21E1BCB72F"/>
-        <w:category>
-          <w:name w:val="General"/>
-          <w:gallery w:val="placeholder"/>
-        </w:category>
-        <w:types>
-          <w:type w:val="bbPlcHdr"/>
-        </w:types>
-        <w:behaviors>
-          <w:behavior w:val="content"/>
-        </w:behaviors>
-        <w:guid w:val="{1F5FEA49-A43F-413A-8825-0D8A2E82FC5D}"/>
-      </w:docPartPr>
-      <w:docPartBody>
-        <w:p>
-          <w:pPr>
-            <w:pStyle w:val="69C3F9297A0041E1A413CB21E1BCB72F"/>
-          </w:pPr>
-          <w:r>
-            <w:t>Bride with Maid of Honor</w:t>
-          </w:r>
-        </w:p>
-      </w:docPartBody>
-    </w:docPart>
-    <w:docPart>
-      <w:docPartPr>
-        <w:name w:val="FF373B512BB14078A492DADF4FF81697"/>
-        <w:category>
-          <w:name w:val="General"/>
-          <w:gallery w:val="placeholder"/>
-        </w:category>
-        <w:types>
-          <w:type w:val="bbPlcHdr"/>
-        </w:types>
-        <w:behaviors>
-          <w:behavior w:val="content"/>
-        </w:behaviors>
-        <w:guid w:val="{C8DAEF73-CFAF-435D-8C02-CA2D95584E99}"/>
-      </w:docPartPr>
-      <w:docPartBody>
-        <w:p>
-          <w:pPr>
-            <w:pStyle w:val="FF373B512BB14078A492DADF4FF81697"/>
-          </w:pPr>
-          <w:r>
-            <w:t>Flower girls with flower baskets</w:t>
-          </w:r>
-        </w:p>
-      </w:docPartBody>
-    </w:docPart>
-    <w:docPart>
-      <w:docPartPr>
-        <w:name w:val="A9D34008B5814806951061689F17CF77"/>
-        <w:category>
-          <w:name w:val="General"/>
-          <w:gallery w:val="placeholder"/>
-        </w:category>
-        <w:types>
-          <w:type w:val="bbPlcHdr"/>
-        </w:types>
-        <w:behaviors>
-          <w:behavior w:val="content"/>
-        </w:behaviors>
-        <w:guid w:val="{6F14A0C0-D434-4452-9850-1E61C8E2F709}"/>
-      </w:docPartPr>
-      <w:docPartBody>
-        <w:p>
-          <w:pPr>
-            <w:pStyle w:val="A9D34008B5814806951061689F17CF77"/>
-          </w:pPr>
-          <w:r>
-            <w:t>Bride with mother</w:t>
-          </w:r>
-        </w:p>
-      </w:docPartBody>
-    </w:docPart>
-    <w:docPart>
-      <w:docPartPr>
-        <w:name w:val="8948F229CC8D4E4EAB4B30596D99589D"/>
-        <w:category>
-          <w:name w:val="General"/>
-          <w:gallery w:val="placeholder"/>
-        </w:category>
-        <w:types>
-          <w:type w:val="bbPlcHdr"/>
-        </w:types>
-        <w:behaviors>
-          <w:behavior w:val="content"/>
-        </w:behaviors>
-        <w:guid w:val="{5D76B603-7F08-4271-A4FD-D55438ADF058}"/>
-      </w:docPartPr>
-      <w:docPartBody>
-        <w:p>
-          <w:pPr>
-            <w:pStyle w:val="8948F229CC8D4E4EAB4B30596D99589D"/>
-          </w:pPr>
-          <w:r>
-            <w:t>Bride pinning mother’s corsage</w:t>
-          </w:r>
-        </w:p>
-      </w:docPartBody>
-    </w:docPart>
-    <w:docPart>
-      <w:docPartPr>
-        <w:name w:val="6BAAFC7ACECD45318A886C074270748E"/>
-        <w:category>
-          <w:name w:val="General"/>
-          <w:gallery w:val="placeholder"/>
-        </w:category>
-        <w:types>
-          <w:type w:val="bbPlcHdr"/>
-        </w:types>
-        <w:behaviors>
-          <w:behavior w:val="content"/>
-        </w:behaviors>
-        <w:guid w:val="{4AAC4611-B0FA-4279-AE2C-9DD13CEC8EA3}"/>
-      </w:docPartPr>
-      <w:docPartBody>
-        <w:p>
-          <w:pPr>
-            <w:pStyle w:val="6BAAFC7ACECD45318A886C074270748E"/>
-          </w:pPr>
-          <w:r>
-            <w:t>Mother of bride adjusting veil</w:t>
-          </w:r>
-        </w:p>
-      </w:docPartBody>
-    </w:docPart>
-    <w:docPart>
-      <w:docPartPr>
-        <w:name w:val="36CCBE82B9B64E1BAC581837FECE9A7F"/>
-        <w:category>
-          <w:name w:val="General"/>
-          <w:gallery w:val="placeholder"/>
-        </w:category>
-        <w:types>
-          <w:type w:val="bbPlcHdr"/>
-        </w:types>
-        <w:behaviors>
-          <w:behavior w:val="content"/>
-        </w:behaviors>
-        <w:guid w:val="{ED1BA291-A7D8-4806-A796-39996FC33D1B}"/>
-      </w:docPartPr>
-      <w:docPartBody>
-        <w:p>
-          <w:pPr>
-            <w:pStyle w:val="36CCBE82B9B64E1BAC581837FECE9A7F"/>
-          </w:pPr>
-          <w:r>
-            <w:t>Bride pinning father’s boutonniere</w:t>
-          </w:r>
-        </w:p>
-      </w:docPartBody>
-    </w:docPart>
-    <w:docPart>
-      <w:docPartPr>
-        <w:name w:val="1D7ED908FEAD4B8BA5C15E3ECC168521"/>
-        <w:category>
-          <w:name w:val="General"/>
-          <w:gallery w:val="placeholder"/>
-        </w:category>
-        <w:types>
-          <w:type w:val="bbPlcHdr"/>
-        </w:types>
-        <w:behaviors>
-          <w:behavior w:val="content"/>
-        </w:behaviors>
-        <w:guid w:val="{1E6BE738-653F-4BB2-BFA9-D695BF0628D3}"/>
-      </w:docPartPr>
-      <w:docPartBody>
-        <w:p>
-          <w:pPr>
-            <w:pStyle w:val="1D7ED908FEAD4B8BA5C15E3ECC168521"/>
-          </w:pPr>
-          <w:r>
-            <w:t>Bride with father</w:t>
-          </w:r>
-        </w:p>
-      </w:docPartBody>
-    </w:docPart>
-    <w:docPart>
-      <w:docPartPr>
-        <w:name w:val="FF36BE6121634E538ACFA0827DF332FE"/>
-        <w:category>
-          <w:name w:val="General"/>
-          <w:gallery w:val="placeholder"/>
-        </w:category>
-        <w:types>
-          <w:type w:val="bbPlcHdr"/>
-        </w:types>
-        <w:behaviors>
-          <w:behavior w:val="content"/>
-        </w:behaviors>
-        <w:guid w:val="{080964E7-70B4-48F9-8640-E5EADE4BB20A}"/>
-      </w:docPartPr>
-      <w:docPartBody>
-        <w:p>
-          <w:pPr>
-            <w:pStyle w:val="FF36BE6121634E538ACFA0827DF332FE"/>
-          </w:pPr>
-          <w:r>
-            <w:t>Candid photos of bride’s family leaving for ceremony</w:t>
-          </w:r>
-        </w:p>
-      </w:docPartBody>
-    </w:docPart>
-    <w:docPart>
-      <w:docPartPr>
-        <w:name w:val="1CEF1C6DF9444282820EC948638AFEAB"/>
-        <w:category>
-          <w:name w:val="General"/>
-          <w:gallery w:val="placeholder"/>
-        </w:category>
-        <w:types>
-          <w:type w:val="bbPlcHdr"/>
-        </w:types>
-        <w:behaviors>
-          <w:behavior w:val="content"/>
-        </w:behaviors>
-        <w:guid w:val="{239ED477-3C0E-45C4-B343-6AAD9B6B2D7E}"/>
-      </w:docPartPr>
-      <w:docPartBody>
-        <w:p>
-          <w:pPr>
-            <w:pStyle w:val="1CEF1C6DF9444282820EC948638AFEAB"/>
-          </w:pPr>
-          <w:r>
-            <w:t>Groom tying tie</w:t>
-          </w:r>
-        </w:p>
-      </w:docPartBody>
-    </w:docPart>
-    <w:docPart>
-      <w:docPartPr>
-        <w:name w:val="7581FC799C2B4BA4B8388C16AE11BBB4"/>
-        <w:category>
-          <w:name w:val="General"/>
-          <w:gallery w:val="placeholder"/>
-        </w:category>
-        <w:types>
-          <w:type w:val="bbPlcHdr"/>
-        </w:types>
-        <w:behaviors>
-          <w:behavior w:val="content"/>
-        </w:behaviors>
-        <w:guid w:val="{DD84CA22-2A2F-4AE8-8F9A-78C5C7316F19}"/>
-      </w:docPartPr>
-      <w:docPartBody>
-        <w:p>
-          <w:pPr>
-            <w:pStyle w:val="7581FC799C2B4BA4B8388C16AE11BBB4"/>
-          </w:pPr>
-          <w:r>
-            <w:t>Groom with father</w:t>
-          </w:r>
-        </w:p>
-      </w:docPartBody>
-    </w:docPart>
-    <w:docPart>
-      <w:docPartPr>
-        <w:name w:val="09741CFCAC264A4D9B959AF1F75D1803"/>
-        <w:category>
-          <w:name w:val="General"/>
-          <w:gallery w:val="placeholder"/>
-        </w:category>
-        <w:types>
-          <w:type w:val="bbPlcHdr"/>
-        </w:types>
-        <w:behaviors>
-          <w:behavior w:val="content"/>
-        </w:behaviors>
-        <w:guid w:val="{D324B2CB-4775-4C5C-BE64-52E4B3EC942D}"/>
-      </w:docPartPr>
-      <w:docPartBody>
-        <w:p>
-          <w:pPr>
-            <w:pStyle w:val="09741CFCAC264A4D9B959AF1F75D1803"/>
-          </w:pPr>
-          <w:r>
-            <w:t>Groom putting on boutonniere</w:t>
-          </w:r>
-        </w:p>
-      </w:docPartBody>
-    </w:docPart>
-    <w:docPart>
-      <w:docPartPr>
-        <w:name w:val="F6D812BDAD774FE4A4B505CD96390CA2"/>
-        <w:category>
-          <w:name w:val="General"/>
-          <w:gallery w:val="placeholder"/>
-        </w:category>
-        <w:types>
-          <w:type w:val="bbPlcHdr"/>
-        </w:types>
-        <w:behaviors>
-          <w:behavior w:val="content"/>
-        </w:behaviors>
-        <w:guid w:val="{6B6BE6BC-50EA-4AA0-9244-546B13EC881A}"/>
-      </w:docPartPr>
-      <w:docPartBody>
-        <w:p>
-          <w:pPr>
-            <w:pStyle w:val="F6D812BDAD774FE4A4B505CD96390CA2"/>
-          </w:pPr>
-          <w:r>
-            <w:t>Groom with groomsmen</w:t>
-          </w:r>
-        </w:p>
-      </w:docPartBody>
-    </w:docPart>
-    <w:docPart>
-      <w:docPartPr>
-        <w:name w:val="28AAEF92067C424B816FE7823FD5C75C"/>
-        <w:category>
-          <w:name w:val="General"/>
-          <w:gallery w:val="placeholder"/>
-        </w:category>
-        <w:types>
-          <w:type w:val="bbPlcHdr"/>
-        </w:types>
-        <w:behaviors>
-          <w:behavior w:val="content"/>
-        </w:behaviors>
-        <w:guid w:val="{8EBFAD2E-F377-45FB-B55C-BFF91A3796AA}"/>
-      </w:docPartPr>
-      <w:docPartBody>
-        <w:p>
-          <w:pPr>
-            <w:pStyle w:val="28AAEF92067C424B816FE7823FD5C75C"/>
-          </w:pPr>
-          <w:r>
-            <w:t>Groom looking in mirror</w:t>
-          </w:r>
-        </w:p>
-      </w:docPartBody>
-    </w:docPart>
-    <w:docPart>
-      <w:docPartPr>
-        <w:name w:val="C5AEC50E1B864B898EE1B41D2B926FDB"/>
-        <w:category>
-          <w:name w:val="General"/>
-          <w:gallery w:val="placeholder"/>
-        </w:category>
-        <w:types>
-          <w:type w:val="bbPlcHdr"/>
-        </w:types>
-        <w:behaviors>
-          <w:behavior w:val="content"/>
-        </w:behaviors>
-        <w:guid w:val="{9630FF26-66A1-4D48-B35B-B35FA3660E2D}"/>
-      </w:docPartPr>
-      <w:docPartBody>
-        <w:p>
-          <w:pPr>
-            <w:pStyle w:val="C5AEC50E1B864B898EE1B41D2B926FDB"/>
-          </w:pPr>
-          <w:r>
-            <w:t>Groom with ring bearer</w:t>
-          </w:r>
-        </w:p>
-      </w:docPartBody>
-    </w:docPart>
-    <w:docPart>
-      <w:docPartPr>
-        <w:name w:val="6575C37E73D748148C208B44DD195615"/>
-        <w:category>
-          <w:name w:val="General"/>
-          <w:gallery w:val="placeholder"/>
-        </w:category>
-        <w:types>
-          <w:type w:val="bbPlcHdr"/>
-        </w:types>
-        <w:behaviors>
-          <w:behavior w:val="content"/>
-        </w:behaviors>
-        <w:guid w:val="{A29771A6-4FB6-4C1C-831B-A39C1E4501CE}"/>
-      </w:docPartPr>
-      <w:docPartBody>
-        <w:p>
-          <w:pPr>
-            <w:pStyle w:val="6575C37E73D748148C208B44DD195615"/>
-          </w:pPr>
-          <w:r>
-            <w:t>Groom with best man</w:t>
-          </w:r>
-        </w:p>
-      </w:docPartBody>
-    </w:docPart>
-    <w:docPart>
-      <w:docPartPr>
-        <w:name w:val="599E5724BE0D42258AF6B699F543E3D1"/>
-        <w:category>
-          <w:name w:val="General"/>
-          <w:gallery w:val="placeholder"/>
-        </w:category>
-        <w:types>
-          <w:type w:val="bbPlcHdr"/>
-        </w:types>
-        <w:behaviors>
-          <w:behavior w:val="content"/>
-        </w:behaviors>
-        <w:guid w:val="{ECB2D475-1B4E-4ADF-9C9E-21209AE559D3}"/>
-      </w:docPartPr>
-      <w:docPartBody>
-        <w:p>
-          <w:pPr>
-            <w:pStyle w:val="599E5724BE0D42258AF6B699F543E3D1"/>
-          </w:pPr>
-          <w:r>
-            <w:t>Groomsmen putting on boutonnieres</w:t>
-          </w:r>
-        </w:p>
-      </w:docPartBody>
-    </w:docPart>
-    <w:docPart>
-      <w:docPartPr>
-        <w:name w:val="0B9F90D762B14B8386AB4DDF743D2292"/>
-        <w:category>
-          <w:name w:val="General"/>
-          <w:gallery w:val="placeholder"/>
-        </w:category>
-        <w:types>
-          <w:type w:val="bbPlcHdr"/>
-        </w:types>
-        <w:behaviors>
-          <w:behavior w:val="content"/>
-        </w:behaviors>
-        <w:guid w:val="{DA1A6E99-13F6-4301-B463-977DA487F98B}"/>
-      </w:docPartPr>
-      <w:docPartBody>
-        <w:p>
-          <w:pPr>
-            <w:pStyle w:val="0B9F90D762B14B8386AB4DDF743D2292"/>
-          </w:pPr>
-          <w:r>
-            <w:t>Groom with mother</w:t>
-          </w:r>
-        </w:p>
-      </w:docPartBody>
-    </w:docPart>
-    <w:docPart>
-      <w:docPartPr>
-        <w:name w:val="26418E682C9E4CAA818CD3DD170F530E"/>
-        <w:category>
-          <w:name w:val="General"/>
-          <w:gallery w:val="placeholder"/>
-        </w:category>
-        <w:types>
-          <w:type w:val="bbPlcHdr"/>
-        </w:types>
-        <w:behaviors>
-          <w:behavior w:val="content"/>
-        </w:behaviors>
-        <w:guid w:val="{13F082FD-926E-40AB-AE33-116A2BCF363C}"/>
-      </w:docPartPr>
-      <w:docPartBody>
-        <w:p>
-          <w:pPr>
-            <w:pStyle w:val="26418E682C9E4CAA818CD3DD170F530E"/>
-          </w:pPr>
-          <w:r>
-            <w:t>Candid photos of groom and groomsmen leaving for ceremony</w:t>
-          </w:r>
-        </w:p>
-      </w:docPartBody>
-    </w:docPart>
-    <w:docPart>
-      <w:docPartPr>
-        <w:name w:val="644AE394958543148AB90A60398E135C"/>
-        <w:category>
-          <w:name w:val="General"/>
-          <w:gallery w:val="placeholder"/>
-        </w:category>
-        <w:types>
-          <w:type w:val="bbPlcHdr"/>
-        </w:types>
-        <w:behaviors>
-          <w:behavior w:val="content"/>
-        </w:behaviors>
-        <w:guid w:val="{F4F0428D-9D1C-463F-BBAB-31568766CD50}"/>
-      </w:docPartPr>
-      <w:docPartBody>
-        <w:p>
-          <w:pPr>
-            <w:pStyle w:val="644AE394958543148AB90A60398E135C"/>
-          </w:pPr>
-          <w:r>
-            <w:t>Church/venue exterior</w:t>
-          </w:r>
-        </w:p>
-      </w:docPartBody>
-    </w:docPart>
-    <w:docPart>
-      <w:docPartPr>
-        <w:name w:val="850D5EBD236D46CE8D300B09CF502883"/>
-        <w:category>
-          <w:name w:val="General"/>
-          <w:gallery w:val="placeholder"/>
-        </w:category>
-        <w:types>
-          <w:type w:val="bbPlcHdr"/>
-        </w:types>
-        <w:behaviors>
-          <w:behavior w:val="content"/>
-        </w:behaviors>
-        <w:guid w:val="{8580AD5D-56A0-4229-8725-D4F3F3A0F2E0}"/>
-      </w:docPartPr>
-      <w:docPartBody>
-        <w:p>
-          <w:pPr>
-            <w:pStyle w:val="850D5EBD236D46CE8D300B09CF502883"/>
-          </w:pPr>
-          <w:r>
-            <w:t>Groom’s first sight of bride</w:t>
-          </w:r>
-        </w:p>
-      </w:docPartBody>
-    </w:docPart>
-    <w:docPart>
-      <w:docPartPr>
-        <w:name w:val="7B14AE9E325E439A81BECCA1AC505081"/>
-        <w:category>
-          <w:name w:val="General"/>
-          <w:gallery w:val="placeholder"/>
-        </w:category>
-        <w:types>
-          <w:type w:val="bbPlcHdr"/>
-        </w:types>
-        <w:behaviors>
-          <w:behavior w:val="content"/>
-        </w:behaviors>
-        <w:guid w:val="{CE0238EF-DBA9-4FEF-9E91-FD0D576E3300}"/>
-      </w:docPartPr>
-      <w:docPartBody>
-        <w:p>
-          <w:pPr>
-            <w:pStyle w:val="7B14AE9E325E439A81BECCA1AC505081"/>
-          </w:pPr>
-          <w:r>
-            <w:t>Church/venue interior (empty)</w:t>
-          </w:r>
-        </w:p>
-      </w:docPartBody>
-    </w:docPart>
-    <w:docPart>
-      <w:docPartPr>
-        <w:name w:val="DFA4453FCE9A4BA78A54A374D8C40B6A"/>
-        <w:category>
-          <w:name w:val="General"/>
-          <w:gallery w:val="placeholder"/>
-        </w:category>
-        <w:types>
-          <w:type w:val="bbPlcHdr"/>
-        </w:types>
-        <w:behaviors>
-          <w:behavior w:val="content"/>
-        </w:behaviors>
-        <w:guid w:val="{FCABE71E-3BCA-4496-B5DE-A1E363DE32E0}"/>
-      </w:docPartPr>
-      <w:docPartBody>
-        <w:p>
-          <w:pPr>
-            <w:pStyle w:val="DFA4453FCE9A4BA78A54A374D8C40B6A"/>
-          </w:pPr>
-          <w:r>
-            <w:t>Bride and escort entering</w:t>
-          </w:r>
-        </w:p>
-      </w:docPartBody>
-    </w:docPart>
-    <w:docPart>
-      <w:docPartPr>
-        <w:name w:val="4E5E3DB808EC43EE9B674D06196A58BF"/>
-        <w:category>
-          <w:name w:val="General"/>
-          <w:gallery w:val="placeholder"/>
-        </w:category>
-        <w:types>
-          <w:type w:val="bbPlcHdr"/>
-        </w:types>
-        <w:behaviors>
-          <w:behavior w:val="content"/>
-        </w:behaviors>
-        <w:guid w:val="{964D1EAC-9015-4FDD-BEA8-D5BE1FEA50DD}"/>
-      </w:docPartPr>
-      <w:docPartBody>
-        <w:p>
-          <w:pPr>
-            <w:pStyle w:val="4E5E3DB808EC43EE9B674D06196A58BF"/>
-          </w:pPr>
-          <w:r>
-            <w:t>Officiant with groom</w:t>
-          </w:r>
-        </w:p>
-      </w:docPartBody>
-    </w:docPart>
-    <w:docPart>
-      <w:docPartPr>
-        <w:name w:val="6D0A1812133E4F0C8DC1856F035A8869"/>
-        <w:category>
-          <w:name w:val="General"/>
-          <w:gallery w:val="placeholder"/>
-        </w:category>
-        <w:types>
-          <w:type w:val="bbPlcHdr"/>
-        </w:types>
-        <w:behaviors>
-          <w:behavior w:val="content"/>
-        </w:behaviors>
-        <w:guid w:val="{DB8648F0-6CAB-48E8-9F33-055ACC21EAD8}"/>
-      </w:docPartPr>
-      <w:docPartBody>
-        <w:p>
-          <w:pPr>
-            <w:pStyle w:val="6D0A1812133E4F0C8DC1856F035A8869"/>
-          </w:pPr>
-          <w:r>
-            <w:t>Bride and escort from rear of venue</w:t>
-          </w:r>
-        </w:p>
-      </w:docPartBody>
-    </w:docPart>
-    <w:docPart>
-      <w:docPartPr>
-        <w:name w:val="DD0E6FB2C833430DA2E4B1F7940BAC5E"/>
-        <w:category>
-          <w:name w:val="General"/>
-          <w:gallery w:val="placeholder"/>
-        </w:category>
-        <w:types>
-          <w:type w:val="bbPlcHdr"/>
-        </w:types>
-        <w:behaviors>
-          <w:behavior w:val="content"/>
-        </w:behaviors>
-        <w:guid w:val="{C8D020B7-592D-4A76-8A05-3299B78E0163}"/>
-      </w:docPartPr>
-      <w:docPartBody>
-        <w:p>
-          <w:pPr>
-            <w:pStyle w:val="DD0E6FB2C833430DA2E4B1F7940BAC5E"/>
-          </w:pPr>
-          <w:r>
-            <w:t>Guests arriving</w:t>
-          </w:r>
-        </w:p>
-      </w:docPartBody>
-    </w:docPart>
-    <w:docPart>
-      <w:docPartPr>
-        <w:name w:val="8BE8C31BCA2A430C84369331A4DCC6D4"/>
-        <w:category>
-          <w:name w:val="General"/>
-          <w:gallery w:val="placeholder"/>
-        </w:category>
-        <w:types>
-          <w:type w:val="bbPlcHdr"/>
-        </w:types>
-        <w:behaviors>
-          <w:behavior w:val="content"/>
-        </w:behaviors>
-        <w:guid w:val="{E8D06A32-D0E9-4134-9FB0-CDD38CCEF21A}"/>
-      </w:docPartPr>
-      <w:docPartBody>
-        <w:p>
-          <w:pPr>
-            <w:pStyle w:val="8BE8C31BCA2A430C84369331A4DCC6D4"/>
-          </w:pPr>
-          <w:r>
-            <w:t>Bride “given away”</w:t>
-          </w:r>
-        </w:p>
-      </w:docPartBody>
-    </w:docPart>
-    <w:docPart>
-      <w:docPartPr>
-        <w:name w:val="F0626AC7933E441990A0A8E8C2C4656F"/>
-        <w:category>
-          <w:name w:val="General"/>
-          <w:gallery w:val="placeholder"/>
-        </w:category>
-        <w:types>
-          <w:type w:val="bbPlcHdr"/>
-        </w:types>
-        <w:behaviors>
-          <w:behavior w:val="content"/>
-        </w:behaviors>
-        <w:guid w:val="{B6162918-7A69-430E-AC41-A5EAB18F394C}"/>
-      </w:docPartPr>
-      <w:docPartBody>
-        <w:p>
-          <w:pPr>
-            <w:pStyle w:val="F0626AC7933E441990A0A8E8C2C4656F"/>
-          </w:pPr>
-          <w:r>
-            <w:t>Bride arriving</w:t>
-          </w:r>
-        </w:p>
-      </w:docPartBody>
-    </w:docPart>
-    <w:docPart>
-      <w:docPartPr>
-        <w:name w:val="6A833D95EC8C4266825E23F1EACA2D8C"/>
-        <w:category>
-          <w:name w:val="General"/>
-          <w:gallery w:val="placeholder"/>
-        </w:category>
-        <w:types>
-          <w:type w:val="bbPlcHdr"/>
-        </w:types>
-        <w:behaviors>
-          <w:behavior w:val="content"/>
-        </w:behaviors>
-        <w:guid w:val="{D2682AC2-C1D7-4EB4-BA1E-FAE23DA0B766}"/>
-      </w:docPartPr>
-      <w:docPartBody>
-        <w:p>
-          <w:pPr>
-            <w:pStyle w:val="6A833D95EC8C4266825E23F1EACA2D8C"/>
-          </w:pPr>
-          <w:r>
-            <w:t>Musical performances and special readings</w:t>
-          </w:r>
-        </w:p>
-      </w:docPartBody>
-    </w:docPart>
-    <w:docPart>
-      <w:docPartPr>
-        <w:name w:val="BFCED45B965F4B1A92A1C19042A67312"/>
-        <w:category>
-          <w:name w:val="General"/>
-          <w:gallery w:val="placeholder"/>
-        </w:category>
-        <w:types>
-          <w:type w:val="bbPlcHdr"/>
-        </w:types>
-        <w:behaviors>
-          <w:behavior w:val="content"/>
-        </w:behaviors>
-        <w:guid w:val="{A49E0FFF-18F5-45BF-BDB9-B28AF2607FB2}"/>
-      </w:docPartPr>
-      <w:docPartBody>
-        <w:p>
-          <w:pPr>
-            <w:pStyle w:val="BFCED45B965F4B1A92A1C19042A67312"/>
-          </w:pPr>
-          <w:r>
-            <w:t>Groom arriving</w:t>
-          </w:r>
-        </w:p>
-      </w:docPartBody>
-    </w:docPart>
-    <w:docPart>
-      <w:docPartPr>
-        <w:name w:val="BDABCE15E30447E987D448DB14FF6338"/>
-        <w:category>
-          <w:name w:val="General"/>
-          <w:gallery w:val="placeholder"/>
-        </w:category>
-        <w:types>
-          <w:type w:val="bbPlcHdr"/>
-        </w:types>
-        <w:behaviors>
-          <w:behavior w:val="content"/>
-        </w:behaviors>
-        <w:guid w:val="{5CCEFC8E-6347-4243-BB60-FC61466A08D0}"/>
-      </w:docPartPr>
-      <w:docPartBody>
-        <w:p>
-          <w:pPr>
-            <w:pStyle w:val="BDABCE15E30447E987D448DB14FF6338"/>
-          </w:pPr>
-          <w:r>
-            <w:t>Unity ceremonies or memorials</w:t>
-          </w:r>
-        </w:p>
-      </w:docPartBody>
-    </w:docPart>
-    <w:docPart>
-      <w:docPartPr>
-        <w:name w:val="CC94ABB60A594D2FBCE354EF3FC3FD45"/>
-        <w:category>
-          <w:name w:val="General"/>
-          <w:gallery w:val="placeholder"/>
-        </w:category>
-        <w:types>
-          <w:type w:val="bbPlcHdr"/>
-        </w:types>
-        <w:behaviors>
-          <w:behavior w:val="content"/>
-        </w:behaviors>
-        <w:guid w:val="{5D3E8780-F511-4AE1-9455-B95DAE96CAD8}"/>
-      </w:docPartPr>
-      <w:docPartBody>
-        <w:p>
-          <w:pPr>
-            <w:pStyle w:val="CC94ABB60A594D2FBCE354EF3FC3FD45"/>
-          </w:pPr>
-          <w:r>
-            <w:t>Musicians and soloists</w:t>
-          </w:r>
-        </w:p>
-      </w:docPartBody>
-    </w:docPart>
-    <w:docPart>
-      <w:docPartPr>
-        <w:name w:val="BB6BF2B5B116498087F2DFCA06B52DCD"/>
-        <w:category>
-          <w:name w:val="General"/>
-          <w:gallery w:val="placeholder"/>
-        </w:category>
-        <w:types>
-          <w:type w:val="bbPlcHdr"/>
-        </w:types>
-        <w:behaviors>
-          <w:behavior w:val="content"/>
-        </w:behaviors>
-        <w:guid w:val="{0B41D95C-600E-40C6-AA6D-C56EC6E35470}"/>
-      </w:docPartPr>
-      <w:docPartBody>
-        <w:p>
-          <w:pPr>
-            <w:pStyle w:val="BB6BF2B5B116498087F2DFCA06B52DCD"/>
-          </w:pPr>
-          <w:r>
-            <w:t>Communion, eucharist, or other religious ceremonies</w:t>
-          </w:r>
-        </w:p>
-      </w:docPartBody>
-    </w:docPart>
-    <w:docPart>
-      <w:docPartPr>
-        <w:name w:val="4E922C51F86F474480403A653ED84DC0"/>
-        <w:category>
-          <w:name w:val="General"/>
-          <w:gallery w:val="placeholder"/>
-        </w:category>
-        <w:types>
-          <w:type w:val="bbPlcHdr"/>
-        </w:types>
-        <w:behaviors>
-          <w:behavior w:val="content"/>
-        </w:behaviors>
-        <w:guid w:val="{6760BAC8-49B4-4208-86F6-D579802A534B}"/>
-      </w:docPartPr>
-      <w:docPartBody>
-        <w:p>
-          <w:pPr>
-            <w:pStyle w:val="4E922C51F86F474480403A653ED84DC0"/>
-          </w:pPr>
-          <w:r>
-            <w:t>Seating of grandparents</w:t>
-          </w:r>
-        </w:p>
-      </w:docPartBody>
-    </w:docPart>
-    <w:docPart>
-      <w:docPartPr>
-        <w:name w:val="A55A9E4BCE724491B917E74D19EADC05"/>
-        <w:category>
-          <w:name w:val="General"/>
-          <w:gallery w:val="placeholder"/>
-        </w:category>
-        <w:types>
-          <w:type w:val="bbPlcHdr"/>
-        </w:types>
-        <w:behaviors>
-          <w:behavior w:val="content"/>
-        </w:behaviors>
-        <w:guid w:val="{AD53963B-44C3-4013-9E62-D1C519C2F743}"/>
-      </w:docPartPr>
-      <w:docPartBody>
-        <w:p>
-          <w:pPr>
-            <w:pStyle w:val="A55A9E4BCE724491B917E74D19EADC05"/>
-          </w:pPr>
-          <w:r>
-            <w:t>Exchange of vows</w:t>
-          </w:r>
-        </w:p>
-      </w:docPartBody>
-    </w:docPart>
-    <w:docPart>
-      <w:docPartPr>
-        <w:name w:val="6E9A788063A3473EAF177FE982D3FE28"/>
-        <w:category>
-          <w:name w:val="General"/>
-          <w:gallery w:val="placeholder"/>
-        </w:category>
-        <w:types>
-          <w:type w:val="bbPlcHdr"/>
-        </w:types>
-        <w:behaviors>
-          <w:behavior w:val="content"/>
-        </w:behaviors>
-        <w:guid w:val="{94DD61A3-7699-4C25-86EA-2D2920002B0A}"/>
-      </w:docPartPr>
-      <w:docPartBody>
-        <w:p>
-          <w:pPr>
-            <w:pStyle w:val="6E9A788063A3473EAF177FE982D3FE28"/>
-          </w:pPr>
-          <w:r>
-            <w:t>Seating of parents</w:t>
-          </w:r>
-        </w:p>
-      </w:docPartBody>
-    </w:docPart>
-    <w:docPart>
-      <w:docPartPr>
-        <w:name w:val="475BB82C92F04242A8CEB7A5D6CE6382"/>
-        <w:category>
-          <w:name w:val="General"/>
-          <w:gallery w:val="placeholder"/>
-        </w:category>
-        <w:types>
-          <w:type w:val="bbPlcHdr"/>
-        </w:types>
-        <w:behaviors>
-          <w:behavior w:val="content"/>
-        </w:behaviors>
-        <w:guid w:val="{D001A3B5-DDF9-411E-95D0-19AB2A21585E}"/>
-      </w:docPartPr>
-      <w:docPartBody>
-        <w:p>
-          <w:pPr>
-            <w:pStyle w:val="475BB82C92F04242A8CEB7A5D6CE6382"/>
-          </w:pPr>
-          <w:r>
-            <w:t>Exchange of rings</w:t>
-          </w:r>
-        </w:p>
-      </w:docPartBody>
-    </w:docPart>
-    <w:docPart>
-      <w:docPartPr>
-        <w:name w:val="9701B6EE4DC14141AF116F97C42EFC7B"/>
-        <w:category>
-          <w:name w:val="General"/>
-          <w:gallery w:val="placeholder"/>
-        </w:category>
-        <w:types>
-          <w:type w:val="bbPlcHdr"/>
-        </w:types>
-        <w:behaviors>
-          <w:behavior w:val="content"/>
-        </w:behaviors>
-        <w:guid w:val="{55E592B3-9CCD-4D39-983E-7707FDFDE5EE}"/>
-      </w:docPartPr>
-      <w:docPartBody>
-        <w:p>
-          <w:pPr>
-            <w:pStyle w:val="9701B6EE4DC14141AF116F97C42EFC7B"/>
-          </w:pPr>
-          <w:r>
-            <w:t>Groom and officiant entering</w:t>
-          </w:r>
-        </w:p>
-      </w:docPartBody>
-    </w:docPart>
-    <w:docPart>
-      <w:docPartPr>
-        <w:name w:val="8C1D591841FE4CB8B100B1036E77DC3E"/>
-        <w:category>
-          <w:name w:val="General"/>
-          <w:gallery w:val="placeholder"/>
-        </w:category>
-        <w:types>
-          <w:type w:val="bbPlcHdr"/>
-        </w:types>
-        <w:behaviors>
-          <w:behavior w:val="content"/>
-        </w:behaviors>
-        <w:guid w:val="{0FC897DC-8FCB-4728-AF9B-51B0908AB0CE}"/>
-      </w:docPartPr>
-      <w:docPartBody>
-        <w:p>
-          <w:pPr>
-            <w:pStyle w:val="8C1D591841FE4CB8B100B1036E77DC3E"/>
-          </w:pPr>
-          <w:r>
-            <w:t>Candid photos of children in wedding party</w:t>
-          </w:r>
-        </w:p>
-      </w:docPartBody>
-    </w:docPart>
-    <w:docPart>
-      <w:docPartPr>
-        <w:name w:val="277F1B5B476A49C2AD0498680723F9BF"/>
-        <w:category>
-          <w:name w:val="General"/>
-          <w:gallery w:val="placeholder"/>
-        </w:category>
-        <w:types>
-          <w:type w:val="bbPlcHdr"/>
-        </w:types>
-        <w:behaviors>
-          <w:behavior w:val="content"/>
-        </w:behaviors>
-        <w:guid w:val="{67D74D12-9E5B-4CCC-9873-3F93F1CB7D24}"/>
-      </w:docPartPr>
-      <w:docPartBody>
-        <w:p>
-          <w:pPr>
-            <w:pStyle w:val="277F1B5B476A49C2AD0498680723F9BF"/>
-          </w:pPr>
-          <w:r>
-            <w:t>Entrance of children</w:t>
-          </w:r>
-        </w:p>
-      </w:docPartBody>
-    </w:docPart>
-    <w:docPart>
-      <w:docPartPr>
-        <w:name w:val="C15E0A3C090E43F9BA4B0C2FD299B851"/>
-        <w:category>
-          <w:name w:val="General"/>
-          <w:gallery w:val="placeholder"/>
-        </w:category>
-        <w:types>
-          <w:type w:val="bbPlcHdr"/>
-        </w:types>
-        <w:behaviors>
-          <w:behavior w:val="content"/>
-        </w:behaviors>
-        <w:guid w:val="{C23F0B76-2A00-44C7-815D-B533DCDB0FBB}"/>
-      </w:docPartPr>
-      <w:docPartBody>
-        <w:p>
-          <w:pPr>
-            <w:pStyle w:val="C15E0A3C090E43F9BA4B0C2FD299B851"/>
-          </w:pPr>
-          <w:r>
-            <w:t>The kiss</w:t>
-          </w:r>
-        </w:p>
-      </w:docPartBody>
-    </w:docPart>
-    <w:docPart>
-      <w:docPartPr>
-        <w:name w:val="5361C561FFB849609831DD9308C823BE"/>
-        <w:category>
-          <w:name w:val="General"/>
-          <w:gallery w:val="placeholder"/>
-        </w:category>
-        <w:types>
-          <w:type w:val="bbPlcHdr"/>
-        </w:types>
-        <w:behaviors>
-          <w:behavior w:val="content"/>
-        </w:behaviors>
-        <w:guid w:val="{0FAB5AF0-E8AB-4EE0-BE6F-B464E01057FC}"/>
-      </w:docPartPr>
-      <w:docPartBody>
-        <w:p>
-          <w:pPr>
-            <w:pStyle w:val="5361C561FFB849609831DD9308C823BE"/>
-          </w:pPr>
-          <w:r>
-            <w:t>Entrance of wedding party</w:t>
-          </w:r>
-        </w:p>
-      </w:docPartBody>
-    </w:docPart>
-    <w:docPart>
-      <w:docPartPr>
-        <w:name w:val="ADF0FCE0E4D24B38B046BD4A3A713BD2"/>
-        <w:category>
-          <w:name w:val="General"/>
-          <w:gallery w:val="placeholder"/>
-        </w:category>
-        <w:types>
-          <w:type w:val="bbPlcHdr"/>
-        </w:types>
-        <w:behaviors>
-          <w:behavior w:val="content"/>
-        </w:behaviors>
-        <w:guid w:val="{3EE8543D-962B-4950-8619-4C4E1926286E}"/>
-      </w:docPartPr>
-      <w:docPartBody>
-        <w:p>
-          <w:pPr>
-            <w:pStyle w:val="ADF0FCE0E4D24B38B046BD4A3A713BD2"/>
-          </w:pPr>
-          <w:r>
-            <w:t>Introduction and applause</w:t>
-          </w:r>
-        </w:p>
-      </w:docPartBody>
-    </w:docPart>
-    <w:docPart>
-      <w:docPartPr>
-        <w:name w:val="5FBE3D2F60364036A82B67D56A3661B2"/>
-        <w:category>
-          <w:name w:val="General"/>
-          <w:gallery w:val="placeholder"/>
-        </w:category>
-        <w:types>
-          <w:type w:val="bbPlcHdr"/>
-        </w:types>
-        <w:behaviors>
-          <w:behavior w:val="content"/>
-        </w:behaviors>
-        <w:guid w:val="{1A0EFA8D-1A11-4F7D-854E-31BB70499D91}"/>
-      </w:docPartPr>
-      <w:docPartBody>
-        <w:p>
-          <w:pPr>
-            <w:pStyle w:val="5FBE3D2F60364036A82B67D56A3661B2"/>
-          </w:pPr>
-          <w:r>
-            <w:t>Guests standing for bride</w:t>
-          </w:r>
-        </w:p>
-      </w:docPartBody>
-    </w:docPart>
-    <w:docPart>
-      <w:docPartPr>
-        <w:name w:val="15E3808CCF11442993A38A8DEDA2D40A"/>
-        <w:category>
-          <w:name w:val="General"/>
-          <w:gallery w:val="placeholder"/>
-        </w:category>
-        <w:types>
-          <w:type w:val="bbPlcHdr"/>
-        </w:types>
-        <w:behaviors>
-          <w:behavior w:val="content"/>
-        </w:behaviors>
-        <w:guid w:val="{5F9BFC3C-CB20-4F39-B097-18CB022BC932}"/>
-      </w:docPartPr>
-      <w:docPartBody>
-        <w:p>
-          <w:pPr>
-            <w:pStyle w:val="15E3808CCF11442993A38A8DEDA2D40A"/>
-          </w:pPr>
-          <w:r>
-            <w:t>Recessional</w:t>
-          </w:r>
-        </w:p>
-      </w:docPartBody>
-    </w:docPart>
-    <w:docPart>
-      <w:docPartPr>
-        <w:name w:val="04CF94F670994C84B5F6606711F8116A"/>
-        <w:category>
-          <w:name w:val="General"/>
-          <w:gallery w:val="placeholder"/>
-        </w:category>
-        <w:types>
-          <w:type w:val="bbPlcHdr"/>
-        </w:types>
-        <w:behaviors>
-          <w:behavior w:val="content"/>
-        </w:behaviors>
-        <w:guid w:val="{7A2372EE-46DB-47A4-B874-E9C434950223}"/>
-      </w:docPartPr>
-      <w:docPartBody>
-        <w:p>
-          <w:pPr>
-            <w:pStyle w:val="04CF94F670994C84B5F6606711F8116A"/>
-          </w:pPr>
-          <w:r>
-            <w:t>Bride and escort framed in doorway</w:t>
-          </w:r>
-        </w:p>
-      </w:docPartBody>
-    </w:docPart>
-    <w:docPart>
-      <w:docPartPr>
-        <w:name w:val="5A43917259C4480FB094C6931D1F402C"/>
-        <w:category>
-          <w:name w:val="General"/>
-          <w:gallery w:val="placeholder"/>
-        </w:category>
-        <w:types>
-          <w:type w:val="bbPlcHdr"/>
-        </w:types>
-        <w:behaviors>
-          <w:behavior w:val="content"/>
-        </w:behaviors>
-        <w:guid w:val="{23E0061C-A15E-4D50-968E-533AFFB8B67E}"/>
-      </w:docPartPr>
-      <w:docPartBody>
-        <w:p>
-          <w:pPr>
-            <w:pStyle w:val="5A43917259C4480FB094C6931D1F402C"/>
-          </w:pPr>
-          <w:r>
-            <w:t>Wedding couple with attendants after ceremony</w:t>
-          </w:r>
-        </w:p>
-      </w:docPartBody>
-    </w:docPart>
-    <w:docPart>
-      <w:docPartPr>
-        <w:name w:val="DFBD7B371C8E479796A0C77A234D3E74"/>
-        <w:category>
-          <w:name w:val="General"/>
-          <w:gallery w:val="placeholder"/>
-        </w:category>
-        <w:types>
-          <w:type w:val="bbPlcHdr"/>
-        </w:types>
-        <w:behaviors>
-          <w:behavior w:val="content"/>
-        </w:behaviors>
-        <w:guid w:val="{ED0F9B6A-4D06-48D5-A219-1AA559581C8F}"/>
-      </w:docPartPr>
-      <w:docPartBody>
-        <w:p>
-          <w:pPr>
-            <w:pStyle w:val="DFBD7B371C8E479796A0C77A234D3E74"/>
-          </w:pPr>
-          <w:r>
-            <w:t>Wedding musician’s close-up</w:t>
-          </w:r>
-        </w:p>
-      </w:docPartBody>
-    </w:docPart>
-    <w:docPart>
-      <w:docPartPr>
-        <w:name w:val="D7BAD4A6DBA44BF583645F4787F85687"/>
-        <w:category>
-          <w:name w:val="General"/>
-          <w:gallery w:val="placeholder"/>
-        </w:category>
-        <w:types>
-          <w:type w:val="bbPlcHdr"/>
-        </w:types>
-        <w:behaviors>
-          <w:behavior w:val="content"/>
-        </w:behaviors>
-        <w:guid w:val="{A5DB32D5-9870-406A-9885-19CB1DE4A4F4}"/>
-      </w:docPartPr>
-      <w:docPartBody>
-        <w:p>
-          <w:pPr>
-            <w:pStyle w:val="D7BAD4A6DBA44BF583645F4787F85687"/>
-          </w:pPr>
-          <w:r>
-            <w:t>Groom alone</w:t>
-          </w:r>
-        </w:p>
-      </w:docPartBody>
-    </w:docPart>
-    <w:docPart>
-      <w:docPartPr>
-        <w:name w:val="D6C0D0389AC24BBA9960176E9933874C"/>
-        <w:category>
-          <w:name w:val="General"/>
-          <w:gallery w:val="placeholder"/>
-        </w:category>
-        <w:types>
-          <w:type w:val="bbPlcHdr"/>
-        </w:types>
-        <w:behaviors>
-          <w:behavior w:val="content"/>
-        </w:behaviors>
-        <w:guid w:val="{700DC66B-0057-4497-AB77-A8AE89E6E3D0}"/>
-      </w:docPartPr>
-      <w:docPartBody>
-        <w:p>
-          <w:pPr>
-            <w:pStyle w:val="D6C0D0389AC24BBA9960176E9933874C"/>
-          </w:pPr>
-          <w:r>
-            <w:t>Invitation close-up</w:t>
-          </w:r>
-        </w:p>
-      </w:docPartBody>
-    </w:docPart>
-    <w:docPart>
-      <w:docPartPr>
-        <w:name w:val="665197116D944BC9B538E36B4F8FC7B3"/>
-        <w:category>
-          <w:name w:val="General"/>
-          <w:gallery w:val="placeholder"/>
-        </w:category>
-        <w:types>
-          <w:type w:val="bbPlcHdr"/>
-        </w:types>
-        <w:behaviors>
-          <w:behavior w:val="content"/>
-        </w:behaviors>
-        <w:guid w:val="{1CB0577C-C178-4559-8782-314533F5FC0F}"/>
-      </w:docPartPr>
-      <w:docPartBody>
-        <w:p>
-          <w:pPr>
-            <w:pStyle w:val="665197116D944BC9B538E36B4F8FC7B3"/>
-          </w:pPr>
-          <w:r>
-            <w:t>Wedding couple together</w:t>
-          </w:r>
-        </w:p>
-      </w:docPartBody>
-    </w:docPart>
-    <w:docPart>
-      <w:docPartPr>
-        <w:name w:val="746AFF945C2E46BBB3381E671F071871"/>
-        <w:category>
-          <w:name w:val="General"/>
-          <w:gallery w:val="placeholder"/>
-        </w:category>
-        <w:types>
-          <w:type w:val="bbPlcHdr"/>
-        </w:types>
-        <w:behaviors>
-          <w:behavior w:val="content"/>
-        </w:behaviors>
-        <w:guid w:val="{F625C4EE-929A-4124-AFD2-7B713441B449}"/>
-      </w:docPartPr>
-      <w:docPartBody>
-        <w:p>
-          <w:pPr>
-            <w:pStyle w:val="746AFF945C2E46BBB3381E671F071871"/>
-          </w:pPr>
-          <w:r>
-            <w:t>Altar or chuppah</w:t>
-          </w:r>
-        </w:p>
-      </w:docPartBody>
-    </w:docPart>
-    <w:docPart>
-      <w:docPartPr>
-        <w:name w:val="FF8C6C6AD6A04788AE396950C01EA8BD"/>
-        <w:category>
-          <w:name w:val="General"/>
-          <w:gallery w:val="placeholder"/>
-        </w:category>
-        <w:types>
-          <w:type w:val="bbPlcHdr"/>
-        </w:types>
-        <w:behaviors>
-          <w:behavior w:val="content"/>
-        </w:behaviors>
-        <w:guid w:val="{A9D13F24-A7E7-4F88-95E7-4C3A796D8B34}"/>
-      </w:docPartPr>
-      <w:docPartBody>
-        <w:p>
-          <w:pPr>
-            <w:pStyle w:val="FF8C6C6AD6A04788AE396950C01EA8BD"/>
-          </w:pPr>
-          <w:r>
-            <w:t>Wedding couple with officiant</w:t>
-          </w:r>
-        </w:p>
-      </w:docPartBody>
-    </w:docPart>
-    <w:docPart>
-      <w:docPartPr>
-        <w:name w:val="7291021F7AD946799CB0F3EF7663ED85"/>
-        <w:category>
-          <w:name w:val="General"/>
-          <w:gallery w:val="placeholder"/>
-        </w:category>
-        <w:types>
-          <w:type w:val="bbPlcHdr"/>
-        </w:types>
-        <w:behaviors>
-          <w:behavior w:val="content"/>
-        </w:behaviors>
-        <w:guid w:val="{B97DF79A-B15A-4D50-B79F-DDB74C4456DE}"/>
-      </w:docPartPr>
-      <w:docPartBody>
-        <w:p>
-          <w:pPr>
-            <w:pStyle w:val="7291021F7AD946799CB0F3EF7663ED85"/>
-          </w:pPr>
-          <w:r>
-            <w:t>Bride alone</w:t>
-          </w:r>
-        </w:p>
-      </w:docPartBody>
-    </w:docPart>
-    <w:docPart>
-      <w:docPartPr>
-        <w:name w:val="77F13E6F901F4106B3BA9031C8DAFC7F"/>
-        <w:category>
-          <w:name w:val="General"/>
-          <w:gallery w:val="placeholder"/>
-        </w:category>
-        <w:types>
-          <w:type w:val="bbPlcHdr"/>
-        </w:types>
-        <w:behaviors>
-          <w:behavior w:val="content"/>
-        </w:behaviors>
-        <w:guid w:val="{4232D02B-3C1C-45E6-BFEF-4AEAF05F40A8}"/>
-      </w:docPartPr>
-      <w:docPartBody>
-        <w:p>
-          <w:pPr>
-            <w:pStyle w:val="77F13E6F901F4106B3BA9031C8DAFC7F"/>
-          </w:pPr>
-          <w:r>
-            <w:t>Rings close-up</w:t>
-          </w:r>
-        </w:p>
-      </w:docPartBody>
-    </w:docPart>
-    <w:docPart>
-      <w:docPartPr>
-        <w:name w:val="20D9904F4FAE40D7B2C2EA10E24E01A0"/>
-        <w:category>
-          <w:name w:val="General"/>
-          <w:gallery w:val="placeholder"/>
-        </w:category>
-        <w:types>
-          <w:type w:val="bbPlcHdr"/>
-        </w:types>
-        <w:behaviors>
-          <w:behavior w:val="content"/>
-        </w:behaviors>
-        <w:guid w:val="{A19AFA80-8CFF-4CD9-BAFD-805D542A97CA}"/>
-      </w:docPartPr>
-      <w:docPartBody>
-        <w:p>
-          <w:pPr>
-            <w:pStyle w:val="20D9904F4FAE40D7B2C2EA10E24E01A0"/>
-          </w:pPr>
-          <w:r>
-            <w:t>Bride with bride’s family</w:t>
-          </w:r>
-        </w:p>
-      </w:docPartBody>
-    </w:docPart>
-    <w:docPart>
-      <w:docPartPr>
-        <w:name w:val="AAA4B1FA87E049108F34E9B9CCCD83D5"/>
-        <w:category>
-          <w:name w:val="General"/>
-          <w:gallery w:val="placeholder"/>
-        </w:category>
-        <w:types>
-          <w:type w:val="bbPlcHdr"/>
-        </w:types>
-        <w:behaviors>
-          <w:behavior w:val="content"/>
-        </w:behaviors>
-        <w:guid w:val="{F45DB385-B66C-48F7-B794-D7F881B456DB}"/>
-      </w:docPartPr>
-      <w:docPartBody>
-        <w:p>
-          <w:pPr>
-            <w:pStyle w:val="AAA4B1FA87E049108F34E9B9CCCD83D5"/>
-          </w:pPr>
-          <w:r>
-            <w:t>Wedding couple with bride’s parents</w:t>
-          </w:r>
-        </w:p>
-      </w:docPartBody>
-    </w:docPart>
-    <w:docPart>
-      <w:docPartPr>
-        <w:name w:val="AD52C8CACD5D41FDB3D2B1717FAB2FEC"/>
-        <w:category>
-          <w:name w:val="General"/>
-          <w:gallery w:val="placeholder"/>
-        </w:category>
-        <w:types>
-          <w:type w:val="bbPlcHdr"/>
-        </w:types>
-        <w:behaviors>
-          <w:behavior w:val="content"/>
-        </w:behaviors>
-        <w:guid w:val="{0DE4D3FD-608F-474A-85B1-739AA848D72C}"/>
-      </w:docPartPr>
-      <w:docPartBody>
-        <w:p>
-          <w:pPr>
-            <w:pStyle w:val="AD52C8CACD5D41FDB3D2B1717FAB2FEC"/>
-          </w:pPr>
-          <w:r>
-            <w:t>Bride with groom’s family</w:t>
-          </w:r>
-        </w:p>
-      </w:docPartBody>
-    </w:docPart>
-    <w:docPart>
-      <w:docPartPr>
-        <w:name w:val="3A8F53725B164CB482EEB95EAE193928"/>
-        <w:category>
-          <w:name w:val="General"/>
-          <w:gallery w:val="placeholder"/>
-        </w:category>
-        <w:types>
-          <w:type w:val="bbPlcHdr"/>
-        </w:types>
-        <w:behaviors>
-          <w:behavior w:val="content"/>
-        </w:behaviors>
-        <w:guid w:val="{DBF220A1-F3E1-4EF0-87E8-D1E58ED96C8D}"/>
-      </w:docPartPr>
-      <w:docPartBody>
-        <w:p>
-          <w:pPr>
-            <w:pStyle w:val="3A8F53725B164CB482EEB95EAE193928"/>
-          </w:pPr>
-          <w:r>
-            <w:t>Bride with bride’s grandparents</w:t>
-          </w:r>
-        </w:p>
-      </w:docPartBody>
-    </w:docPart>
-    <w:docPart>
-      <w:docPartPr>
-        <w:name w:val="7D0B49AE36AB49D3A92EAC5EE4805843"/>
-        <w:category>
-          <w:name w:val="General"/>
-          <w:gallery w:val="placeholder"/>
-        </w:category>
-        <w:types>
-          <w:type w:val="bbPlcHdr"/>
-        </w:types>
-        <w:behaviors>
-          <w:behavior w:val="content"/>
-        </w:behaviors>
-        <w:guid w:val="{F311FB67-0EED-4116-8985-92C4FB95FB04}"/>
-      </w:docPartPr>
-      <w:docPartBody>
-        <w:p>
-          <w:pPr>
-            <w:pStyle w:val="7D0B49AE36AB49D3A92EAC5EE4805843"/>
-          </w:pPr>
-          <w:r>
-            <w:t>Groom with bride’s family</w:t>
-          </w:r>
-        </w:p>
-      </w:docPartBody>
-    </w:docPart>
-    <w:docPart>
-      <w:docPartPr>
-        <w:name w:val="76576846B09D43939401A417DD04EDFB"/>
-        <w:category>
-          <w:name w:val="General"/>
-          <w:gallery w:val="placeholder"/>
-        </w:category>
-        <w:types>
-          <w:type w:val="bbPlcHdr"/>
-        </w:types>
-        <w:behaviors>
-          <w:behavior w:val="content"/>
-        </w:behaviors>
-        <w:guid w:val="{3776EC44-EBF0-4347-838A-F7AB1686EE93}"/>
-      </w:docPartPr>
-      <w:docPartBody>
-        <w:p>
-          <w:pPr>
-            <w:pStyle w:val="76576846B09D43939401A417DD04EDFB"/>
-          </w:pPr>
-          <w:r>
-            <w:t>Wedding couple with bride’s grandparents</w:t>
-          </w:r>
-        </w:p>
-      </w:docPartBody>
-    </w:docPart>
-    <w:docPart>
-      <w:docPartPr>
-        <w:name w:val="88313ECB6FE648F0B5C6CBCF8699D853"/>
-        <w:category>
-          <w:name w:val="General"/>
-          <w:gallery w:val="placeholder"/>
-        </w:category>
-        <w:types>
-          <w:type w:val="bbPlcHdr"/>
-        </w:types>
-        <w:behaviors>
-          <w:behavior w:val="content"/>
-        </w:behaviors>
-        <w:guid w:val="{FF850E67-D293-4935-82C9-A12745B82AE7}"/>
-      </w:docPartPr>
-      <w:docPartBody>
-        <w:p>
-          <w:pPr>
-            <w:pStyle w:val="88313ECB6FE648F0B5C6CBCF8699D853"/>
-          </w:pPr>
-          <w:r>
-            <w:t>Groom with groom’s family</w:t>
-          </w:r>
-        </w:p>
-      </w:docPartBody>
-    </w:docPart>
-    <w:docPart>
-      <w:docPartPr>
-        <w:name w:val="107BD1B407B74B28A2489F88BF54BCE9"/>
-        <w:category>
-          <w:name w:val="General"/>
-          <w:gallery w:val="placeholder"/>
-        </w:category>
-        <w:types>
-          <w:type w:val="bbPlcHdr"/>
-        </w:types>
-        <w:behaviors>
-          <w:behavior w:val="content"/>
-        </w:behaviors>
-        <w:guid w:val="{C551962A-8E45-4BBE-91C9-B6C8A682C668}"/>
-      </w:docPartPr>
-      <w:docPartBody>
-        <w:p>
-          <w:pPr>
-            <w:pStyle w:val="107BD1B407B74B28A2489F88BF54BCE9"/>
-          </w:pPr>
-          <w:r>
-            <w:t>Groom with groom’s parents</w:t>
-          </w:r>
-        </w:p>
-      </w:docPartBody>
-    </w:docPart>
-    <w:docPart>
-      <w:docPartPr>
-        <w:name w:val="1F0CB7539A4343FCBFEAE4953859259D"/>
-        <w:category>
-          <w:name w:val="General"/>
-          <w:gallery w:val="placeholder"/>
-        </w:category>
-        <w:types>
-          <w:type w:val="bbPlcHdr"/>
-        </w:types>
-        <w:behaviors>
-          <w:behavior w:val="content"/>
-        </w:behaviors>
-        <w:guid w:val="{3A52B708-A073-42CE-9754-922FD6E56A51}"/>
-      </w:docPartPr>
-      <w:docPartBody>
-        <w:p>
-          <w:pPr>
-            <w:pStyle w:val="1F0CB7539A4343FCBFEAE4953859259D"/>
-          </w:pPr>
-          <w:r>
-            <w:t>Wedding couple with bride’s family</w:t>
-          </w:r>
-        </w:p>
-      </w:docPartBody>
-    </w:docPart>
-    <w:docPart>
-      <w:docPartPr>
-        <w:name w:val="E0014D32CB0B4AAE9C3E23D78F351322"/>
-        <w:category>
-          <w:name w:val="General"/>
-          <w:gallery w:val="placeholder"/>
-        </w:category>
-        <w:types>
-          <w:type w:val="bbPlcHdr"/>
-        </w:types>
-        <w:behaviors>
-          <w:behavior w:val="content"/>
-        </w:behaviors>
-        <w:guid w:val="{7AA20E19-2B1C-4F69-86DF-39A11D61CCD9}"/>
-      </w:docPartPr>
-      <w:docPartBody>
-        <w:p>
-          <w:pPr>
-            <w:pStyle w:val="E0014D32CB0B4AAE9C3E23D78F351322"/>
-          </w:pPr>
-          <w:r>
-            <w:t>Groom with mother</w:t>
-          </w:r>
-        </w:p>
-      </w:docPartBody>
-    </w:docPart>
-    <w:docPart>
-      <w:docPartPr>
-        <w:name w:val="195491893B4C4172A24B28847D481DF3"/>
-        <w:category>
-          <w:name w:val="General"/>
-          <w:gallery w:val="placeholder"/>
-        </w:category>
-        <w:types>
-          <w:type w:val="bbPlcHdr"/>
-        </w:types>
-        <w:behaviors>
-          <w:behavior w:val="content"/>
-        </w:behaviors>
-        <w:guid w:val="{D68D4330-7B10-4462-831E-8A4425055FC2}"/>
-      </w:docPartPr>
-      <w:docPartBody>
-        <w:p>
-          <w:pPr>
-            <w:pStyle w:val="195491893B4C4172A24B28847D481DF3"/>
-          </w:pPr>
-          <w:r>
-            <w:t>Wedding couple with groom’s family</w:t>
-          </w:r>
-        </w:p>
-      </w:docPartBody>
-    </w:docPart>
-    <w:docPart>
-      <w:docPartPr>
-        <w:name w:val="C0F98D3DB05C47AB88A5E8463CBBAB91"/>
-        <w:category>
-          <w:name w:val="General"/>
-          <w:gallery w:val="placeholder"/>
-        </w:category>
-        <w:types>
-          <w:type w:val="bbPlcHdr"/>
-        </w:types>
-        <w:behaviors>
-          <w:behavior w:val="content"/>
-        </w:behaviors>
-        <w:guid w:val="{ACA68D47-7D1A-49AB-BD04-46605995F942}"/>
-      </w:docPartPr>
-      <w:docPartBody>
-        <w:p>
-          <w:pPr>
-            <w:pStyle w:val="C0F98D3DB05C47AB88A5E8463CBBAB91"/>
-          </w:pPr>
-          <w:r>
-            <w:t>Groom with father</w:t>
-          </w:r>
-        </w:p>
-      </w:docPartBody>
-    </w:docPart>
-    <w:docPart>
-      <w:docPartPr>
-        <w:name w:val="A7B8A63C25474B37AD59DCE1CC8002E9"/>
-        <w:category>
-          <w:name w:val="General"/>
-          <w:gallery w:val="placeholder"/>
-        </w:category>
-        <w:types>
-          <w:type w:val="bbPlcHdr"/>
-        </w:types>
-        <w:behaviors>
-          <w:behavior w:val="content"/>
-        </w:behaviors>
-        <w:guid w:val="{D056C793-C0F7-45EC-B7B8-3AC514118525}"/>
-      </w:docPartPr>
-      <w:docPartBody>
-        <w:p>
-          <w:pPr>
-            <w:pStyle w:val="A7B8A63C25474B37AD59DCE1CC8002E9"/>
-          </w:pPr>
-          <w:r>
-            <w:t>Wedding couple with both families</w:t>
-          </w:r>
-        </w:p>
-      </w:docPartBody>
-    </w:docPart>
-    <w:docPart>
-      <w:docPartPr>
-        <w:name w:val="FDACA50CBDC146E1A10BE4B6863B1118"/>
-        <w:category>
-          <w:name w:val="General"/>
-          <w:gallery w:val="placeholder"/>
-        </w:category>
-        <w:types>
-          <w:type w:val="bbPlcHdr"/>
-        </w:types>
-        <w:behaviors>
-          <w:behavior w:val="content"/>
-        </w:behaviors>
-        <w:guid w:val="{67751BC3-BEB6-4DDF-8371-7DD6DE310BE8}"/>
-      </w:docPartPr>
-      <w:docPartBody>
-        <w:p>
-          <w:pPr>
-            <w:pStyle w:val="FDACA50CBDC146E1A10BE4B6863B1118"/>
-          </w:pPr>
-          <w:r>
-            <w:t>Groom with groom’s grandparents</w:t>
-          </w:r>
-        </w:p>
-      </w:docPartBody>
-    </w:docPart>
-    <w:docPart>
-      <w:docPartPr>
-        <w:name w:val="F66035AF451B4C5B88EE9437F516851C"/>
-        <w:category>
-          <w:name w:val="General"/>
-          <w:gallery w:val="placeholder"/>
-        </w:category>
-        <w:types>
-          <w:type w:val="bbPlcHdr"/>
-        </w:types>
-        <w:behaviors>
-          <w:behavior w:val="content"/>
-        </w:behaviors>
-        <w:guid w:val="{F56B274F-76B7-43B2-A0B2-C7B6D3C8E752}"/>
-      </w:docPartPr>
-      <w:docPartBody>
-        <w:p>
-          <w:pPr>
-            <w:pStyle w:val="F66035AF451B4C5B88EE9437F516851C"/>
-          </w:pPr>
-          <w:r>
-            <w:t>Bride with bride’s parents</w:t>
-          </w:r>
-        </w:p>
-      </w:docPartBody>
-    </w:docPart>
-    <w:docPart>
-      <w:docPartPr>
-        <w:name w:val="6F2BB7E0FF8F462087C7A650528191E9"/>
-        <w:category>
-          <w:name w:val="General"/>
-          <w:gallery w:val="placeholder"/>
-        </w:category>
-        <w:types>
-          <w:type w:val="bbPlcHdr"/>
-        </w:types>
-        <w:behaviors>
-          <w:behavior w:val="content"/>
-        </w:behaviors>
-        <w:guid w:val="{0C9CD22F-DC78-4E28-A8C5-F1513D530B92}"/>
-      </w:docPartPr>
-      <w:docPartBody>
-        <w:p>
-          <w:pPr>
-            <w:pStyle w:val="6F2BB7E0FF8F462087C7A650528191E9"/>
-          </w:pPr>
-          <w:r>
-            <w:t>Wedding couple with groom’s parents</w:t>
-          </w:r>
-        </w:p>
-      </w:docPartBody>
-    </w:docPart>
-    <w:docPart>
-      <w:docPartPr>
-        <w:name w:val="8DB2D167B04C4A8CBFD4E525F1F908DC"/>
-        <w:category>
-          <w:name w:val="General"/>
-          <w:gallery w:val="placeholder"/>
-        </w:category>
-        <w:types>
-          <w:type w:val="bbPlcHdr"/>
-        </w:types>
-        <w:behaviors>
-          <w:behavior w:val="content"/>
-        </w:behaviors>
-        <w:guid w:val="{327F0472-F433-40E1-AC85-63A79E1A6FB7}"/>
-      </w:docPartPr>
-      <w:docPartBody>
-        <w:p>
-          <w:pPr>
-            <w:pStyle w:val="8DB2D167B04C4A8CBFD4E525F1F908DC"/>
-          </w:pPr>
-          <w:r>
-            <w:t>Bride with mother</w:t>
-          </w:r>
-        </w:p>
-      </w:docPartBody>
-    </w:docPart>
-    <w:docPart>
-      <w:docPartPr>
-        <w:name w:val="20F61050B12741F3A144ED58E1879918"/>
-        <w:category>
-          <w:name w:val="General"/>
-          <w:gallery w:val="placeholder"/>
-        </w:category>
-        <w:types>
-          <w:type w:val="bbPlcHdr"/>
-        </w:types>
-        <w:behaviors>
-          <w:behavior w:val="content"/>
-        </w:behaviors>
-        <w:guid w:val="{228E9C78-AFB8-4F8C-B914-BE469983DFAD}"/>
-      </w:docPartPr>
-      <w:docPartBody>
-        <w:p>
-          <w:pPr>
-            <w:pStyle w:val="20F61050B12741F3A144ED58E1879918"/>
-          </w:pPr>
-          <w:r>
-            <w:t>Wedding couple with groom’s grandparents</w:t>
-          </w:r>
-        </w:p>
-      </w:docPartBody>
-    </w:docPart>
-    <w:docPart>
-      <w:docPartPr>
-        <w:name w:val="48A03C0D781A4FCAAF337775371773B3"/>
-        <w:category>
-          <w:name w:val="General"/>
-          <w:gallery w:val="placeholder"/>
-        </w:category>
-        <w:types>
-          <w:type w:val="bbPlcHdr"/>
-        </w:types>
-        <w:behaviors>
-          <w:behavior w:val="content"/>
-        </w:behaviors>
-        <w:guid w:val="{CEDFA9B1-8C24-40DB-B147-EDC3BAA5A650}"/>
-      </w:docPartPr>
-      <w:docPartBody>
-        <w:p>
-          <w:pPr>
-            <w:pStyle w:val="48A03C0D781A4FCAAF337775371773B3"/>
-          </w:pPr>
-          <w:r>
-            <w:t>Bride with father</w:t>
-          </w:r>
-        </w:p>
-      </w:docPartBody>
-    </w:docPart>
-    <w:docPart>
-      <w:docPartPr>
-        <w:name w:val="2A0B17C2A99145A4875A75EF10FE71BF"/>
-        <w:category>
-          <w:name w:val="General"/>
-          <w:gallery w:val="placeholder"/>
-        </w:category>
-        <w:types>
-          <w:type w:val="bbPlcHdr"/>
-        </w:types>
-        <w:behaviors>
-          <w:behavior w:val="content"/>
-        </w:behaviors>
-        <w:guid w:val="{86C9E017-5DEE-4FD1-9FC9-622F940F2739}"/>
-      </w:docPartPr>
-      <w:docPartBody>
-        <w:p>
-          <w:pPr>
-            <w:pStyle w:val="2A0B17C2A99145A4875A75EF10FE71BF"/>
-          </w:pPr>
-          <w:r>
-            <w:t>Couple with siblings</w:t>
-          </w:r>
-        </w:p>
-      </w:docPartBody>
-    </w:docPart>
-    <w:docPart>
-      <w:docPartPr>
-        <w:name w:val="1336815B5D4B4B96872A1A6EFFB10E8B"/>
-        <w:category>
-          <w:name w:val="General"/>
-          <w:gallery w:val="placeholder"/>
-        </w:category>
-        <w:types>
-          <w:type w:val="bbPlcHdr"/>
-        </w:types>
-        <w:behaviors>
-          <w:behavior w:val="content"/>
-        </w:behaviors>
-        <w:guid w:val="{846E11E7-6C06-4F1C-BEDB-7F7A8DDE6D19}"/>
-      </w:docPartPr>
-      <w:docPartBody>
-        <w:p>
-          <w:pPr>
-            <w:pStyle w:val="1336815B5D4B4B96872A1A6EFFB10E8B"/>
-          </w:pPr>
-          <w:r>
-            <w:t>Bride with maid of honor</w:t>
-          </w:r>
-        </w:p>
-      </w:docPartBody>
-    </w:docPart>
-    <w:docPart>
-      <w:docPartPr>
-        <w:name w:val="5A22D796F7144C4BBE6C16F5184ED2AB"/>
-        <w:category>
-          <w:name w:val="General"/>
-          <w:gallery w:val="placeholder"/>
-        </w:category>
-        <w:types>
-          <w:type w:val="bbPlcHdr"/>
-        </w:types>
-        <w:behaviors>
-          <w:behavior w:val="content"/>
-        </w:behaviors>
-        <w:guid w:val="{D46601A4-C6B1-4B7C-BA4C-61E68955BC24}"/>
-      </w:docPartPr>
-      <w:docPartBody>
-        <w:p>
-          <w:pPr>
-            <w:pStyle w:val="5A22D796F7144C4BBE6C16F5184ED2AB"/>
-          </w:pPr>
-          <w:r>
-            <w:t>Groom with groomsmen</w:t>
-          </w:r>
-        </w:p>
-      </w:docPartBody>
-    </w:docPart>
-    <w:docPart>
-      <w:docPartPr>
-        <w:name w:val="08777F4221F14C03A24A97D65FD8F303"/>
-        <w:category>
-          <w:name w:val="General"/>
-          <w:gallery w:val="placeholder"/>
-        </w:category>
-        <w:types>
-          <w:type w:val="bbPlcHdr"/>
-        </w:types>
-        <w:behaviors>
-          <w:behavior w:val="content"/>
-        </w:behaviors>
-        <w:guid w:val="{7768855A-8898-4C3E-9245-2A983BB13B4F}"/>
-      </w:docPartPr>
-      <w:docPartBody>
-        <w:p>
-          <w:pPr>
-            <w:pStyle w:val="08777F4221F14C03A24A97D65FD8F303"/>
-          </w:pPr>
-          <w:r>
-            <w:t>Groom with best man</w:t>
-          </w:r>
-        </w:p>
-      </w:docPartBody>
-    </w:docPart>
-    <w:docPart>
-      <w:docPartPr>
-        <w:name w:val="689113C0E48A4E2E8A5C7023D609CB2D"/>
-        <w:category>
-          <w:name w:val="General"/>
-          <w:gallery w:val="placeholder"/>
-        </w:category>
-        <w:types>
-          <w:type w:val="bbPlcHdr"/>
-        </w:types>
-        <w:behaviors>
-          <w:behavior w:val="content"/>
-        </w:behaviors>
-        <w:guid w:val="{1C27D969-7C5C-4683-AE8A-9480C7B76C0B}"/>
-      </w:docPartPr>
-      <w:docPartBody>
-        <w:p>
-          <w:pPr>
-            <w:pStyle w:val="689113C0E48A4E2E8A5C7023D609CB2D"/>
-          </w:pPr>
-          <w:r>
-            <w:t>Wedding couple with groomsmen</w:t>
-          </w:r>
-        </w:p>
-      </w:docPartBody>
-    </w:docPart>
-    <w:docPart>
-      <w:docPartPr>
-        <w:name w:val="6F2A6E7026534B888A2842B4C9AD314B"/>
-        <w:category>
-          <w:name w:val="General"/>
-          <w:gallery w:val="placeholder"/>
-        </w:category>
-        <w:types>
-          <w:type w:val="bbPlcHdr"/>
-        </w:types>
-        <w:behaviors>
-          <w:behavior w:val="content"/>
-        </w:behaviors>
-        <w:guid w:val="{EC446538-EB20-4F61-82CD-FB231AD99286}"/>
-      </w:docPartPr>
-      <w:docPartBody>
-        <w:p>
-          <w:pPr>
-            <w:pStyle w:val="6F2A6E7026534B888A2842B4C9AD314B"/>
-          </w:pPr>
-          <w:r>
-            <w:t>Bride with wedding attendants</w:t>
-          </w:r>
-        </w:p>
-      </w:docPartBody>
-    </w:docPart>
-    <w:docPart>
-      <w:docPartPr>
-        <w:name w:val="B3BE457A1C82459881D6885F4CB24ABC"/>
-        <w:category>
-          <w:name w:val="General"/>
-          <w:gallery w:val="placeholder"/>
-        </w:category>
-        <w:types>
-          <w:type w:val="bbPlcHdr"/>
-        </w:types>
-        <w:behaviors>
-          <w:behavior w:val="content"/>
-        </w:behaviors>
-        <w:guid w:val="{9920F740-9BD0-4200-96E8-9E3AE72C7360}"/>
-      </w:docPartPr>
-      <w:docPartBody>
-        <w:p>
-          <w:pPr>
-            <w:pStyle w:val="B3BE457A1C82459881D6885F4CB24ABC"/>
-          </w:pPr>
-          <w:r>
-            <w:t>Bride with child attendants</w:t>
-          </w:r>
-        </w:p>
-      </w:docPartBody>
-    </w:docPart>
-    <w:docPart>
-      <w:docPartPr>
-        <w:name w:val="73D85D36858E4F139244C6BAB818C340"/>
-        <w:category>
-          <w:name w:val="General"/>
-          <w:gallery w:val="placeholder"/>
-        </w:category>
-        <w:types>
-          <w:type w:val="bbPlcHdr"/>
-        </w:types>
-        <w:behaviors>
-          <w:behavior w:val="content"/>
-        </w:behaviors>
-        <w:guid w:val="{F6319565-C72F-416D-AE3A-C55CE013AFAA}"/>
-      </w:docPartPr>
-      <w:docPartBody>
-        <w:p>
-          <w:pPr>
-            <w:pStyle w:val="73D85D36858E4F139244C6BAB818C340"/>
-          </w:pPr>
-          <w:r>
-            <w:t>Groom with wedding attendants</w:t>
-          </w:r>
-        </w:p>
-      </w:docPartBody>
-    </w:docPart>
-    <w:docPart>
-      <w:docPartPr>
-        <w:name w:val="2C103559A471499EBCBFEF5689F653F0"/>
-        <w:category>
-          <w:name w:val="General"/>
-          <w:gallery w:val="placeholder"/>
-        </w:category>
-        <w:types>
-          <w:type w:val="bbPlcHdr"/>
-        </w:types>
-        <w:behaviors>
-          <w:behavior w:val="content"/>
-        </w:behaviors>
-        <w:guid w:val="{3EAFBA69-7C2B-4AE1-BC66-C1EE02E36363}"/>
-      </w:docPartPr>
-      <w:docPartBody>
-        <w:p>
-          <w:pPr>
-            <w:pStyle w:val="2C103559A471499EBCBFEF5689F653F0"/>
-          </w:pPr>
-          <w:r>
-            <w:t>Groom with child attendants</w:t>
-          </w:r>
-        </w:p>
-      </w:docPartBody>
-    </w:docPart>
-    <w:docPart>
-      <w:docPartPr>
-        <w:name w:val="2DBAAE5A69B649BBAD0562F41FD86AD2"/>
-        <w:category>
-          <w:name w:val="General"/>
-          <w:gallery w:val="placeholder"/>
-        </w:category>
-        <w:types>
-          <w:type w:val="bbPlcHdr"/>
-        </w:types>
-        <w:behaviors>
-          <w:behavior w:val="content"/>
-        </w:behaviors>
-        <w:guid w:val="{F7DAA7AA-654E-4FC7-9051-0B800434B4F4}"/>
-      </w:docPartPr>
-      <w:docPartBody>
-        <w:p>
-          <w:pPr>
-            <w:pStyle w:val="2DBAAE5A69B649BBAD0562F41FD86AD2"/>
-          </w:pPr>
-          <w:r>
-            <w:t>Wedding couple with wedding attendants</w:t>
-          </w:r>
-        </w:p>
-      </w:docPartBody>
-    </w:docPart>
-    <w:docPart>
-      <w:docPartPr>
-        <w:name w:val="306D33106B7A4F8384906FF3E2AAACBD"/>
-        <w:category>
-          <w:name w:val="General"/>
-          <w:gallery w:val="placeholder"/>
-        </w:category>
-        <w:types>
-          <w:type w:val="bbPlcHdr"/>
-        </w:types>
-        <w:behaviors>
-          <w:behavior w:val="content"/>
-        </w:behaviors>
-        <w:guid w:val="{319B258F-A149-42A7-9FD4-C498ACA241F8}"/>
-      </w:docPartPr>
-      <w:docPartBody>
-        <w:p>
-          <w:pPr>
-            <w:pStyle w:val="306D33106B7A4F8384906FF3E2AAACBD"/>
-          </w:pPr>
-          <w:r>
-            <w:t>Wedding couple with child attendants</w:t>
-          </w:r>
-        </w:p>
-      </w:docPartBody>
-    </w:docPart>
-    <w:docPart>
-      <w:docPartPr>
-        <w:name w:val="234D3F6BC2F94834B6CFA8658B644F9B"/>
-        <w:category>
-          <w:name w:val="General"/>
-          <w:gallery w:val="placeholder"/>
-        </w:category>
-        <w:types>
-          <w:type w:val="bbPlcHdr"/>
-        </w:types>
-        <w:behaviors>
-          <w:behavior w:val="content"/>
-        </w:behaviors>
-        <w:guid w:val="{DDCB1686-7554-40D8-A982-6C7AAE706790}"/>
-      </w:docPartPr>
-      <w:docPartBody>
-        <w:p>
-          <w:pPr>
-            <w:pStyle w:val="234D3F6BC2F94834B6CFA8658B644F9B"/>
-          </w:pPr>
-          <w:r>
-            <w:t>Bride with groomsmen</w:t>
-          </w:r>
-        </w:p>
-      </w:docPartBody>
-    </w:docPart>
-    <w:docPart>
-      <w:docPartPr>
-        <w:name w:val="58DE45B7AB5545C8AD01757A9331C45F"/>
-        <w:category>
-          <w:name w:val="General"/>
-          <w:gallery w:val="placeholder"/>
-        </w:category>
-        <w:types>
-          <w:type w:val="bbPlcHdr"/>
-        </w:types>
-        <w:behaviors>
-          <w:behavior w:val="content"/>
-        </w:behaviors>
-        <w:guid w:val="{673743A0-EDF5-4A0E-A076-648653EF273A}"/>
-      </w:docPartPr>
-      <w:docPartBody>
-        <w:p>
-          <w:pPr>
-            <w:pStyle w:val="58DE45B7AB5545C8AD01757A9331C45F"/>
-          </w:pPr>
-          <w:r>
-            <w:t>Lorem ipsum dolor sit amet</w:t>
-          </w:r>
-        </w:p>
-      </w:docPartBody>
-    </w:docPart>
-    <w:docPart>
-      <w:docPartPr>
-        <w:name w:val="6A6583488ED5479FB4C33139787FAFB3"/>
-        <w:category>
-          <w:name w:val="General"/>
-          <w:gallery w:val="placeholder"/>
-        </w:category>
-        <w:types>
-          <w:type w:val="bbPlcHdr"/>
-        </w:types>
-        <w:behaviors>
-          <w:behavior w:val="content"/>
-        </w:behaviors>
-        <w:guid w:val="{6248C64B-599C-4283-9020-2973689E66C5}"/>
-      </w:docPartPr>
-      <w:docPartBody>
-        <w:p>
-          <w:pPr>
-            <w:pStyle w:val="6A6583488ED5479FB4C33139787FAFB3"/>
-          </w:pPr>
-          <w:r>
-            <w:t>Exterior of reception venue (empty)</w:t>
-          </w:r>
-        </w:p>
-      </w:docPartBody>
-    </w:docPart>
-    <w:docPart>
-      <w:docPartPr>
-        <w:name w:val="12C893618FF5442E986D82C1A830564C"/>
-        <w:category>
-          <w:name w:val="General"/>
-          <w:gallery w:val="placeholder"/>
-        </w:category>
-        <w:types>
-          <w:type w:val="bbPlcHdr"/>
-        </w:types>
-        <w:behaviors>
-          <w:behavior w:val="content"/>
-        </w:behaviors>
-        <w:guid w:val="{4A1BA937-166A-4BFA-A738-E8F54A44F6BB}"/>
-      </w:docPartPr>
-      <w:docPartBody>
-        <w:p>
-          <w:pPr>
-            <w:pStyle w:val="12C893618FF5442E986D82C1A830564C"/>
-          </w:pPr>
-          <w:r>
-            <w:t>Groom’s dance with mother</w:t>
-          </w:r>
-        </w:p>
-      </w:docPartBody>
-    </w:docPart>
-    <w:docPart>
-      <w:docPartPr>
-        <w:name w:val="CC80C01827B646D884225B7DCEC1C11B"/>
-        <w:category>
-          <w:name w:val="General"/>
-          <w:gallery w:val="placeholder"/>
-        </w:category>
-        <w:types>
-          <w:type w:val="bbPlcHdr"/>
-        </w:types>
-        <w:behaviors>
-          <w:behavior w:val="content"/>
-        </w:behaviors>
-        <w:guid w:val="{E32007A7-2265-4564-A849-247D5EF72093}"/>
-      </w:docPartPr>
-      <w:docPartBody>
-        <w:p>
-          <w:pPr>
-            <w:pStyle w:val="CC80C01827B646D884225B7DCEC1C11B"/>
-          </w:pPr>
-          <w:r>
-            <w:t>Interior of reception venue (empty)</w:t>
-          </w:r>
-        </w:p>
-      </w:docPartBody>
-    </w:docPart>
-    <w:docPart>
-      <w:docPartPr>
-        <w:name w:val="FF8D3D4D9B71428F9C740029B8F5796A"/>
-        <w:category>
-          <w:name w:val="General"/>
-          <w:gallery w:val="placeholder"/>
-        </w:category>
-        <w:types>
-          <w:type w:val="bbPlcHdr"/>
-        </w:types>
-        <w:behaviors>
-          <w:behavior w:val="content"/>
-        </w:behaviors>
-        <w:guid w:val="{2899A38F-4226-4532-8B84-213622EFC9E9}"/>
-      </w:docPartPr>
-      <w:docPartBody>
-        <w:p>
-          <w:pPr>
-            <w:pStyle w:val="FF8D3D4D9B71428F9C740029B8F5796A"/>
-          </w:pPr>
-          <w:r>
-            <w:t>Parents dancing</w:t>
-          </w:r>
-        </w:p>
-      </w:docPartBody>
-    </w:docPart>
-    <w:docPart>
-      <w:docPartPr>
-        <w:name w:val="F8588DB78EA2467D805AA49B987BD917"/>
-        <w:category>
-          <w:name w:val="General"/>
-          <w:gallery w:val="placeholder"/>
-        </w:category>
-        <w:types>
-          <w:type w:val="bbPlcHdr"/>
-        </w:types>
-        <w:behaviors>
-          <w:behavior w:val="content"/>
-        </w:behaviors>
-        <w:guid w:val="{3288578D-5289-4678-AB7E-2019BD41EC66}"/>
-      </w:docPartPr>
-      <w:docPartBody>
-        <w:p>
-          <w:pPr>
-            <w:pStyle w:val="F8588DB78EA2467D805AA49B987BD917"/>
-          </w:pPr>
-          <w:r>
-            <w:t>Arrival at reception venue</w:t>
-          </w:r>
-        </w:p>
-      </w:docPartBody>
-    </w:docPart>
-    <w:docPart>
-      <w:docPartPr>
-        <w:name w:val="4BA86124D9BE424A98AA950E7FF170C4"/>
-        <w:category>
-          <w:name w:val="General"/>
-          <w:gallery w:val="placeholder"/>
-        </w:category>
-        <w:types>
-          <w:type w:val="bbPlcHdr"/>
-        </w:types>
-        <w:behaviors>
-          <w:behavior w:val="content"/>
-        </w:behaviors>
-        <w:guid w:val="{C93AE8B5-2F5E-44FD-AC57-4279EB03996C}"/>
-      </w:docPartPr>
-      <w:docPartBody>
-        <w:p>
-          <w:pPr>
-            <w:pStyle w:val="4BA86124D9BE424A98AA950E7FF170C4"/>
-          </w:pPr>
-          <w:r>
-            <w:t>Grandparents dancing</w:t>
-          </w:r>
-        </w:p>
-      </w:docPartBody>
-    </w:docPart>
-    <w:docPart>
-      <w:docPartPr>
-        <w:name w:val="06BD348E97324458BB0AC81FDB1ED3C8"/>
-        <w:category>
-          <w:name w:val="General"/>
-          <w:gallery w:val="placeholder"/>
-        </w:category>
-        <w:types>
-          <w:type w:val="bbPlcHdr"/>
-        </w:types>
-        <w:behaviors>
-          <w:behavior w:val="content"/>
-        </w:behaviors>
-        <w:guid w:val="{F906C6B9-A645-4A7C-A3E1-5BF0D71E5D57}"/>
-      </w:docPartPr>
-      <w:docPartBody>
-        <w:p>
-          <w:pPr>
-            <w:pStyle w:val="06BD348E97324458BB0AC81FDB1ED3C8"/>
-          </w:pPr>
-          <w:r>
-            <w:t>Wedding cake</w:t>
-          </w:r>
-        </w:p>
-      </w:docPartBody>
-    </w:docPart>
-    <w:docPart>
-      <w:docPartPr>
-        <w:name w:val="3778661325E642348A9AE58C38E7ECFF"/>
-        <w:category>
-          <w:name w:val="General"/>
-          <w:gallery w:val="placeholder"/>
-        </w:category>
-        <w:types>
-          <w:type w:val="bbPlcHdr"/>
-        </w:types>
-        <w:behaviors>
-          <w:behavior w:val="content"/>
-        </w:behaviors>
-        <w:guid w:val="{48B63F06-6C23-420B-A180-FECABD48DCF9}"/>
-      </w:docPartPr>
-      <w:docPartBody>
-        <w:p>
-          <w:pPr>
-            <w:pStyle w:val="3778661325E642348A9AE58C38E7ECFF"/>
-          </w:pPr>
-          <w:r>
-            <w:t>Guests dancing</w:t>
-          </w:r>
-        </w:p>
-      </w:docPartBody>
-    </w:docPart>
-    <w:docPart>
-      <w:docPartPr>
-        <w:name w:val="6897C863FEFC47F8BC5211BC3F713DED"/>
-        <w:category>
-          <w:name w:val="General"/>
-          <w:gallery w:val="placeholder"/>
-        </w:category>
-        <w:types>
-          <w:type w:val="bbPlcHdr"/>
-        </w:types>
-        <w:behaviors>
-          <w:behavior w:val="content"/>
-        </w:behaviors>
-        <w:guid w:val="{F704F902-00ED-4926-AB6F-E114F7021BFE}"/>
-      </w:docPartPr>
-      <w:docPartBody>
-        <w:p>
-          <w:pPr>
-            <w:pStyle w:val="6897C863FEFC47F8BC5211BC3F713DED"/>
-          </w:pPr>
-          <w:r>
-            <w:t>Bar setup</w:t>
-          </w:r>
-        </w:p>
-      </w:docPartBody>
-    </w:docPart>
-    <w:docPart>
-      <w:docPartPr>
-        <w:name w:val="AD3F436CCCD141B2A50F3EA3E0BECECC"/>
-        <w:category>
-          <w:name w:val="General"/>
-          <w:gallery w:val="placeholder"/>
-        </w:category>
-        <w:types>
-          <w:type w:val="bbPlcHdr"/>
-        </w:types>
-        <w:behaviors>
-          <w:behavior w:val="content"/>
-        </w:behaviors>
-        <w:guid w:val="{438AE9FC-A7D4-4860-A867-CB74B650E709}"/>
-      </w:docPartPr>
-      <w:docPartBody>
-        <w:p>
-          <w:pPr>
-            <w:pStyle w:val="AD3F436CCCD141B2A50F3EA3E0BECECC"/>
-          </w:pPr>
-          <w:r>
-            <w:t>Wedding couple greeting guests</w:t>
-          </w:r>
-        </w:p>
-      </w:docPartBody>
-    </w:docPart>
-    <w:docPart>
-      <w:docPartPr>
-        <w:name w:val="A0A1F1C1462A4EA8942435D39D4E5435"/>
-        <w:category>
-          <w:name w:val="General"/>
-          <w:gallery w:val="placeholder"/>
-        </w:category>
-        <w:types>
-          <w:type w:val="bbPlcHdr"/>
-        </w:types>
-        <w:behaviors>
-          <w:behavior w:val="content"/>
-        </w:behaviors>
-        <w:guid w:val="{60418DF7-B3F6-4F31-A810-6C2128F60FFE}"/>
-      </w:docPartPr>
-      <w:docPartBody>
-        <w:p>
-          <w:pPr>
-            <w:pStyle w:val="A0A1F1C1462A4EA8942435D39D4E5435"/>
-          </w:pPr>
-          <w:r>
-            <w:t>Groom’s cake</w:t>
-          </w:r>
-        </w:p>
-      </w:docPartBody>
-    </w:docPart>
-    <w:docPart>
-      <w:docPartPr>
-        <w:name w:val="77F591481094431FB819F914E14EE411"/>
-        <w:category>
-          <w:name w:val="General"/>
-          <w:gallery w:val="placeholder"/>
-        </w:category>
-        <w:types>
-          <w:type w:val="bbPlcHdr"/>
-        </w:types>
-        <w:behaviors>
-          <w:behavior w:val="content"/>
-        </w:behaviors>
-        <w:guid w:val="{10DB42A1-3279-49DC-8516-51F773FAFE31}"/>
-      </w:docPartPr>
-      <w:docPartBody>
-        <w:p>
-          <w:pPr>
-            <w:pStyle w:val="77F591481094431FB819F914E14EE411"/>
-          </w:pPr>
-          <w:r>
-            <w:t>Cake cutting</w:t>
-          </w:r>
-        </w:p>
-      </w:docPartBody>
-    </w:docPart>
-    <w:docPart>
-      <w:docPartPr>
-        <w:name w:val="3F58F37C577A417196F29B786D1F1489"/>
-        <w:category>
-          <w:name w:val="General"/>
-          <w:gallery w:val="placeholder"/>
-        </w:category>
-        <w:types>
-          <w:type w:val="bbPlcHdr"/>
-        </w:types>
-        <w:behaviors>
-          <w:behavior w:val="content"/>
-        </w:behaviors>
-        <w:guid w:val="{AE77EFEE-5B69-4105-907B-2929A1D4BCFC}"/>
-      </w:docPartPr>
-      <w:docPartBody>
-        <w:p>
-          <w:pPr>
-            <w:pStyle w:val="3F58F37C577A417196F29B786D1F1489"/>
-          </w:pPr>
-          <w:r>
-            <w:t>Buffet and servers</w:t>
-          </w:r>
-        </w:p>
-      </w:docPartBody>
-    </w:docPart>
-    <w:docPart>
-      <w:docPartPr>
-        <w:name w:val="22434C0409EF452B8D94A30303CF50EE"/>
-        <w:category>
-          <w:name w:val="General"/>
-          <w:gallery w:val="placeholder"/>
-        </w:category>
-        <w:types>
-          <w:type w:val="bbPlcHdr"/>
-        </w:types>
-        <w:behaviors>
-          <w:behavior w:val="content"/>
-        </w:behaviors>
-        <w:guid w:val="{8F670EC8-5027-4EBD-BD1B-2559D937C238}"/>
-      </w:docPartPr>
-      <w:docPartBody>
-        <w:p>
-          <w:pPr>
-            <w:pStyle w:val="22434C0409EF452B8D94A30303CF50EE"/>
-          </w:pPr>
-          <w:r>
-            <w:t>Cake feeding</w:t>
-          </w:r>
-        </w:p>
-      </w:docPartBody>
-    </w:docPart>
-    <w:docPart>
-      <w:docPartPr>
-        <w:name w:val="D03003F6AF504F7EA946178B022C8DAA"/>
-        <w:category>
-          <w:name w:val="General"/>
-          <w:gallery w:val="placeholder"/>
-        </w:category>
-        <w:types>
-          <w:type w:val="bbPlcHdr"/>
-        </w:types>
-        <w:behaviors>
-          <w:behavior w:val="content"/>
-        </w:behaviors>
-        <w:guid w:val="{AE4845B1-A58C-424D-8546-6B63BC9F48D6}"/>
-      </w:docPartPr>
-      <w:docPartBody>
-        <w:p>
-          <w:pPr>
-            <w:pStyle w:val="D03003F6AF504F7EA946178B022C8DAA"/>
-          </w:pPr>
-          <w:r>
-            <w:t>Band or DJ</w:t>
-          </w:r>
-        </w:p>
-      </w:docPartBody>
-    </w:docPart>
-    <w:docPart>
-      <w:docPartPr>
-        <w:name w:val="CB046FD9C40842098A549F9DE8B8915F"/>
-        <w:category>
-          <w:name w:val="General"/>
-          <w:gallery w:val="placeholder"/>
-        </w:category>
-        <w:types>
-          <w:type w:val="bbPlcHdr"/>
-        </w:types>
-        <w:behaviors>
-          <w:behavior w:val="content"/>
-        </w:behaviors>
-        <w:guid w:val="{5E6FB9DF-F04C-4C56-90A2-541708E801AD}"/>
-      </w:docPartPr>
-      <w:docPartBody>
-        <w:p>
-          <w:pPr>
-            <w:pStyle w:val="CB046FD9C40842098A549F9DE8B8915F"/>
-          </w:pPr>
-          <w:r>
-            <w:t>Speeches/toasts</w:t>
-          </w:r>
-        </w:p>
-      </w:docPartBody>
-    </w:docPart>
-    <w:docPart>
-      <w:docPartPr>
-        <w:name w:val="A428FC35A9E04986B84209E28F9EE830"/>
-        <w:category>
-          <w:name w:val="General"/>
-          <w:gallery w:val="placeholder"/>
-        </w:category>
-        <w:types>
-          <w:type w:val="bbPlcHdr"/>
-        </w:types>
-        <w:behaviors>
-          <w:behavior w:val="content"/>
-        </w:behaviors>
-        <w:guid w:val="{813F62B2-BA70-47F0-81F5-065A72C27D0C}"/>
-      </w:docPartPr>
-      <w:docPartBody>
-        <w:p>
-          <w:pPr>
-            <w:pStyle w:val="A428FC35A9E04986B84209E28F9EE830"/>
-          </w:pPr>
-          <w:r>
-            <w:t>Gift table</w:t>
-          </w:r>
-        </w:p>
-      </w:docPartBody>
-    </w:docPart>
-    <w:docPart>
-      <w:docPartPr>
-        <w:name w:val="FF99FDC09E524F06A7517BD3F399CC01"/>
-        <w:category>
-          <w:name w:val="General"/>
-          <w:gallery w:val="placeholder"/>
-        </w:category>
-        <w:types>
-          <w:type w:val="bbPlcHdr"/>
-        </w:types>
-        <w:behaviors>
-          <w:behavior w:val="content"/>
-        </w:behaviors>
-        <w:guid w:val="{A64160D1-A95F-48D7-B292-A8DCA3ABA9F2}"/>
-      </w:docPartPr>
-      <w:docPartBody>
-        <w:p>
-          <w:pPr>
-            <w:pStyle w:val="FF99FDC09E524F06A7517BD3F399CC01"/>
-          </w:pPr>
-          <w:r>
-            <w:t>Bride tossing bouquet</w:t>
-          </w:r>
-        </w:p>
-      </w:docPartBody>
-    </w:docPart>
-    <w:docPart>
-      <w:docPartPr>
-        <w:name w:val="359755925FFD4AE49F6A6F8CA3DCD8A1"/>
-        <w:category>
-          <w:name w:val="General"/>
-          <w:gallery w:val="placeholder"/>
-        </w:category>
-        <w:types>
-          <w:type w:val="bbPlcHdr"/>
-        </w:types>
-        <w:behaviors>
-          <w:behavior w:val="content"/>
-        </w:behaviors>
-        <w:guid w:val="{688DCC37-BFDD-4B4C-9403-3800CD44E39D}"/>
-      </w:docPartPr>
-      <w:docPartBody>
-        <w:p>
-          <w:pPr>
-            <w:pStyle w:val="359755925FFD4AE49F6A6F8CA3DCD8A1"/>
-          </w:pPr>
-          <w:r>
-            <w:t>Centerpieces</w:t>
-          </w:r>
-        </w:p>
-      </w:docPartBody>
-    </w:docPart>
-    <w:docPart>
-      <w:docPartPr>
-        <w:name w:val="EA49A2E97B9F4A9B956E459DF593DE57"/>
-        <w:category>
-          <w:name w:val="General"/>
-          <w:gallery w:val="placeholder"/>
-        </w:category>
-        <w:types>
-          <w:type w:val="bbPlcHdr"/>
-        </w:types>
-        <w:behaviors>
-          <w:behavior w:val="content"/>
-        </w:behaviors>
-        <w:guid w:val="{2F72AFA8-F41F-41B6-82E1-77E994FF70BC}"/>
-      </w:docPartPr>
-      <w:docPartBody>
-        <w:p>
-          <w:pPr>
-            <w:pStyle w:val="EA49A2E97B9F4A9B956E459DF593DE57"/>
-          </w:pPr>
-          <w:r>
-            <w:t>Groom removing garter</w:t>
-          </w:r>
-        </w:p>
-      </w:docPartBody>
-    </w:docPart>
-    <w:docPart>
-      <w:docPartPr>
-        <w:name w:val="03CAACEB0AEC49F3BEB9767ECDD26607"/>
-        <w:category>
-          <w:name w:val="General"/>
-          <w:gallery w:val="placeholder"/>
-        </w:category>
-        <w:types>
-          <w:type w:val="bbPlcHdr"/>
-        </w:types>
-        <w:behaviors>
-          <w:behavior w:val="content"/>
-        </w:behaviors>
-        <w:guid w:val="{7BC371CE-E2F6-42F2-AEF1-AC9E76109972}"/>
-      </w:docPartPr>
-      <w:docPartBody>
-        <w:p>
-          <w:pPr>
-            <w:pStyle w:val="03CAACEB0AEC49F3BEB9767ECDD26607"/>
-          </w:pPr>
-          <w:r>
-            <w:t>Floral arrangements</w:t>
-          </w:r>
-        </w:p>
-      </w:docPartBody>
-    </w:docPart>
-    <w:docPart>
-      <w:docPartPr>
-        <w:name w:val="2AB7D29445174DC98757BC84F1F84647"/>
-        <w:category>
-          <w:name w:val="General"/>
-          <w:gallery w:val="placeholder"/>
-        </w:category>
-        <w:types>
-          <w:type w:val="bbPlcHdr"/>
-        </w:types>
-        <w:behaviors>
-          <w:behavior w:val="content"/>
-        </w:behaviors>
-        <w:guid w:val="{0E306337-471E-42BE-9550-349ACAB0FC69}"/>
-      </w:docPartPr>
-      <w:docPartBody>
-        <w:p>
-          <w:pPr>
-            <w:pStyle w:val="2AB7D29445174DC98757BC84F1F84647"/>
-          </w:pPr>
-          <w:r>
-            <w:t>Groom throwing garter</w:t>
-          </w:r>
-        </w:p>
-      </w:docPartBody>
-    </w:docPart>
-    <w:docPart>
-      <w:docPartPr>
-        <w:name w:val="69F53A7BA53C48AD9FC38C478D9C443F"/>
-        <w:category>
-          <w:name w:val="General"/>
-          <w:gallery w:val="placeholder"/>
-        </w:category>
-        <w:types>
-          <w:type w:val="bbPlcHdr"/>
-        </w:types>
-        <w:behaviors>
-          <w:behavior w:val="content"/>
-        </w:behaviors>
-        <w:guid w:val="{3CD5E75F-F8FF-49B0-A10D-483579864CB1}"/>
-      </w:docPartPr>
-      <w:docPartBody>
-        <w:p>
-          <w:pPr>
-            <w:pStyle w:val="69F53A7BA53C48AD9FC38C478D9C443F"/>
-          </w:pPr>
-          <w:r>
-            <w:t>Favors</w:t>
-          </w:r>
-        </w:p>
-      </w:docPartBody>
-    </w:docPart>
-    <w:docPart>
-      <w:docPartPr>
-        <w:name w:val="E4610476AE554124A1233FD44C5F38AF"/>
-        <w:category>
-          <w:name w:val="General"/>
-          <w:gallery w:val="placeholder"/>
-        </w:category>
-        <w:types>
-          <w:type w:val="bbPlcHdr"/>
-        </w:types>
-        <w:behaviors>
-          <w:behavior w:val="content"/>
-        </w:behaviors>
-        <w:guid w:val="{1D97F0C1-8BC6-41B3-AAFB-1A8CE773397E}"/>
-      </w:docPartPr>
-      <w:docPartBody>
-        <w:p>
-          <w:pPr>
-            <w:pStyle w:val="E4610476AE554124A1233FD44C5F38AF"/>
-          </w:pPr>
-          <w:r>
-            <w:t>Bouquet and garter catchers dancing</w:t>
-          </w:r>
-        </w:p>
-      </w:docPartBody>
-    </w:docPart>
-    <w:docPart>
-      <w:docPartPr>
-        <w:name w:val="3D4F7F0408F54F0EA07A543C83B43A0A"/>
-        <w:category>
-          <w:name w:val="General"/>
-          <w:gallery w:val="placeholder"/>
-        </w:category>
-        <w:types>
-          <w:type w:val="bbPlcHdr"/>
-        </w:types>
-        <w:behaviors>
-          <w:behavior w:val="content"/>
-        </w:behaviors>
-        <w:guid w:val="{A2C1D9BC-6715-4B53-99F0-83FEFF2D16F9}"/>
-      </w:docPartPr>
-      <w:docPartBody>
-        <w:p>
-          <w:pPr>
-            <w:pStyle w:val="3D4F7F0408F54F0EA07A543C83B43A0A"/>
-          </w:pPr>
-          <w:r>
-            <w:t>Entrance of wedding party</w:t>
-          </w:r>
-        </w:p>
-      </w:docPartBody>
-    </w:docPart>
-    <w:docPart>
-      <w:docPartPr>
-        <w:name w:val="A4B5CC4EFA5041B4AFF2A761739EFE57"/>
-        <w:category>
-          <w:name w:val="General"/>
-          <w:gallery w:val="placeholder"/>
-        </w:category>
-        <w:types>
-          <w:type w:val="bbPlcHdr"/>
-        </w:types>
-        <w:behaviors>
-          <w:behavior w:val="content"/>
-        </w:behaviors>
-        <w:guid w:val="{71DD0124-D4D8-4740-8665-3F6B4754FBA3}"/>
-      </w:docPartPr>
-      <w:docPartBody>
-        <w:p>
-          <w:pPr>
-            <w:pStyle w:val="A4B5CC4EFA5041B4AFF2A761739EFE57"/>
-          </w:pPr>
-          <w:r>
-            <w:t>Bride and groom’s last dance</w:t>
-          </w:r>
-        </w:p>
-      </w:docPartBody>
-    </w:docPart>
-    <w:docPart>
-      <w:docPartPr>
-        <w:name w:val="C0E06415F6EA45DD821FBD0B3564CE73"/>
-        <w:category>
-          <w:name w:val="General"/>
-          <w:gallery w:val="placeholder"/>
-        </w:category>
-        <w:types>
-          <w:type w:val="bbPlcHdr"/>
-        </w:types>
-        <w:behaviors>
-          <w:behavior w:val="content"/>
-        </w:behaviors>
-        <w:guid w:val="{5FF15C24-6A6A-4477-9EA0-3F5D2864864A}"/>
-      </w:docPartPr>
-      <w:docPartBody>
-        <w:p>
-          <w:pPr>
-            <w:pStyle w:val="C0E06415F6EA45DD821FBD0B3564CE73"/>
-          </w:pPr>
-          <w:r>
-            <w:t>Entrance of wedding couple</w:t>
-          </w:r>
-        </w:p>
-      </w:docPartBody>
-    </w:docPart>
-    <w:docPart>
-      <w:docPartPr>
-        <w:name w:val="A2BB3DE042584EB4BB133B6AB33E1A68"/>
-        <w:category>
-          <w:name w:val="General"/>
-          <w:gallery w:val="placeholder"/>
-        </w:category>
-        <w:types>
-          <w:type w:val="bbPlcHdr"/>
-        </w:types>
-        <w:behaviors>
-          <w:behavior w:val="content"/>
-        </w:behaviors>
-        <w:guid w:val="{6D8DAA7F-F496-432A-9B75-511E58296229}"/>
-      </w:docPartPr>
-      <w:docPartBody>
-        <w:p>
-          <w:pPr>
-            <w:pStyle w:val="A2BB3DE042584EB4BB133B6AB33E1A68"/>
-          </w:pPr>
-          <w:r>
-            <w:t>Decorated “just married” car</w:t>
-          </w:r>
-        </w:p>
-      </w:docPartBody>
-    </w:docPart>
-    <w:docPart>
-      <w:docPartPr>
-        <w:name w:val="E197343888554577A9DD9CCF680B4C22"/>
-        <w:category>
-          <w:name w:val="General"/>
-          <w:gallery w:val="placeholder"/>
-        </w:category>
-        <w:types>
-          <w:type w:val="bbPlcHdr"/>
-        </w:types>
-        <w:behaviors>
-          <w:behavior w:val="content"/>
-        </w:behaviors>
-        <w:guid w:val="{39A6B979-E096-4DD3-8B08-12A3A0CC51A0}"/>
-      </w:docPartPr>
-      <w:docPartBody>
-        <w:p>
-          <w:pPr>
-            <w:pStyle w:val="E197343888554577A9DD9CCF680B4C22"/>
-          </w:pPr>
-          <w:r>
-            <w:t>Bride and groom’s first dance</w:t>
-          </w:r>
-        </w:p>
-      </w:docPartBody>
-    </w:docPart>
-    <w:docPart>
-      <w:docPartPr>
-        <w:name w:val="B74A7E2F28FE402D903241A4FBC0460E"/>
-        <w:category>
-          <w:name w:val="General"/>
-          <w:gallery w:val="placeholder"/>
-        </w:category>
-        <w:types>
-          <w:type w:val="bbPlcHdr"/>
-        </w:types>
-        <w:behaviors>
-          <w:behavior w:val="content"/>
-        </w:behaviors>
-        <w:guid w:val="{83A5BEF8-3C0A-4C3F-A5E3-77D269139045}"/>
-      </w:docPartPr>
-      <w:docPartBody>
-        <w:p>
-          <w:pPr>
-            <w:pStyle w:val="B74A7E2F28FE402D903241A4FBC0460E"/>
-          </w:pPr>
-          <w:r>
-            <w:t>Wedding couple exiting venue</w:t>
-          </w:r>
-        </w:p>
-      </w:docPartBody>
-    </w:docPart>
-    <w:docPart>
-      <w:docPartPr>
-        <w:name w:val="33F173BC88C24F87887897A42D4606BC"/>
-        <w:category>
-          <w:name w:val="General"/>
-          <w:gallery w:val="placeholder"/>
-        </w:category>
-        <w:types>
-          <w:type w:val="bbPlcHdr"/>
-        </w:types>
-        <w:behaviors>
-          <w:behavior w:val="content"/>
-        </w:behaviors>
-        <w:guid w:val="{14A0F52D-9625-49B1-9B60-71CD8D686899}"/>
-      </w:docPartPr>
-      <w:docPartBody>
-        <w:p>
-          <w:pPr>
-            <w:pStyle w:val="33F173BC88C24F87887897A42D4606BC"/>
-          </w:pPr>
-          <w:r>
-            <w:t>Bride’s dance with father</w:t>
-          </w:r>
-        </w:p>
-      </w:docPartBody>
-    </w:docPart>
-    <w:docPart>
-      <w:docPartPr>
-        <w:name w:val="9B188D1B46CB4B568618ACD96042B63D"/>
-        <w:category>
-          <w:name w:val="General"/>
-          <w:gallery w:val="placeholder"/>
-        </w:category>
-        <w:types>
-          <w:type w:val="bbPlcHdr"/>
-        </w:types>
-        <w:behaviors>
-          <w:behavior w:val="content"/>
-        </w:behaviors>
-        <w:guid w:val="{928549D5-23F2-4E3C-88A0-BBB90A031FDC}"/>
-      </w:docPartPr>
-      <w:docPartBody>
-        <w:p>
-          <w:pPr>
-            <w:pStyle w:val="9B188D1B46CB4B568618ACD96042B63D"/>
-          </w:pPr>
-          <w:r>
-            <w:t>Guests at exit (throwing birdseed, blowing bubbles, etc.)</w:t>
-          </w:r>
-        </w:p>
-      </w:docPartBody>
-    </w:docPart>
-    <w:docPart>
-      <w:docPartPr>
-        <w:name w:val="003F89D3E3B44D45B284E1702F45973C"/>
-        <w:category>
-          <w:name w:val="General"/>
-          <w:gallery w:val="placeholder"/>
-        </w:category>
-        <w:types>
-          <w:type w:val="bbPlcHdr"/>
-        </w:types>
-        <w:behaviors>
-          <w:behavior w:val="content"/>
-        </w:behaviors>
-        <w:guid w:val="{6498F596-D324-49F4-94D7-49AA672C75C4}"/>
-      </w:docPartPr>
-      <w:docPartBody>
-        <w:p>
-          <w:pPr>
-            <w:pStyle w:val="003F89D3E3B44D45B284E1702F45973C"/>
-          </w:pPr>
-          <w:r>
-            <w:t>Centerpieces</w:t>
-          </w:r>
-        </w:p>
-      </w:docPartBody>
-    </w:docPart>
-    <w:docPart>
-      <w:docPartPr>
-        <w:name w:val="3852FED14FBD46E692B9FCF342E4D5F9"/>
-        <w:category>
-          <w:name w:val="General"/>
-          <w:gallery w:val="placeholder"/>
-        </w:category>
-        <w:types>
-          <w:type w:val="bbPlcHdr"/>
-        </w:types>
-        <w:behaviors>
-          <w:behavior w:val="content"/>
-        </w:behaviors>
-        <w:guid w:val="{0C97AA39-3BFE-457B-9449-0F98A9189F27}"/>
-      </w:docPartPr>
-      <w:docPartBody>
-        <w:p>
-          <w:pPr>
-            <w:pStyle w:val="3852FED14FBD46E692B9FCF342E4D5F9"/>
-          </w:pPr>
-          <w:r>
-            <w:t>Wedding couple in car waving goodbye</w:t>
-          </w:r>
-        </w:p>
-      </w:docPartBody>
-    </w:docPart>
-  </w:docParts>
-</w:glossaryDocument>
-</file>
-
-<file path=word/glossary/fontTable.xml><?xml version="1.0" encoding="utf-8"?>
-<w:fonts xmlns:mc="http://schemas.openxmlformats.org/markup-compatibility/2006" xmlns:r="http://schemas.openxmlformats.org/officeDocument/2006/relationships" xmlns:w="http://schemas.openxmlformats.org/wordprocessingml/2006/main" xmlns:w14="http://schemas.microsoft.com/office/word/2010/wordml" xmlns:w15="http://schemas.microsoft.com/office/word/2012/wordml" xmlns:w16cex="http://schemas.microsoft.com/office/word/2018/wordml/cex" xmlns:w16cid="http://schemas.microsoft.com/office/word/2016/wordml/cid" xmlns:w16="http://schemas.microsoft.com/office/word/2018/wordml" xmlns:w16sdtdh="http://schemas.microsoft.com/office/word/2020/wordml/sdtdatahash" xmlns:w16se="http://schemas.microsoft.com/office/word/2015/wordml/symex" mc:Ignorable="w14 w15 w16se w16cid w16 w16cex w16sdtdh">
-  <w:font w:name="Wingdings">
-    <w:panose1 w:val="05000000000000000000"/>
-    <w:charset w:val="02"/>
-    <w:family w:val="auto"/>
-    <w:pitch w:val="variable"/>
-    <w:sig w:usb0="00000000" w:usb1="10000000" w:usb2="00000000" w:usb3="00000000" w:csb0="80000000" w:csb1="00000000"/>
-  </w:font>
-  <w:font w:name="Times New Roman">
-    <w:panose1 w:val="02020603050405020304"/>
-    <w:charset w:val="00"/>
-    <w:family w:val="roman"/>
-    <w:pitch w:val="variable"/>
-    <w:sig w:usb0="E0002EFF" w:usb1="C000785B" w:usb2="00000009" w:usb3="00000000" w:csb0="000001FF" w:csb1="00000000"/>
-  </w:font>
-  <w:font w:name="Courier New">
-    <w:panose1 w:val="02070309020205020404"/>
-    <w:charset w:val="00"/>
-    <w:family w:val="modern"/>
-    <w:pitch w:val="fixed"/>
-    <w:sig w:usb0="E0002EFF" w:usb1="C0007843" w:usb2="00000009" w:usb3="00000000" w:csb0="000001FF" w:csb1="00000000"/>
-  </w:font>
-  <w:font w:name="Symbol">
-    <w:panose1 w:val="05050102010706020507"/>
-    <w:charset w:val="02"/>
-    <w:family w:val="roman"/>
-    <w:pitch w:val="variable"/>
-    <w:sig w:usb0="00000000" w:usb1="10000000" w:usb2="00000000" w:usb3="00000000" w:csb0="80000000" w:csb1="00000000"/>
-  </w:font>
-  <w:font w:name="Century Gothic">
-    <w:panose1 w:val="020B0502020202020204"/>
-    <w:charset w:val="00"/>
-    <w:family w:val="swiss"/>
-    <w:pitch w:val="variable"/>
-    <w:sig w:usb0="00000287" w:usb1="00000000" w:usb2="00000000" w:usb3="00000000" w:csb0="0000009F" w:csb1="00000000"/>
-  </w:font>
-  <w:font w:name="Arial">
-    <w:panose1 w:val="020B0604020202020204"/>
-    <w:charset w:val="00"/>
-    <w:family w:val="swiss"/>
-    <w:pitch w:val="variable"/>
-    <w:sig w:usb0="E0002EFF" w:usb1="C000785B" w:usb2="00000009" w:usb3="00000000" w:csb0="000001FF" w:csb1="00000000"/>
-  </w:font>
-  <w:font w:name="Times New Roman (Headings CS)">
-    <w:altName w:val="Times New Roman"/>
-    <w:panose1 w:val="00000000000000000000"/>
-    <w:charset w:val="00"/>
-    <w:family w:val="roman"/>
-    <w:notTrueType/>
-    <w:pitch w:val="default"/>
-  </w:font>
-  <w:font w:name="Tahoma">
-    <w:panose1 w:val="020B0604030504040204"/>
-    <w:charset w:val="00"/>
-    <w:family w:val="swiss"/>
-    <w:pitch w:val="variable"/>
-    <w:sig w:usb0="E1002EFF" w:usb1="C000605B" w:usb2="00000029" w:usb3="00000000" w:csb0="000101FF" w:csb1="00000000"/>
-  </w:font>
-  <w:font w:name="Vladimir Script">
-    <w:panose1 w:val="03050402040407070305"/>
-    <w:charset w:val="00"/>
-    <w:family w:val="script"/>
-    <w:pitch w:val="variable"/>
-    <w:sig w:usb0="00000003" w:usb1="00000000" w:usb2="00000000" w:usb3="00000000" w:csb0="00000001" w:csb1="00000000"/>
-  </w:font>
-  <w:font w:name="MS Gothic">
-    <w:altName w:val="ＭＳ ゴシック"/>
-    <w:panose1 w:val="020B0609070205080204"/>
-    <w:charset w:val="80"/>
-    <w:family w:val="modern"/>
-    <w:pitch w:val="fixed"/>
-    <w:sig w:usb0="E00002FF" w:usb1="6AC7FDFB" w:usb2="08000012" w:usb3="00000000" w:csb0="0002009F" w:csb1="00000000"/>
-  </w:font>
-  <w:font w:name="Calibri">
-    <w:panose1 w:val="020F0502020204030204"/>
-    <w:charset w:val="00"/>
-    <w:family w:val="swiss"/>
-    <w:pitch w:val="variable"/>
-    <w:sig w:usb0="E4002EFF" w:usb1="C000247B" w:usb2="00000009" w:usb3="00000000" w:csb0="000001FF" w:csb1="00000000"/>
-  </w:font>
-  <w:font w:name="Calibri Light">
-    <w:panose1 w:val="020F0302020204030204"/>
-    <w:charset w:val="00"/>
-    <w:family w:val="swiss"/>
-    <w:pitch w:val="variable"/>
-    <w:sig w:usb0="E4002EFF" w:usb1="C000247B" w:usb2="00000009" w:usb3="00000000" w:csb0="000001FF" w:csb1="00000000"/>
-  </w:font>
-</w:fonts>
-</file>
-
-<file path=word/glossary/settings.xml><?xml version="1.0" encoding="utf-8"?>
-<w:settings xmlns:mc="http://schemas.openxmlformats.org/markup-compatibility/2006" xmlns:o="urn:schemas-microsoft-com:office:office" xmlns:r="http://schemas.openxmlformats.org/officeDocument/2006/relationships" xmlns:m="http://schemas.openxmlformats.org/officeDocument/2006/math" xmlns:v="urn:schemas-microsoft-com:vml" xmlns:w10="urn:schemas-microsoft-com:office:word" xmlns:w="http://schemas.openxmlformats.org/wordprocessingml/2006/main" xmlns:w14="http://schemas.microsoft.com/office/word/2010/wordml" xmlns:w15="http://schemas.microsoft.com/office/word/2012/wordml" xmlns:w16cex="http://schemas.microsoft.com/office/word/2018/wordml/cex" xmlns:w16cid="http://schemas.microsoft.com/office/word/2016/wordml/cid" xmlns:w16="http://schemas.microsoft.com/office/word/2018/wordml" xmlns:w16sdtdh="http://schemas.microsoft.com/office/word/2020/wordml/sdtdatahash" xmlns:w16se="http://schemas.microsoft.com/office/word/2015/wordml/symex" xmlns:sl="http://schemas.openxmlformats.org/schemaLibrary/2006/main" mc:Ignorable="w14 w15 w16se w16cid w16 w16cex w16sdtdh">
-  <w:view w:val="normal"/>
-  <w:revisionView w:formatting="0"/>
-  <w:defaultTabStop w:val="720"/>
-  <w:characterSpacingControl w:val="doNotCompress"/>
-  <w:compat>
-    <w:useFELayout/>
-    <w:compatSetting w:name="compatibilityMode" w:uri="http://schemas.microsoft.com/office/word" w:val="15"/>
-    <w:compatSetting w:name="overrideTableStyleFontSizeAndJustification" w:uri="http://schemas.microsoft.com/office/word" w:val="1"/>
-    <w:compatSetting w:name="enableOpenTypeFeatures" w:uri="http://schemas.microsoft.com/office/word" w:val="1"/>
-    <w:compatSetting w:name="doNotFlipMirrorIndents" w:uri="http://schemas.microsoft.com/office/word" w:val="1"/>
-    <w:compatSetting w:name="differentiateMultirowTableHeaders" w:uri="http://schemas.microsoft.com/office/word" w:val="1"/>
-    <w:compatSetting w:name="useWord2013TrackBottomHyphenation" w:uri="http://schemas.microsoft.com/office/word" w:val="0"/>
-  </w:compat>
-  <w:rsids>
-    <w:rsidRoot w:val="0015003F"/>
-    <w:rsid w:val="0015003F"/>
-    <w:rsid w:val="00B72E7E"/>
-    <w:rsid w:val="00B81D0F"/>
-    <w:rsid w:val="00D31689"/>
-  </w:rsids>
-  <m:mathPr>
-    <m:mathFont m:val="Cambria Math"/>
-    <m:brkBin m:val="before"/>
-    <m:brkBinSub m:val="--"/>
-    <m:smallFrac m:val="0"/>
-    <m:dispDef/>
-    <m:lMargin m:val="0"/>
-    <m:rMargin m:val="0"/>
-    <m:defJc m:val="centerGroup"/>
-    <m:wrapIndent m:val="1440"/>
-    <m:intLim m:val="subSup"/>
-    <m:naryLim m:val="undOvr"/>
-  </m:mathPr>
-  <w:themeFontLang w:val="en-US"/>
-  <w:clrSchemeMapping w:bg1="light1" w:t1="dark1" w:bg2="light2" w:t2="dark2" w:accent1="accent1" w:accent2="accent2" w:accent3="accent3" w:accent4="accent4" w:accent5="accent5" w:accent6="accent6" w:hyperlink="hyperlink" w:followedHyperlink="followedHyperlink"/>
-  <w:decimalSymbol w:val="."/>
-  <w:listSeparator w:val=","/>
-  <w15:chartTrackingRefBased/>
-</w:settings>
-</file>
-
-<file path=word/glossary/styles.xml><?xml version="1.0" encoding="utf-8"?>
-<w:styles xmlns:mc="http://schemas.openxmlformats.org/markup-compatibility/2006" xmlns:r="http://schemas.openxmlformats.org/officeDocument/2006/relationships" xmlns:w="http://schemas.openxmlformats.org/wordprocessingml/2006/main" xmlns:w14="http://schemas.microsoft.com/office/word/2010/wordml" xmlns:w15="http://schemas.microsoft.com/office/word/2012/wordml" xmlns:w16cex="http://schemas.microsoft.com/office/word/2018/wordml/cex" xmlns:w16cid="http://schemas.microsoft.com/office/word/2016/wordml/cid" xmlns:w16="http://schemas.microsoft.com/office/word/2018/wordml" xmlns:w16sdtdh="http://schemas.microsoft.com/office/word/2020/wordml/sdtdatahash" xmlns:w16se="http://schemas.microsoft.com/office/word/2015/wordml/symex" mc:Ignorable="w14 w15 w16se w16cid w16 w16cex w16sdtdh">
-  <w:docDefaults>
-    <w:rPrDefault>
-      <w:rPr>
-        <w:rFonts w:asciiTheme="minorHAnsi" w:eastAsiaTheme="minorEastAsia" w:hAnsiTheme="minorHAnsi" w:cstheme="minorBidi"/>
-        <w:sz w:val="22"/>
-        <w:szCs w:val="22"/>
-        <w:lang w:val="en-US" w:eastAsia="en-US" w:bidi="ar-SA"/>
-      </w:rPr>
-    </w:rPrDefault>
-    <w:pPrDefault>
-      <w:pPr>
-        <w:spacing w:after="160" w:line="259" w:lineRule="auto"/>
-      </w:pPr>
-    </w:pPrDefault>
-  </w:docDefaults>
-  <w:latentStyles w:defLockedState="0" w:defUIPriority="99" w:defSemiHidden="0" w:defUnhideWhenUsed="0" w:defQFormat="0" w:count="376">
-    <w:lsdException w:name="Normal" w:uiPriority="0" w:qFormat="1"/>
-    <w:lsdException w:name="heading 1" w:uiPriority="9" w:qFormat="1"/>
-    <w:lsdException w:name="heading 2" w:semiHidden="1" w:uiPriority="9" w:unhideWhenUsed="1" w:qFormat="1"/>
-    <w:lsdException w:name="heading 3" w:semiHidden="1" w:uiPriority="9" w:unhideWhenUsed="1" w:qFormat="1"/>
-    <w:lsdException w:name="heading 4" w:semiHidden="1" w:uiPriority="9" w:unhideWhenUsed="1" w:qFormat="1"/>
-    <w:lsdException w:name="heading 5" w:semiHidden="1" w:uiPriority="9" w:unhideWhenUsed="1" w:qFormat="1"/>
-    <w:lsdException w:name="heading 6" w:semiHidden="1" w:uiPriority="9" w:unhideWhenUsed="1" w:qFormat="1"/>
-    <w:lsdException w:name="heading 7" w:semiHidden="1" w:uiPriority="9" w:unhideWhenUsed="1" w:qFormat="1"/>
-    <w:lsdException w:name="heading 8" w:semiHidden="1" w:uiPriority="9" w:unhideWhenUsed="1" w:qFormat="1"/>
-    <w:lsdException w:name="heading 9" w:semiHidden="1" w:uiPriority="9" w:unhideWhenUsed="1" w:qFormat="1"/>
-    <w:lsdException w:name="index 1" w:semiHidden="1" w:unhideWhenUsed="1"/>
-    <w:lsdException w:name="index 2" w:semiHidden="1" w:unhideWhenUsed="1"/>
-    <w:lsdException w:name="index 3" w:semiHidden="1" w:unhideWhenUsed="1"/>
-    <w:lsdException w:name="index 4" w:semiHidden="1" w:unhideWhenUsed="1"/>
-    <w:lsdException w:name="index 5" w:semiHidden="1" w:unhideWhenUsed="1"/>
-    <w:lsdException w:name="index 6" w:semiHidden="1" w:unhideWhenUsed="1"/>
-    <w:lsdException w:name="index 7" w:semiHidden="1" w:unhideWhenUsed="1"/>
-    <w:lsdException w:name="index 8" w:semiHidden="1" w:unhideWhenUsed="1"/>
-    <w:lsdException w:name="index 9" w:semiHidden="1" w:unhideWhenUsed="1"/>
-    <w:lsdException w:name="toc 1" w:semiHidden="1" w:uiPriority="39" w:unhideWhenUsed="1"/>
-    <w:lsdException w:name="toc 2" w:semiHidden="1" w:uiPriority="39" w:unhideWhenUsed="1"/>
-    <w:lsdException w:name="toc 3" w:semiHidden="1" w:uiPriority="39" w:unhideWhenUsed="1"/>
-    <w:lsdException w:name="toc 4" w:semiHidden="1" w:uiPriority="39" w:unhideWhenUsed="1"/>
-    <w:lsdException w:name="toc 5" w:semiHidden="1" w:uiPriority="39" w:unhideWhenUsed="1"/>
-    <w:lsdException w:name="toc 6" w:semiHidden="1" w:uiPriority="39" w:unhideWhenUsed="1"/>
-    <w:lsdException w:name="toc 7" w:semiHidden="1" w:uiPriority="39" w:unhideWhenUsed="1"/>
-    <w:lsdException w:name="toc 8" w:semiHidden="1" w:uiPriority="39" w:unhideWhenUsed="1"/>
-    <w:lsdException w:name="toc 9" w:semiHidden="1" w:uiPriority="39" w:unhideWhenUsed="1"/>
-    <w:lsdException w:name="Normal Indent" w:semiHidden="1" w:unhideWhenUsed="1"/>
-    <w:lsdException w:name="footnote text" w:semiHidden="1" w:unhideWhenUsed="1"/>
-    <w:lsdException w:name="annotation text" w:semiHidden="1" w:unhideWhenUsed="1"/>
-    <w:lsdException w:name="header" w:semiHidden="1" w:unhideWhenUsed="1"/>
-    <w:lsdException w:name="footer" w:semiHidden="1" w:unhideWhenUsed="1"/>
-    <w:lsdException w:name="index heading" w:semiHidden="1" w:unhideWhenUsed="1"/>
-    <w:lsdException w:name="caption" w:semiHidden="1" w:uiPriority="35" w:unhideWhenUsed="1" w:qFormat="1"/>
-    <w:lsdException w:name="table of figures" w:semiHidden="1" w:unhideWhenUsed="1"/>
-    <w:lsdException w:name="envelope address" w:semiHidden="1" w:unhideWhenUsed="1"/>
-    <w:lsdException w:name="envelope return" w:semiHidden="1" w:unhideWhenUsed="1"/>
-    <w:lsdException w:name="footnote reference" w:semiHidden="1" w:unhideWhenUsed="1"/>
-    <w:lsdException w:name="annotation reference" w:semiHidden="1" w:unhideWhenUsed="1"/>
-    <w:lsdException w:name="line number" w:semiHidden="1" w:unhideWhenUsed="1"/>
-    <w:lsdException w:name="page number" w:semiHidden="1" w:unhideWhenUsed="1"/>
-    <w:lsdException w:name="endnote reference" w:semiHidden="1" w:unhideWhenUsed="1"/>
-    <w:lsdException w:name="endnote text" w:semiHidden="1" w:unhideWhenUsed="1"/>
-    <w:lsdException w:name="table of authorities" w:semiHidden="1" w:unhideWhenUsed="1"/>
-    <w:lsdException w:name="macro" w:semiHidden="1" w:unhideWhenUsed="1"/>
-    <w:lsdException w:name="toa heading" w:semiHidden="1" w:unhideWhenUsed="1"/>
-    <w:lsdException w:name="List" w:semiHidden="1" w:unhideWhenUsed="1"/>
-    <w:lsdException w:name="List Bullet" w:semiHidden="1" w:unhideWhenUsed="1"/>
-    <w:lsdException w:name="List Number" w:semiHidden="1" w:unhideWhenUsed="1"/>
-    <w:lsdException w:name="List 2" w:semiHidden="1" w:unhideWhenUsed="1"/>
-    <w:lsdException w:name="List 3" w:semiHidden="1" w:unhideWhenUsed="1"/>
-    <w:lsdException w:name="List 4" w:semiHidden="1" w:unhideWhenUsed="1"/>
-    <w:lsdException w:name="List 5" w:semiHidden="1" w:unhideWhenUsed="1"/>
-    <w:lsdException w:name="List Bullet 2" w:semiHidden="1" w:unhideWhenUsed="1"/>
-    <w:lsdException w:name="List Bullet 3" w:semiHidden="1" w:unhideWhenUsed="1"/>
-    <w:lsdException w:name="List Bullet 4" w:semiHidden="1" w:unhideWhenUsed="1"/>
-    <w:lsdException w:name="List Bullet 5" w:semiHidden="1" w:unhideWhenUsed="1"/>
-    <w:lsdException w:name="List Number 2" w:semiHidden="1" w:unhideWhenUsed="1"/>
-    <w:lsdException w:name="List Number 3" w:semiHidden="1" w:unhideWhenUsed="1"/>
-    <w:lsdException w:name="List Number 4" w:semiHidden="1" w:unhideWhenUsed="1"/>
-    <w:lsdException w:name="List Number 5" w:semiHidden="1" w:unhideWhenUsed="1"/>
-    <w:lsdException w:name="Title" w:uiPriority="10" w:qFormat="1"/>
-    <w:lsdException w:name="Closing" w:semiHidden="1" w:unhideWhenUsed="1"/>
-    <w:lsdException w:name="Signature" w:semiHidden="1" w:unhideWhenUsed="1"/>
-    <w:lsdException w:name="Default Paragraph Font" w:semiHidden="1" w:uiPriority="1" w:unhideWhenUsed="1"/>
-    <w:lsdException w:name="Body Text" w:semiHidden="1" w:unhideWhenUsed="1"/>
-    <w:lsdException w:name="Body Text Indent" w:semiHidden="1" w:unhideWhenUsed="1"/>
-    <w:lsdException w:name="List Continue" w:semiHidden="1" w:unhideWhenUsed="1"/>
-    <w:lsdException w:name="List Continue 2" w:semiHidden="1" w:unhideWhenUsed="1"/>
-    <w:lsdException w:name="List Continue 3" w:semiHidden="1" w:unhideWhenUsed="1"/>
-    <w:lsdException w:name="List Continue 4" w:semiHidden="1" w:unhideWhenUsed="1"/>
-    <w:lsdException w:name="List Continue 5" w:semiHidden="1" w:unhideWhenUsed="1"/>
-    <w:lsdException w:name="Message Header" w:semiHidden="1" w:unhideWhenUsed="1"/>
-    <w:lsdException w:name="Subtitle" w:uiPriority="11" w:qFormat="1"/>
-    <w:lsdException w:name="Salutation" w:semiHidden="1" w:unhideWhenUsed="1"/>
-    <w:lsdException w:name="Date" w:semiHidden="1" w:unhideWhenUsed="1"/>
-    <w:lsdException w:name="Body Text First Indent" w:semiHidden="1" w:unhideWhenUsed="1"/>
-    <w:lsdException w:name="Body Text First Indent 2" w:semiHidden="1" w:unhideWhenUsed="1"/>
-    <w:lsdException w:name="Note Heading" w:semiHidden="1" w:unhideWhenUsed="1"/>
-    <w:lsdException w:name="Body Text 2" w:semiHidden="1" w:unhideWhenUsed="1"/>
-    <w:lsdException w:name="Body Text 3" w:semiHidden="1" w:unhideWhenUsed="1"/>
-    <w:lsdException w:name="Body Text Indent 2" w:semiHidden="1" w:unhideWhenUsed="1"/>
-    <w:lsdException w:name="Body Text Indent 3" w:semiHidden="1" w:unhideWhenUsed="1"/>
-    <w:lsdException w:name="Block Text" w:semiHidden="1" w:unhideWhenUsed="1"/>
-    <w:lsdException w:name="Hyperlink" w:semiHidden="1" w:unhideWhenUsed="1"/>
-    <w:lsdException w:name="FollowedHyperlink" w:semiHidden="1" w:unhideWhenUsed="1"/>
-    <w:lsdException w:name="Strong" w:uiPriority="22" w:qFormat="1"/>
-    <w:lsdException w:name="Emphasis" w:uiPriority="20" w:qFormat="1"/>
-    <w:lsdException w:name="Document Map" w:semiHidden="1" w:unhideWhenUsed="1"/>
-    <w:lsdException w:name="Plain Text" w:semiHidden="1" w:unhideWhenUsed="1"/>
-    <w:lsdException w:name="E-mail Signature" w:semiHidden="1" w:unhideWhenUsed="1"/>
-    <w:lsdException w:name="HTML Top of Form" w:semiHidden="1" w:unhideWhenUsed="1"/>
-    <w:lsdException w:name="HTML Bottom of Form" w:semiHidden="1" w:unhideWhenUsed="1"/>
-    <w:lsdException w:name="Normal (Web)" w:semiHidden="1" w:unhideWhenUsed="1"/>
-    <w:lsdException w:name="HTML Acronym" w:semiHidden="1" w:unhideWhenUsed="1"/>
-    <w:lsdException w:name="HTML Address" w:semiHidden="1" w:unhideWhenUsed="1"/>
-    <w:lsdException w:name="HTML Cite" w:semiHidden="1" w:unhideWhenUsed="1"/>
-    <w:lsdException w:name="HTML Code" w:semiHidden="1" w:unhideWhenUsed="1"/>
-    <w:lsdException w:name="HTML Definition" w:semiHidden="1" w:unhideWhenUsed="1"/>
-    <w:lsdException w:name="HTML Keyboard" w:semiHidden="1" w:unhideWhenUsed="1"/>
-    <w:lsdException w:name="HTML Preformatted" w:semiHidden="1" w:unhideWhenUsed="1"/>
-    <w:lsdException w:name="HTML Sample" w:semiHidden="1" w:unhideWhenUsed="1"/>
-    <w:lsdException w:name="HTML Typewriter" w:semiHidden="1" w:unhideWhenUsed="1"/>
-    <w:lsdException w:name="HTML Variable" w:semiHidden="1" w:unhideWhenUsed="1"/>
-    <w:lsdException w:name="Normal Table" w:semiHidden="1" w:unhideWhenUsed="1"/>
-    <w:lsdException w:name="annotation subject" w:semiHidden="1" w:unhideWhenUsed="1"/>
-    <w:lsdException w:name="No List" w:semiHidden="1" w:unhideWhenUsed="1"/>
-    <w:lsdException w:name="Outline List 1" w:semiHidden="1" w:unhideWhenUsed="1"/>
-    <w:lsdException w:name="Outline List 2" w:semiHidden="1" w:unhideWhenUsed="1"/>
-    <w:lsdException w:name="Outline List 3" w:semiHidden="1" w:unhideWhenUsed="1"/>
-    <w:lsdException w:name="Table Simple 1" w:semiHidden="1" w:unhideWhenUsed="1"/>
-    <w:lsdException w:name="Table Simple 2" w:semiHidden="1" w:unhideWhenUsed="1"/>
-    <w:lsdException w:name="Table Simple 3" w:semiHidden="1" w:unhideWhenUsed="1"/>
-    <w:lsdException w:name="Table Classic 1" w:semiHidden="1" w:unhideWhenUsed="1"/>
-    <w:lsdException w:name="Table Classic 2" w:semiHidden="1" w:unhideWhenUsed="1"/>
-    <w:lsdException w:name="Table Classic 3" w:semiHidden="1" w:unhideWhenUsed="1"/>
-    <w:lsdException w:name="Table Classic 4" w:semiHidden="1" w:unhideWhenUsed="1"/>
-    <w:lsdException w:name="Table Colorful 1" w:semiHidden="1" w:unhideWhenUsed="1"/>
-    <w:lsdException w:name="Table Colorful 2" w:semiHidden="1" w:unhideWhenUsed="1"/>
-    <w:lsdException w:name="Table Colorful 3" w:semiHidden="1" w:unhideWhenUsed="1"/>
-    <w:lsdException w:name="Table Columns 1" w:semiHidden="1" w:unhideWhenUsed="1"/>
-    <w:lsdException w:name="Table Columns 2" w:semiHidden="1" w:unhideWhenUsed="1"/>
-    <w:lsdException w:name="Table Columns 3" w:semiHidden="1" w:unhideWhenUsed="1"/>
-    <w:lsdException w:name="Table Columns 4" w:semiHidden="1" w:unhideWhenUsed="1"/>
-    <w:lsdException w:name="Table Columns 5" w:semiHidden="1" w:unhideWhenUsed="1"/>
-    <w:lsdException w:name="Table Grid 1" w:semiHidden="1" w:unhideWhenUsed="1"/>
-    <w:lsdException w:name="Table Grid 2" w:semiHidden="1" w:unhideWhenUsed="1"/>
-    <w:lsdException w:name="Table Grid 3" w:semiHidden="1" w:unhideWhenUsed="1"/>
-    <w:lsdException w:name="Table Grid 4" w:semiHidden="1" w:unhideWhenUsed="1"/>
-    <w:lsdException w:name="Table Grid 5" w:semiHidden="1" w:unhideWhenUsed="1"/>
-    <w:lsdException w:name="Table Grid 6" w:semiHidden="1" w:unhideWhenUsed="1"/>
-    <w:lsdException w:name="Table Grid 7" w:semiHidden="1" w:unhideWhenUsed="1"/>
-    <w:lsdException w:name="Table Grid 8" w:semiHidden="1" w:unhideWhenUsed="1"/>
-    <w:lsdException w:name="Table List 1" w:semiHidden="1" w:unhideWhenUsed="1"/>
-    <w:lsdException w:name="Table List 2" w:semiHidden="1" w:unhideWhenUsed="1"/>
-    <w:lsdException w:name="Table List 3" w:semiHidden="1" w:unhideWhenUsed="1"/>
-    <w:lsdException w:name="Table List 4" w:semiHidden="1" w:unhideWhenUsed="1"/>
-    <w:lsdException w:name="Table List 5" w:semiHidden="1" w:unhideWhenUsed="1"/>
-    <w:lsdException w:name="Table List 6" w:semiHidden="1" w:unhideWhenUsed="1"/>
-    <w:lsdException w:name="Table List 7" w:semiHidden="1" w:unhideWhenUsed="1"/>
-    <w:lsdException w:name="Table List 8" w:semiHidden="1" w:unhideWhenUsed="1"/>
-    <w:lsdException w:name="Table 3D effects 1" w:semiHidden="1" w:unhideWhenUsed="1"/>
-    <w:lsdException w:name="Table 3D effects 2" w:semiHidden="1" w:unhideWhenUsed="1"/>
-    <w:lsdException w:name="Table 3D effects 3" w:semiHidden="1" w:unhideWhenUsed="1"/>
-    <w:lsdException w:name="Table Contemporary" w:semiHidden="1" w:unhideWhenUsed="1"/>
-    <w:lsdException w:name="Table Elegant" w:semiHidden="1" w:unhideWhenUsed="1"/>
-    <w:lsdException w:name="Table Professional" w:semiHidden="1" w:unhideWhenUsed="1"/>
-    <w:lsdException w:name="Table Subtle 1" w:semiHidden="1" w:unhideWhenUsed="1"/>
-    <w:lsdException w:name="Table Subtle 2" w:semiHidden="1" w:unhideWhenUsed="1"/>
-    <w:lsdException w:name="Table Web 1" w:semiHidden="1" w:unhideWhenUsed="1"/>
-    <w:lsdException w:name="Table Web 2" w:semiHidden="1" w:unhideWhenUsed="1"/>
-    <w:lsdException w:name="Table Web 3" w:semiHidden="1" w:unhideWhenUsed="1"/>
-    <w:lsdException w:name="Balloon Text" w:semiHidden="1" w:unhideWhenUsed="1"/>
-    <w:lsdException w:name="Table Grid" w:uiPriority="39"/>
-    <w:lsdException w:name="Table Theme" w:semiHidden="1" w:unhideWhenUsed="1"/>
-    <w:lsdException w:name="Placeholder Text" w:semiHidden="1"/>
-    <w:lsdException w:name="No Spacing" w:uiPriority="1" w:qFormat="1"/>
-    <w:lsdException w:name="Light Shading" w:uiPriority="60"/>
-    <w:lsdException w:name="Light List" w:uiPriority="61"/>
-    <w:lsdException w:name="Light Grid" w:uiPriority="62"/>
-    <w:lsdException w:name="Medium Shading 1" w:uiPriority="63"/>
-    <w:lsdException w:name="Medium Shading 2" w:uiPriority="64"/>
-    <w:lsdException w:name="Medium List 1" w:uiPriority="65"/>
-    <w:lsdException w:name="Medium List 2" w:uiPriority="66"/>
-    <w:lsdException w:name="Medium Grid 1" w:uiPriority="67"/>
-    <w:lsdException w:name="Medium Grid 2" w:uiPriority="68"/>
-    <w:lsdException w:name="Medium Grid 3" w:uiPriority="69"/>
-    <w:lsdException w:name="Dark List" w:uiPriority="70"/>
-    <w:lsdException w:name="Colorful Shading" w:uiPriority="71"/>
-    <w:lsdException w:name="Colorful List" w:uiPriority="72"/>
-    <w:lsdException w:name="Colorful Grid" w:uiPriority="73"/>
-    <w:lsdException w:name="Light Shading Accent 1" w:uiPriority="60"/>
-    <w:lsdException w:name="Light List Accent 1" w:uiPriority="61"/>
-    <w:lsdException w:name="Light Grid Accent 1" w:uiPriority="62"/>
-    <w:lsdException w:name="Medium Shading 1 Accent 1" w:uiPriority="63"/>
-    <w:lsdException w:name="Medium Shading 2 Accent 1" w:uiPriority="64"/>
-    <w:lsdException w:name="Medium List 1 Accent 1" w:uiPriority="65"/>
-    <w:lsdException w:name="Revision" w:semiHidden="1"/>
-    <w:lsdException w:name="List Paragraph" w:uiPriority="34" w:qFormat="1"/>
-    <w:lsdException w:name="Quote" w:uiPriority="29" w:qFormat="1"/>
-    <w:lsdException w:name="Intense Quote" w:uiPriority="30" w:qFormat="1"/>
-    <w:lsdException w:name="Medium List 2 Accent 1" w:uiPriority="66"/>
-    <w:lsdException w:name="Medium Grid 1 Accent 1" w:uiPriority="67"/>
-    <w:lsdException w:name="Medium Grid 2 Accent 1" w:uiPriority="68"/>
-    <w:lsdException w:name="Medium Grid 3 Accent 1" w:uiPriority="69"/>
-    <w:lsdException w:name="Dark List Accent 1" w:uiPriority="70"/>
-    <w:lsdException w:name="Colorful Shading Accent 1" w:uiPriority="71"/>
-    <w:lsdException w:name="Colorful List Accent 1" w:uiPriority="72"/>
-    <w:lsdException w:name="Colorful Grid Accent 1" w:uiPriority="73"/>
-    <w:lsdException w:name="Light Shading Accent 2" w:uiPriority="60"/>
-    <w:lsdException w:name="Light List Accent 2" w:uiPriority="61"/>
-    <w:lsdException w:name="Light Grid Accent 2" w:uiPriority="62"/>
-    <w:lsdException w:name="Medium Shading 1 Accent 2" w:uiPriority="63"/>
-    <w:lsdException w:name="Medium Shading 2 Accent 2" w:uiPriority="64"/>
-    <w:lsdException w:name="Medium List 1 Accent 2" w:uiPriority="65"/>
-    <w:lsdException w:name="Medium List 2 Accent 2" w:uiPriority="66"/>
-    <w:lsdException w:name="Medium Grid 1 Accent 2" w:uiPriority="67"/>
-    <w:lsdException w:name="Medium Grid 2 Accent 2" w:uiPriority="68"/>
-    <w:lsdException w:name="Medium Grid 3 Accent 2" w:uiPriority="69"/>
-    <w:lsdException w:name="Dark List Accent 2" w:uiPriority="70"/>
-    <w:lsdException w:name="Colorful Shading Accent 2" w:uiPriority="71"/>
-    <w:lsdException w:name="Colorful List Accent 2" w:uiPriority="72"/>
-    <w:lsdException w:name="Colorful Grid Accent 2" w:uiPriority="73"/>
-    <w:lsdException w:name="Light Shading Accent 3" w:uiPriority="60"/>
-    <w:lsdException w:name="Light List Accent 3" w:uiPriority="61"/>
-    <w:lsdException w:name="Light Grid Accent 3" w:uiPriority="62"/>
-    <w:lsdException w:name="Medium Shading 1 Accent 3" w:uiPriority="63"/>
-    <w:lsdException w:name="Medium Shading 2 Accent 3" w:uiPriority="64"/>
-    <w:lsdException w:name="Medium List 1 Accent 3" w:uiPriority="65"/>
-    <w:lsdException w:name="Medium List 2 Accent 3" w:uiPriority="66"/>
-    <w:lsdException w:name="Medium Grid 1 Accent 3" w:uiPriority="67"/>
-    <w:lsdException w:name="Medium Grid 2 Accent 3" w:uiPriority="68"/>
-    <w:lsdException w:name="Medium Grid 3 Accent 3" w:uiPriority="69"/>
-    <w:lsdException w:name="Dark List Accent 3" w:uiPriority="70"/>
-    <w:lsdException w:name="Colorful Shading Accent 3" w:uiPriority="71"/>
-    <w:lsdException w:name="Colorful List Accent 3" w:uiPriority="72"/>
-    <w:lsdException w:name="Colorful Grid Accent 3" w:uiPriority="73"/>
-    <w:lsdException w:name="Light Shading Accent 4" w:uiPriority="60"/>
-    <w:lsdException w:name="Light List Accent 4" w:uiPriority="61"/>
-    <w:lsdException w:name="Light Grid Accent 4" w:uiPriority="62"/>
-    <w:lsdException w:name="Medium Shading 1 Accent 4" w:uiPriority="63"/>
-    <w:lsdException w:name="Medium Shading 2 Accent 4" w:uiPriority="64"/>
-    <w:lsdException w:name="Medium List 1 Accent 4" w:uiPriority="65"/>
-    <w:lsdException w:name="Medium List 2 Accent 4" w:uiPriority="66"/>
-    <w:lsdException w:name="Medium Grid 1 Accent 4" w:uiPriority="67"/>
-    <w:lsdException w:name="Medium Grid 2 Accent 4" w:uiPriority="68"/>
-    <w:lsdException w:name="Medium Grid 3 Accent 4" w:uiPriority="69"/>
-    <w:lsdException w:name="Dark List Accent 4" w:uiPriority="70"/>
-    <w:lsdException w:name="Colorful Shading Accent 4" w:uiPriority="71"/>
-    <w:lsdException w:name="Colorful List Accent 4" w:uiPriority="72"/>
-    <w:lsdException w:name="Colorful Grid Accent 4" w:uiPriority="73"/>
-    <w:lsdException w:name="Light Shading Accent 5" w:uiPriority="60"/>
-    <w:lsdException w:name="Light List Accent 5" w:uiPriority="61"/>
-    <w:lsdException w:name="Light Grid Accent 5" w:uiPriority="62"/>
-    <w:lsdException w:name="Medium Shading 1 Accent 5" w:uiPriority="63"/>
-    <w:lsdException w:name="Medium Shading 2 Accent 5" w:uiPriority="64"/>
-    <w:lsdException w:name="Medium List 1 Accent 5" w:uiPriority="65"/>
-    <w:lsdException w:name="Medium List 2 Accent 5" w:uiPriority="66"/>
-    <w:lsdException w:name="Medium Grid 1 Accent 5" w:uiPriority="67"/>
-    <w:lsdException w:name="Medium Grid 2 Accent 5" w:uiPriority="68"/>
-    <w:lsdException w:name="Medium Grid 3 Accent 5" w:uiPriority="69"/>
-    <w:lsdException w:name="Dark List Accent 5" w:uiPriority="70"/>
-    <w:lsdException w:name="Colorful Shading Accent 5" w:uiPriority="71"/>
-    <w:lsdException w:name="Colorful List Accent 5" w:uiPriority="72"/>
-    <w:lsdException w:name="Colorful Grid Accent 5" w:uiPriority="73"/>
-    <w:lsdException w:name="Light Shading Accent 6" w:uiPriority="60"/>
-    <w:lsdException w:name="Light List Accent 6" w:uiPriority="61"/>
-    <w:lsdException w:name="Light Grid Accent 6" w:uiPriority="62"/>
-    <w:lsdException w:name="Medium Shading 1 Accent 6" w:uiPriority="63"/>
-    <w:lsdException w:name="Medium Shading 2 Accent 6" w:uiPriority="64"/>
-    <w:lsdException w:name="Medium List 1 Accent 6" w:uiPriority="65"/>
-    <w:lsdException w:name="Medium List 2 Accent 6" w:uiPriority="66"/>
-    <w:lsdException w:name="Medium Grid 1 Accent 6" w:uiPriority="67"/>
-    <w:lsdException w:name="Medium Grid 2 Accent 6" w:uiPriority="68"/>
-    <w:lsdException w:name="Medium Grid 3 Accent 6" w:uiPriority="69"/>
-    <w:lsdException w:name="Dark List Accent 6" w:uiPriority="70"/>
-    <w:lsdException w:name="Colorful Shading Accent 6" w:uiPriority="71"/>
-    <w:lsdException w:name="Colorful List Accent 6" w:uiPriority="72"/>
-    <w:lsdException w:name="Colorful Grid Accent 6" w:uiPriority="73"/>
-    <w:lsdException w:name="Subtle Emphasis" w:uiPriority="19" w:qFormat="1"/>
-    <w:lsdException w:name="Intense Emphasis" w:uiPriority="21" w:qFormat="1"/>
-    <w:lsdException w:name="Subtle Reference" w:uiPriority="31" w:qFormat="1"/>
-    <w:lsdException w:name="Intense Reference" w:uiPriority="32" w:qFormat="1"/>
-    <w:lsdException w:name="Book Title" w:uiPriority="33" w:qFormat="1"/>
-    <w:lsdException w:name="Bibliography" w:semiHidden="1" w:uiPriority="37" w:unhideWhenUsed="1"/>
-    <w:lsdException w:name="TOC Heading" w:semiHidden="1" w:uiPriority="39" w:unhideWhenUsed="1" w:qFormat="1"/>
-    <w:lsdException w:name="Plain Table 1" w:uiPriority="41"/>
-    <w:lsdException w:name="Plain Table 2" w:uiPriority="42"/>
-    <w:lsdException w:name="Plain Table 3" w:uiPriority="43"/>
-    <w:lsdException w:name="Plain Table 4" w:uiPriority="44"/>
-    <w:lsdException w:name="Plain Table 5" w:uiPriority="45"/>
-    <w:lsdException w:name="Grid Table Light" w:uiPriority="40"/>
-    <w:lsdException w:name="Grid Table 1 Light" w:uiPriority="46"/>
-    <w:lsdException w:name="Grid Table 2" w:uiPriority="47"/>
-    <w:lsdException w:name="Grid Table 3" w:uiPriority="48"/>
-    <w:lsdException w:name="Grid Table 4" w:uiPriority="49"/>
-    <w:lsdException w:name="Grid Table 5 Dark" w:uiPriority="50"/>
-    <w:lsdException w:name="Grid Table 6 Colorful" w:uiPriority="51"/>
-    <w:lsdException w:name="Grid Table 7 Colorful" w:uiPriority="52"/>
-    <w:lsdException w:name="Grid Table 1 Light Accent 1" w:uiPriority="46"/>
-    <w:lsdException w:name="Grid Table 2 Accent 1" w:uiPriority="47"/>
-    <w:lsdException w:name="Grid Table 3 Accent 1" w:uiPriority="48"/>
-    <w:lsdException w:name="Grid Table 4 Accent 1" w:uiPriority="49"/>
-    <w:lsdException w:name="Grid Table 5 Dark Accent 1" w:uiPriority="50"/>
-    <w:lsdException w:name="Grid Table 6 Colorful Accent 1" w:uiPriority="51"/>
-    <w:lsdException w:name="Grid Table 7 Colorful Accent 1" w:uiPriority="52"/>
-    <w:lsdException w:name="Grid Table 1 Light Accent 2" w:uiPriority="46"/>
-    <w:lsdException w:name="Grid Table 2 Accent 2" w:uiPriority="47"/>
-    <w:lsdException w:name="Grid Table 3 Accent 2" w:uiPriority="48"/>
-    <w:lsdException w:name="Grid Table 4 Accent 2" w:uiPriority="49"/>
-    <w:lsdException w:name="Grid Table 5 Dark Accent 2" w:uiPriority="50"/>
-    <w:lsdException w:name="Grid Table 6 Colorful Accent 2" w:uiPriority="51"/>
-    <w:lsdException w:name="Grid Table 7 Colorful Accent 2" w:uiPriority="52"/>
-    <w:lsdException w:name="Grid Table 1 Light Accent 3" w:uiPriority="46"/>
-    <w:lsdException w:name="Grid Table 2 Accent 3" w:uiPriority="47"/>
-    <w:lsdException w:name="Grid Table 3 Accent 3" w:uiPriority="48"/>
-    <w:lsdException w:name="Grid Table 4 Accent 3" w:uiPriority="49"/>
-    <w:lsdException w:name="Grid Table 5 Dark Accent 3" w:uiPriority="50"/>
-    <w:lsdException w:name="Grid Table 6 Colorful Accent 3" w:uiPriority="51"/>
-    <w:lsdException w:name="Grid Table 7 Colorful Accent 3" w:uiPriority="52"/>
-    <w:lsdException w:name="Grid Table 1 Light Accent 4" w:uiPriority="46"/>
-    <w:lsdException w:name="Grid Table 2 Accent 4" w:uiPriority="47"/>
-    <w:lsdException w:name="Grid Table 3 Accent 4" w:uiPriority="48"/>
-    <w:lsdException w:name="Grid Table 4 Accent 4" w:uiPriority="49"/>
-    <w:lsdException w:name="Grid Table 5 Dark Accent 4" w:uiPriority="50"/>
-    <w:lsdException w:name="Grid Table 6 Colorful Accent 4" w:uiPriority="51"/>
-    <w:lsdException w:name="Grid Table 7 Colorful Accent 4" w:uiPriority="52"/>
-    <w:lsdException w:name="Grid Table 1 Light Accent 5" w:uiPriority="46"/>
-    <w:lsdException w:name="Grid Table 2 Accent 5" w:uiPriority="47"/>
-    <w:lsdException w:name="Grid Table 3 Accent 5" w:uiPriority="48"/>
-    <w:lsdException w:name="Grid Table 4 Accent 5" w:uiPriority="49"/>
-    <w:lsdException w:name="Grid Table 5 Dark Accent 5" w:uiPriority="50"/>
-    <w:lsdException w:name="Grid Table 6 Colorful Accent 5" w:uiPriority="51"/>
-    <w:lsdException w:name="Grid Table 7 Colorful Accent 5" w:uiPriority="52"/>
-    <w:lsdException w:name="Grid Table 1 Light Accent 6" w:uiPriority="46"/>
-    <w:lsdException w:name="Grid Table 2 Accent 6" w:uiPriority="47"/>
-    <w:lsdException w:name="Grid Table 3 Accent 6" w:uiPriority="48"/>
-    <w:lsdException w:name="Grid Table 4 Accent 6" w:uiPriority="49"/>
-    <w:lsdException w:name="Grid Table 5 Dark Accent 6" w:uiPriority="50"/>
-    <w:lsdException w:name="Grid Table 6 Colorful Accent 6" w:uiPriority="51"/>
-    <w:lsdException w:name="Grid Table 7 Colorful Accent 6" w:uiPriority="52"/>
-    <w:lsdException w:name="List Table 1 Light" w:uiPriority="46"/>
-    <w:lsdException w:name="List Table 2" w:uiPriority="47"/>
-    <w:lsdException w:name="List Table 3" w:uiPriority="48"/>
-    <w:lsdException w:name="List Table 4" w:uiPriority="49"/>
-    <w:lsdException w:name="List Table 5 Dark" w:uiPriority="50"/>
-    <w:lsdException w:name="List Table 6 Colorful" w:uiPriority="51"/>
-    <w:lsdException w:name="List Table 7 Colorful" w:uiPriority="52"/>
-    <w:lsdException w:name="List Table 1 Light Accent 1" w:uiPriority="46"/>
-    <w:lsdException w:name="List Table 2 Accent 1" w:uiPriority="47"/>
-    <w:lsdException w:name="List Table 3 Accent 1" w:uiPriority="48"/>
-    <w:lsdException w:name="List Table 4 Accent 1" w:uiPriority="49"/>
-    <w:lsdException w:name="List Table 5 Dark Accent 1" w:uiPriority="50"/>
-    <w:lsdException w:name="List Table 6 Colorful Accent 1" w:uiPriority="51"/>
-    <w:lsdException w:name="List Table 7 Colorful Accent 1" w:uiPriority="52"/>
-    <w:lsdException w:name="List Table 1 Light Accent 2" w:uiPriority="46"/>
-    <w:lsdException w:name="List Table 2 Accent 2" w:uiPriority="47"/>
-    <w:lsdException w:name="List Table 3 Accent 2" w:uiPriority="48"/>
-    <w:lsdException w:name="List Table 4 Accent 2" w:uiPriority="49"/>
-    <w:lsdException w:name="List Table 5 Dark Accent 2" w:uiPriority="50"/>
-    <w:lsdException w:name="List Table 6 Colorful Accent 2" w:uiPriority="51"/>
-    <w:lsdException w:name="List Table 7 Colorful Accent 2" w:uiPriority="52"/>
-    <w:lsdException w:name="List Table 1 Light Accent 3" w:uiPriority="46"/>
-    <w:lsdException w:name="List Table 2 Accent 3" w:uiPriority="47"/>
-    <w:lsdException w:name="List Table 3 Accent 3" w:uiPriority="48"/>
-    <w:lsdException w:name="List Table 4 Accent 3" w:uiPriority="49"/>
-    <w:lsdException w:name="List Table 5 Dark Accent 3" w:uiPriority="50"/>
-    <w:lsdException w:name="List Table 6 Colorful Accent 3" w:uiPriority="51"/>
-    <w:lsdException w:name="List Table 7 Colorful Accent 3" w:uiPriority="52"/>
-    <w:lsdException w:name="List Table 1 Light Accent 4" w:uiPriority="46"/>
-    <w:lsdException w:name="List Table 2 Accent 4" w:uiPriority="47"/>
-    <w:lsdException w:name="List Table 3 Accent 4" w:uiPriority="48"/>
-    <w:lsdException w:name="List Table 4 Accent 4" w:uiPriority="49"/>
-    <w:lsdException w:name="List Table 5 Dark Accent 4" w:uiPriority="50"/>
-    <w:lsdException w:name="List Table 6 Colorful Accent 4" w:uiPriority="51"/>
-    <w:lsdException w:name="List Table 7 Colorful Accent 4" w:uiPriority="52"/>
-    <w:lsdException w:name="List Table 1 Light Accent 5" w:uiPriority="46"/>
-    <w:lsdException w:name="List Table 2 Accent 5" w:uiPriority="47"/>
-    <w:lsdException w:name="List Table 3 Accent 5" w:uiPriority="48"/>
-    <w:lsdException w:name="List Table 4 Accent 5" w:uiPriority="49"/>
-    <w:lsdException w:name="List Table 5 Dark Accent 5" w:uiPriority="50"/>
-    <w:lsdException w:name="List Table 6 Colorful Accent 5" w:uiPriority="51"/>
-    <w:lsdException w:name="List Table 7 Colorful Accent 5" w:uiPriority="52"/>
-    <w:lsdException w:name="List Table 1 Light Accent 6" w:uiPriority="46"/>
-    <w:lsdException w:name="List Table 2 Accent 6" w:uiPriority="47"/>
-    <w:lsdException w:name="List Table 3 Accent 6" w:uiPriority="48"/>
-    <w:lsdException w:name="List Table 4 Accent 6" w:uiPriority="49"/>
-    <w:lsdException w:name="List Table 5 Dark Accent 6" w:uiPriority="50"/>
-    <w:lsdException w:name="List Table 6 Colorful Accent 6" w:uiPriority="51"/>
-    <w:lsdException w:name="List Table 7 Colorful Accent 6" w:uiPriority="52"/>
-    <w:lsdException w:name="Mention" w:semiHidden="1" w:unhideWhenUsed="1"/>
-    <w:lsdException w:name="Smart Hyperlink" w:semiHidden="1" w:unhideWhenUsed="1"/>
-    <w:lsdException w:name="Hashtag" w:semiHidden="1" w:unhideWhenUsed="1"/>
-    <w:lsdException w:name="Unresolved Mention" w:semiHidden="1" w:unhideWhenUsed="1"/>
-    <w:lsdException w:name="Smart Link" w:semiHidden="1" w:unhideWhenUsed="1"/>
-  </w:latentStyles>
-  <w:style w:type="paragraph" w:default="1" w:styleId="Normal">
-    <w:name w:val="Normal"/>
-    <w:qFormat/>
-  </w:style>
-  <w:style w:type="character" w:default="1" w:styleId="DefaultParagraphFont">
-    <w:name w:val="Default Paragraph Font"/>
-    <w:uiPriority w:val="1"/>
-    <w:semiHidden/>
-    <w:unhideWhenUsed/>
-  </w:style>
-  <w:style w:type="table" w:default="1" w:styleId="TableNormal">
-    <w:name w:val="Normal Table"/>
-    <w:uiPriority w:val="99"/>
-    <w:semiHidden/>
-    <w:unhideWhenUsed/>
-    <w:tblPr>
-      <w:tblInd w:w="0" w:type="dxa"/>
-      <w:tblCellMar>
-        <w:top w:w="0" w:type="dxa"/>
-        <w:left w:w="108" w:type="dxa"/>
-        <w:bottom w:w="0" w:type="dxa"/>
-        <w:right w:w="108" w:type="dxa"/>
-      </w:tblCellMar>
-    </w:tblPr>
-  </w:style>
-  <w:style w:type="numbering" w:default="1" w:styleId="NoList">
-    <w:name w:val="No List"/>
-    <w:uiPriority w:val="99"/>
-    <w:semiHidden/>
-    <w:unhideWhenUsed/>
-  </w:style>
-  <w:style w:type="character" w:styleId="PlaceholderText">
-    <w:name w:val="Placeholder Text"/>
-    <w:basedOn w:val="DefaultParagraphFont"/>
-    <w:uiPriority w:val="99"/>
-    <w:semiHidden/>
-    <w:rsid w:val="00B72E7E"/>
-    <w:rPr>
-      <w:color w:val="808080"/>
-    </w:rPr>
-  </w:style>
-  <w:style w:type="paragraph" w:customStyle="1" w:styleId="6B06B3F68A604FAC83AED621F30985AC">
-    <w:name w:val="6B06B3F68A604FAC83AED621F30985AC"/>
-    <w:rsid w:val="0015003F"/>
-    <w:pPr>
-      <w:keepNext/>
-      <w:keepLines/>
-      <w:spacing w:before="200" w:after="0" w:line="240" w:lineRule="auto"/>
-    </w:pPr>
-    <w:rPr>
-      <w:rFonts w:ascii="Century Gothic" w:eastAsiaTheme="majorEastAsia" w:hAnsi="Century Gothic" w:cs="Times New Roman (Headings CS)"/>
-      <w:b/>
-      <w:bCs/>
-      <w:caps/>
-      <w:color w:val="4472C4" w:themeColor="accent1"/>
-      <w:spacing w:val="20"/>
-      <w:szCs w:val="24"/>
-    </w:rPr>
-  </w:style>
-  <w:style w:type="paragraph" w:customStyle="1" w:styleId="942E53C167614952B9A442CE9446F710">
-    <w:name w:val="942E53C167614952B9A442CE9446F710"/>
-    <w:rsid w:val="0015003F"/>
-  </w:style>
-  <w:style w:type="paragraph" w:customStyle="1" w:styleId="56DAE2780702477D8C7B2B7DD5121196">
-    <w:name w:val="56DAE2780702477D8C7B2B7DD5121196"/>
-    <w:rsid w:val="0015003F"/>
-  </w:style>
-  <w:style w:type="paragraph" w:customStyle="1" w:styleId="9E9D89D6DFA64DC1900B6C23BD231E7C">
-    <w:name w:val="9E9D89D6DFA64DC1900B6C23BD231E7C"/>
-    <w:rsid w:val="0015003F"/>
-  </w:style>
-  <w:style w:type="paragraph" w:customStyle="1" w:styleId="32AA962E89334C2D8C1397AB790E60C3">
-    <w:name w:val="32AA962E89334C2D8C1397AB790E60C3"/>
-    <w:rsid w:val="0015003F"/>
-  </w:style>
-  <w:style w:type="paragraph" w:customStyle="1" w:styleId="4149507F82DA4712B347B85BE5DE8BCA">
-    <w:name w:val="4149507F82DA4712B347B85BE5DE8BCA"/>
-    <w:rsid w:val="0015003F"/>
-  </w:style>
-  <w:style w:type="paragraph" w:customStyle="1" w:styleId="8937601E468B4B0C8C35A96820C835F0">
-    <w:name w:val="8937601E468B4B0C8C35A96820C835F0"/>
-    <w:rsid w:val="0015003F"/>
-  </w:style>
-  <w:style w:type="paragraph" w:customStyle="1" w:styleId="AC082E8CE37F4B2BBFDA4E7C08F8ACB0">
-    <w:name w:val="AC082E8CE37F4B2BBFDA4E7C08F8ACB0"/>
-    <w:rsid w:val="0015003F"/>
-  </w:style>
-  <w:style w:type="paragraph" w:customStyle="1" w:styleId="DFA20C39C7C74048BE3C73C33B95B0FE">
-    <w:name w:val="DFA20C39C7C74048BE3C73C33B95B0FE"/>
-    <w:rsid w:val="0015003F"/>
-  </w:style>
-  <w:style w:type="paragraph" w:customStyle="1" w:styleId="A04CF323CDDF4A5292EB7128DDC52D9E">
-    <w:name w:val="A04CF323CDDF4A5292EB7128DDC52D9E"/>
-    <w:rsid w:val="0015003F"/>
-  </w:style>
-  <w:style w:type="paragraph" w:customStyle="1" w:styleId="35D4F83D1D974345880E74EC27C86CB6">
-    <w:name w:val="35D4F83D1D974345880E74EC27C86CB6"/>
-    <w:rsid w:val="0015003F"/>
-  </w:style>
-  <w:style w:type="paragraph" w:customStyle="1" w:styleId="A240DEEA65BA466D906E5D6607D59386">
-    <w:name w:val="A240DEEA65BA466D906E5D6607D59386"/>
-    <w:rsid w:val="0015003F"/>
-  </w:style>
-  <w:style w:type="paragraph" w:customStyle="1" w:styleId="5D906E5807E7417F968A527DA8504DB3">
-    <w:name w:val="5D906E5807E7417F968A527DA8504DB3"/>
-    <w:rsid w:val="0015003F"/>
-  </w:style>
-  <w:style w:type="paragraph" w:customStyle="1" w:styleId="D4344832D26540F5961D60502CA9A450">
-    <w:name w:val="D4344832D26540F5961D60502CA9A450"/>
-    <w:rsid w:val="0015003F"/>
-  </w:style>
-  <w:style w:type="paragraph" w:customStyle="1" w:styleId="A7A89861D0C842F093547173F42C310D">
-    <w:name w:val="A7A89861D0C842F093547173F42C310D"/>
-    <w:rsid w:val="0015003F"/>
-  </w:style>
-  <w:style w:type="paragraph" w:customStyle="1" w:styleId="69C3F9297A0041E1A413CB21E1BCB72F">
-    <w:name w:val="69C3F9297A0041E1A413CB21E1BCB72F"/>
-    <w:rsid w:val="0015003F"/>
-  </w:style>
-  <w:style w:type="paragraph" w:customStyle="1" w:styleId="FF373B512BB14078A492DADF4FF81697">
-    <w:name w:val="FF373B512BB14078A492DADF4FF81697"/>
-    <w:rsid w:val="0015003F"/>
-  </w:style>
-  <w:style w:type="paragraph" w:customStyle="1" w:styleId="A9D34008B5814806951061689F17CF77">
-    <w:name w:val="A9D34008B5814806951061689F17CF77"/>
-    <w:rsid w:val="0015003F"/>
-  </w:style>
-  <w:style w:type="paragraph" w:customStyle="1" w:styleId="8948F229CC8D4E4EAB4B30596D99589D">
-    <w:name w:val="8948F229CC8D4E4EAB4B30596D99589D"/>
-    <w:rsid w:val="0015003F"/>
-  </w:style>
-  <w:style w:type="paragraph" w:customStyle="1" w:styleId="6BAAFC7ACECD45318A886C074270748E">
-    <w:name w:val="6BAAFC7ACECD45318A886C074270748E"/>
-    <w:rsid w:val="0015003F"/>
-  </w:style>
-  <w:style w:type="paragraph" w:customStyle="1" w:styleId="36CCBE82B9B64E1BAC581837FECE9A7F">
-    <w:name w:val="36CCBE82B9B64E1BAC581837FECE9A7F"/>
-    <w:rsid w:val="0015003F"/>
-  </w:style>
-  <w:style w:type="paragraph" w:customStyle="1" w:styleId="1D7ED908FEAD4B8BA5C15E3ECC168521">
-    <w:name w:val="1D7ED908FEAD4B8BA5C15E3ECC168521"/>
-    <w:rsid w:val="0015003F"/>
-  </w:style>
-  <w:style w:type="paragraph" w:customStyle="1" w:styleId="FF36BE6121634E538ACFA0827DF332FE">
-    <w:name w:val="FF36BE6121634E538ACFA0827DF332FE"/>
-    <w:rsid w:val="0015003F"/>
-  </w:style>
-  <w:style w:type="paragraph" w:customStyle="1" w:styleId="1CEF1C6DF9444282820EC948638AFEAB">
-    <w:name w:val="1CEF1C6DF9444282820EC948638AFEAB"/>
-    <w:rsid w:val="0015003F"/>
-  </w:style>
-  <w:style w:type="paragraph" w:customStyle="1" w:styleId="7581FC799C2B4BA4B8388C16AE11BBB4">
-    <w:name w:val="7581FC799C2B4BA4B8388C16AE11BBB4"/>
-    <w:rsid w:val="0015003F"/>
-  </w:style>
-  <w:style w:type="paragraph" w:customStyle="1" w:styleId="09741CFCAC264A4D9B959AF1F75D1803">
-    <w:name w:val="09741CFCAC264A4D9B959AF1F75D1803"/>
-    <w:rsid w:val="0015003F"/>
-  </w:style>
-  <w:style w:type="paragraph" w:customStyle="1" w:styleId="F6D812BDAD774FE4A4B505CD96390CA2">
-    <w:name w:val="F6D812BDAD774FE4A4B505CD96390CA2"/>
-    <w:rsid w:val="0015003F"/>
-  </w:style>
-  <w:style w:type="paragraph" w:customStyle="1" w:styleId="28AAEF92067C424B816FE7823FD5C75C">
-    <w:name w:val="28AAEF92067C424B816FE7823FD5C75C"/>
-    <w:rsid w:val="0015003F"/>
-  </w:style>
-  <w:style w:type="paragraph" w:customStyle="1" w:styleId="C5AEC50E1B864B898EE1B41D2B926FDB">
-    <w:name w:val="C5AEC50E1B864B898EE1B41D2B926FDB"/>
-    <w:rsid w:val="0015003F"/>
-  </w:style>
-  <w:style w:type="paragraph" w:customStyle="1" w:styleId="6575C37E73D748148C208B44DD195615">
-    <w:name w:val="6575C37E73D748148C208B44DD195615"/>
-    <w:rsid w:val="0015003F"/>
-  </w:style>
-  <w:style w:type="paragraph" w:customStyle="1" w:styleId="599E5724BE0D42258AF6B699F543E3D1">
-    <w:name w:val="599E5724BE0D42258AF6B699F543E3D1"/>
-    <w:rsid w:val="0015003F"/>
-  </w:style>
-  <w:style w:type="paragraph" w:customStyle="1" w:styleId="0B9F90D762B14B8386AB4DDF743D2292">
-    <w:name w:val="0B9F90D762B14B8386AB4DDF743D2292"/>
-    <w:rsid w:val="0015003F"/>
-  </w:style>
-  <w:style w:type="paragraph" w:customStyle="1" w:styleId="26418E682C9E4CAA818CD3DD170F530E">
-    <w:name w:val="26418E682C9E4CAA818CD3DD170F530E"/>
-    <w:rsid w:val="0015003F"/>
-  </w:style>
-  <w:style w:type="paragraph" w:customStyle="1" w:styleId="644AE394958543148AB90A60398E135C">
-    <w:name w:val="644AE394958543148AB90A60398E135C"/>
-    <w:rsid w:val="0015003F"/>
-  </w:style>
-  <w:style w:type="paragraph" w:customStyle="1" w:styleId="850D5EBD236D46CE8D300B09CF502883">
-    <w:name w:val="850D5EBD236D46CE8D300B09CF502883"/>
-    <w:rsid w:val="0015003F"/>
-  </w:style>
-  <w:style w:type="paragraph" w:customStyle="1" w:styleId="7B14AE9E325E439A81BECCA1AC505081">
-    <w:name w:val="7B14AE9E325E439A81BECCA1AC505081"/>
-    <w:rsid w:val="0015003F"/>
-  </w:style>
-  <w:style w:type="paragraph" w:customStyle="1" w:styleId="DFA4453FCE9A4BA78A54A374D8C40B6A">
-    <w:name w:val="DFA4453FCE9A4BA78A54A374D8C40B6A"/>
-    <w:rsid w:val="0015003F"/>
-  </w:style>
-  <w:style w:type="paragraph" w:customStyle="1" w:styleId="4E5E3DB808EC43EE9B674D06196A58BF">
-    <w:name w:val="4E5E3DB808EC43EE9B674D06196A58BF"/>
-    <w:rsid w:val="0015003F"/>
-  </w:style>
-  <w:style w:type="paragraph" w:customStyle="1" w:styleId="6D0A1812133E4F0C8DC1856F035A8869">
-    <w:name w:val="6D0A1812133E4F0C8DC1856F035A8869"/>
-    <w:rsid w:val="0015003F"/>
-  </w:style>
-  <w:style w:type="paragraph" w:customStyle="1" w:styleId="DD0E6FB2C833430DA2E4B1F7940BAC5E">
-    <w:name w:val="DD0E6FB2C833430DA2E4B1F7940BAC5E"/>
-    <w:rsid w:val="0015003F"/>
-  </w:style>
-  <w:style w:type="paragraph" w:customStyle="1" w:styleId="8BE8C31BCA2A430C84369331A4DCC6D4">
-    <w:name w:val="8BE8C31BCA2A430C84369331A4DCC6D4"/>
-    <w:rsid w:val="0015003F"/>
-  </w:style>
-  <w:style w:type="paragraph" w:customStyle="1" w:styleId="F0626AC7933E441990A0A8E8C2C4656F">
-    <w:name w:val="F0626AC7933E441990A0A8E8C2C4656F"/>
-    <w:rsid w:val="0015003F"/>
-  </w:style>
-  <w:style w:type="paragraph" w:customStyle="1" w:styleId="6A833D95EC8C4266825E23F1EACA2D8C">
-    <w:name w:val="6A833D95EC8C4266825E23F1EACA2D8C"/>
-    <w:rsid w:val="0015003F"/>
-  </w:style>
-  <w:style w:type="paragraph" w:customStyle="1" w:styleId="BFCED45B965F4B1A92A1C19042A67312">
-    <w:name w:val="BFCED45B965F4B1A92A1C19042A67312"/>
-    <w:rsid w:val="0015003F"/>
-  </w:style>
-  <w:style w:type="paragraph" w:customStyle="1" w:styleId="BDABCE15E30447E987D448DB14FF6338">
-    <w:name w:val="BDABCE15E30447E987D448DB14FF6338"/>
-    <w:rsid w:val="0015003F"/>
-  </w:style>
-  <w:style w:type="paragraph" w:customStyle="1" w:styleId="CC94ABB60A594D2FBCE354EF3FC3FD45">
-    <w:name w:val="CC94ABB60A594D2FBCE354EF3FC3FD45"/>
-    <w:rsid w:val="0015003F"/>
-  </w:style>
-  <w:style w:type="paragraph" w:customStyle="1" w:styleId="BB6BF2B5B116498087F2DFCA06B52DCD">
-    <w:name w:val="BB6BF2B5B116498087F2DFCA06B52DCD"/>
-    <w:rsid w:val="0015003F"/>
-  </w:style>
-  <w:style w:type="paragraph" w:customStyle="1" w:styleId="4E922C51F86F474480403A653ED84DC0">
-    <w:name w:val="4E922C51F86F474480403A653ED84DC0"/>
-    <w:rsid w:val="0015003F"/>
-  </w:style>
-  <w:style w:type="paragraph" w:customStyle="1" w:styleId="A55A9E4BCE724491B917E74D19EADC05">
-    <w:name w:val="A55A9E4BCE724491B917E74D19EADC05"/>
-    <w:rsid w:val="0015003F"/>
-  </w:style>
-  <w:style w:type="paragraph" w:customStyle="1" w:styleId="6E9A788063A3473EAF177FE982D3FE28">
-    <w:name w:val="6E9A788063A3473EAF177FE982D3FE28"/>
-    <w:rsid w:val="0015003F"/>
-  </w:style>
-  <w:style w:type="paragraph" w:customStyle="1" w:styleId="475BB82C92F04242A8CEB7A5D6CE6382">
-    <w:name w:val="475BB82C92F04242A8CEB7A5D6CE6382"/>
-    <w:rsid w:val="0015003F"/>
-  </w:style>
-  <w:style w:type="paragraph" w:customStyle="1" w:styleId="9701B6EE4DC14141AF116F97C42EFC7B">
-    <w:name w:val="9701B6EE4DC14141AF116F97C42EFC7B"/>
-    <w:rsid w:val="0015003F"/>
-  </w:style>
-  <w:style w:type="paragraph" w:customStyle="1" w:styleId="8C1D591841FE4CB8B100B1036E77DC3E">
-    <w:name w:val="8C1D591841FE4CB8B100B1036E77DC3E"/>
-    <w:rsid w:val="0015003F"/>
-  </w:style>
-  <w:style w:type="paragraph" w:customStyle="1" w:styleId="277F1B5B476A49C2AD0498680723F9BF">
-    <w:name w:val="277F1B5B476A49C2AD0498680723F9BF"/>
-    <w:rsid w:val="0015003F"/>
-  </w:style>
-  <w:style w:type="paragraph" w:customStyle="1" w:styleId="C15E0A3C090E43F9BA4B0C2FD299B851">
-    <w:name w:val="C15E0A3C090E43F9BA4B0C2FD299B851"/>
-    <w:rsid w:val="0015003F"/>
-  </w:style>
-  <w:style w:type="paragraph" w:customStyle="1" w:styleId="5361C561FFB849609831DD9308C823BE">
-    <w:name w:val="5361C561FFB849609831DD9308C823BE"/>
-    <w:rsid w:val="0015003F"/>
-  </w:style>
-  <w:style w:type="paragraph" w:customStyle="1" w:styleId="ADF0FCE0E4D24B38B046BD4A3A713BD2">
-    <w:name w:val="ADF0FCE0E4D24B38B046BD4A3A713BD2"/>
-    <w:rsid w:val="0015003F"/>
-  </w:style>
-  <w:style w:type="paragraph" w:customStyle="1" w:styleId="5FBE3D2F60364036A82B67D56A3661B2">
-    <w:name w:val="5FBE3D2F60364036A82B67D56A3661B2"/>
-    <w:rsid w:val="0015003F"/>
-  </w:style>
-  <w:style w:type="paragraph" w:customStyle="1" w:styleId="15E3808CCF11442993A38A8DEDA2D40A">
-    <w:name w:val="15E3808CCF11442993A38A8DEDA2D40A"/>
-    <w:rsid w:val="0015003F"/>
-  </w:style>
-  <w:style w:type="paragraph" w:customStyle="1" w:styleId="04CF94F670994C84B5F6606711F8116A">
-    <w:name w:val="04CF94F670994C84B5F6606711F8116A"/>
-    <w:rsid w:val="0015003F"/>
-  </w:style>
-  <w:style w:type="paragraph" w:customStyle="1" w:styleId="5A43917259C4480FB094C6931D1F402C">
-    <w:name w:val="5A43917259C4480FB094C6931D1F402C"/>
-    <w:rsid w:val="0015003F"/>
-  </w:style>
-  <w:style w:type="paragraph" w:customStyle="1" w:styleId="DFBD7B371C8E479796A0C77A234D3E74">
-    <w:name w:val="DFBD7B371C8E479796A0C77A234D3E74"/>
-    <w:rsid w:val="0015003F"/>
-  </w:style>
-  <w:style w:type="paragraph" w:customStyle="1" w:styleId="D7BAD4A6DBA44BF583645F4787F85687">
-    <w:name w:val="D7BAD4A6DBA44BF583645F4787F85687"/>
-    <w:rsid w:val="0015003F"/>
-  </w:style>
-  <w:style w:type="paragraph" w:customStyle="1" w:styleId="D6C0D0389AC24BBA9960176E9933874C">
-    <w:name w:val="D6C0D0389AC24BBA9960176E9933874C"/>
-    <w:rsid w:val="0015003F"/>
-  </w:style>
-  <w:style w:type="paragraph" w:customStyle="1" w:styleId="665197116D944BC9B538E36B4F8FC7B3">
-    <w:name w:val="665197116D944BC9B538E36B4F8FC7B3"/>
-    <w:rsid w:val="0015003F"/>
-  </w:style>
-  <w:style w:type="paragraph" w:customStyle="1" w:styleId="746AFF945C2E46BBB3381E671F071871">
-    <w:name w:val="746AFF945C2E46BBB3381E671F071871"/>
-    <w:rsid w:val="0015003F"/>
-  </w:style>
-  <w:style w:type="paragraph" w:customStyle="1" w:styleId="FF8C6C6AD6A04788AE396950C01EA8BD">
-    <w:name w:val="FF8C6C6AD6A04788AE396950C01EA8BD"/>
-    <w:rsid w:val="0015003F"/>
-  </w:style>
-  <w:style w:type="paragraph" w:customStyle="1" w:styleId="7291021F7AD946799CB0F3EF7663ED85">
-    <w:name w:val="7291021F7AD946799CB0F3EF7663ED85"/>
-    <w:rsid w:val="0015003F"/>
-  </w:style>
-  <w:style w:type="paragraph" w:customStyle="1" w:styleId="77F13E6F901F4106B3BA9031C8DAFC7F">
-    <w:name w:val="77F13E6F901F4106B3BA9031C8DAFC7F"/>
-    <w:rsid w:val="0015003F"/>
-  </w:style>
-  <w:style w:type="paragraph" w:customStyle="1" w:styleId="20D9904F4FAE40D7B2C2EA10E24E01A0">
-    <w:name w:val="20D9904F4FAE40D7B2C2EA10E24E01A0"/>
-    <w:rsid w:val="0015003F"/>
-  </w:style>
-  <w:style w:type="paragraph" w:customStyle="1" w:styleId="AAA4B1FA87E049108F34E9B9CCCD83D5">
-    <w:name w:val="AAA4B1FA87E049108F34E9B9CCCD83D5"/>
-    <w:rsid w:val="0015003F"/>
-  </w:style>
-  <w:style w:type="paragraph" w:customStyle="1" w:styleId="AD52C8CACD5D41FDB3D2B1717FAB2FEC">
-    <w:name w:val="AD52C8CACD5D41FDB3D2B1717FAB2FEC"/>
-    <w:rsid w:val="0015003F"/>
-  </w:style>
-  <w:style w:type="paragraph" w:customStyle="1" w:styleId="3A8F53725B164CB482EEB95EAE193928">
-    <w:name w:val="3A8F53725B164CB482EEB95EAE193928"/>
-    <w:rsid w:val="0015003F"/>
-  </w:style>
-  <w:style w:type="paragraph" w:customStyle="1" w:styleId="7D0B49AE36AB49D3A92EAC5EE4805843">
-    <w:name w:val="7D0B49AE36AB49D3A92EAC5EE4805843"/>
-    <w:rsid w:val="0015003F"/>
-  </w:style>
-  <w:style w:type="paragraph" w:customStyle="1" w:styleId="76576846B09D43939401A417DD04EDFB">
-    <w:name w:val="76576846B09D43939401A417DD04EDFB"/>
-    <w:rsid w:val="0015003F"/>
-  </w:style>
-  <w:style w:type="paragraph" w:customStyle="1" w:styleId="88313ECB6FE648F0B5C6CBCF8699D853">
-    <w:name w:val="88313ECB6FE648F0B5C6CBCF8699D853"/>
-    <w:rsid w:val="0015003F"/>
-  </w:style>
-  <w:style w:type="paragraph" w:customStyle="1" w:styleId="107BD1B407B74B28A2489F88BF54BCE9">
-    <w:name w:val="107BD1B407B74B28A2489F88BF54BCE9"/>
-    <w:rsid w:val="0015003F"/>
-  </w:style>
-  <w:style w:type="paragraph" w:customStyle="1" w:styleId="1F0CB7539A4343FCBFEAE4953859259D">
-    <w:name w:val="1F0CB7539A4343FCBFEAE4953859259D"/>
-    <w:rsid w:val="0015003F"/>
-  </w:style>
-  <w:style w:type="paragraph" w:customStyle="1" w:styleId="E0014D32CB0B4AAE9C3E23D78F351322">
-    <w:name w:val="E0014D32CB0B4AAE9C3E23D78F351322"/>
-    <w:rsid w:val="0015003F"/>
-  </w:style>
-  <w:style w:type="paragraph" w:customStyle="1" w:styleId="195491893B4C4172A24B28847D481DF3">
-    <w:name w:val="195491893B4C4172A24B28847D481DF3"/>
-    <w:rsid w:val="0015003F"/>
-  </w:style>
-  <w:style w:type="paragraph" w:customStyle="1" w:styleId="C0F98D3DB05C47AB88A5E8463CBBAB91">
-    <w:name w:val="C0F98D3DB05C47AB88A5E8463CBBAB91"/>
-    <w:rsid w:val="0015003F"/>
-  </w:style>
-  <w:style w:type="paragraph" w:customStyle="1" w:styleId="A7B8A63C25474B37AD59DCE1CC8002E9">
-    <w:name w:val="A7B8A63C25474B37AD59DCE1CC8002E9"/>
-    <w:rsid w:val="0015003F"/>
-  </w:style>
-  <w:style w:type="paragraph" w:customStyle="1" w:styleId="FDACA50CBDC146E1A10BE4B6863B1118">
-    <w:name w:val="FDACA50CBDC146E1A10BE4B6863B1118"/>
-    <w:rsid w:val="0015003F"/>
-  </w:style>
-  <w:style w:type="paragraph" w:customStyle="1" w:styleId="F66035AF451B4C5B88EE9437F516851C">
-    <w:name w:val="F66035AF451B4C5B88EE9437F516851C"/>
-    <w:rsid w:val="0015003F"/>
-  </w:style>
-  <w:style w:type="paragraph" w:customStyle="1" w:styleId="6F2BB7E0FF8F462087C7A650528191E9">
-    <w:name w:val="6F2BB7E0FF8F462087C7A650528191E9"/>
-    <w:rsid w:val="0015003F"/>
-  </w:style>
-  <w:style w:type="paragraph" w:customStyle="1" w:styleId="8DB2D167B04C4A8CBFD4E525F1F908DC">
-    <w:name w:val="8DB2D167B04C4A8CBFD4E525F1F908DC"/>
-    <w:rsid w:val="0015003F"/>
-  </w:style>
-  <w:style w:type="paragraph" w:customStyle="1" w:styleId="20F61050B12741F3A144ED58E1879918">
-    <w:name w:val="20F61050B12741F3A144ED58E1879918"/>
-    <w:rsid w:val="0015003F"/>
-  </w:style>
-  <w:style w:type="paragraph" w:customStyle="1" w:styleId="48A03C0D781A4FCAAF337775371773B3">
-    <w:name w:val="48A03C0D781A4FCAAF337775371773B3"/>
-    <w:rsid w:val="0015003F"/>
-  </w:style>
-  <w:style w:type="paragraph" w:customStyle="1" w:styleId="2A0B17C2A99145A4875A75EF10FE71BF">
-    <w:name w:val="2A0B17C2A99145A4875A75EF10FE71BF"/>
-    <w:rsid w:val="0015003F"/>
-  </w:style>
-  <w:style w:type="paragraph" w:customStyle="1" w:styleId="1336815B5D4B4B96872A1A6EFFB10E8B">
-    <w:name w:val="1336815B5D4B4B96872A1A6EFFB10E8B"/>
-    <w:rsid w:val="0015003F"/>
-  </w:style>
-  <w:style w:type="paragraph" w:customStyle="1" w:styleId="5A22D796F7144C4BBE6C16F5184ED2AB">
-    <w:name w:val="5A22D796F7144C4BBE6C16F5184ED2AB"/>
-    <w:rsid w:val="0015003F"/>
-  </w:style>
-  <w:style w:type="paragraph" w:customStyle="1" w:styleId="08777F4221F14C03A24A97D65FD8F303">
-    <w:name w:val="08777F4221F14C03A24A97D65FD8F303"/>
-    <w:rsid w:val="0015003F"/>
-  </w:style>
-  <w:style w:type="paragraph" w:customStyle="1" w:styleId="689113C0E48A4E2E8A5C7023D609CB2D">
-    <w:name w:val="689113C0E48A4E2E8A5C7023D609CB2D"/>
-    <w:rsid w:val="0015003F"/>
-  </w:style>
-  <w:style w:type="paragraph" w:customStyle="1" w:styleId="6F2A6E7026534B888A2842B4C9AD314B">
-    <w:name w:val="6F2A6E7026534B888A2842B4C9AD314B"/>
-    <w:rsid w:val="0015003F"/>
-  </w:style>
-  <w:style w:type="paragraph" w:customStyle="1" w:styleId="B3BE457A1C82459881D6885F4CB24ABC">
-    <w:name w:val="B3BE457A1C82459881D6885F4CB24ABC"/>
-    <w:rsid w:val="0015003F"/>
-  </w:style>
-  <w:style w:type="paragraph" w:customStyle="1" w:styleId="73D85D36858E4F139244C6BAB818C340">
-    <w:name w:val="73D85D36858E4F139244C6BAB818C340"/>
-    <w:rsid w:val="0015003F"/>
-  </w:style>
-  <w:style w:type="paragraph" w:customStyle="1" w:styleId="2C103559A471499EBCBFEF5689F653F0">
-    <w:name w:val="2C103559A471499EBCBFEF5689F653F0"/>
-    <w:rsid w:val="0015003F"/>
-  </w:style>
-  <w:style w:type="paragraph" w:customStyle="1" w:styleId="2DBAAE5A69B649BBAD0562F41FD86AD2">
-    <w:name w:val="2DBAAE5A69B649BBAD0562F41FD86AD2"/>
-    <w:rsid w:val="0015003F"/>
-  </w:style>
-  <w:style w:type="paragraph" w:customStyle="1" w:styleId="306D33106B7A4F8384906FF3E2AAACBD">
-    <w:name w:val="306D33106B7A4F8384906FF3E2AAACBD"/>
-    <w:rsid w:val="0015003F"/>
-  </w:style>
-  <w:style w:type="paragraph" w:customStyle="1" w:styleId="234D3F6BC2F94834B6CFA8658B644F9B">
-    <w:name w:val="234D3F6BC2F94834B6CFA8658B644F9B"/>
-    <w:rsid w:val="0015003F"/>
-  </w:style>
-  <w:style w:type="paragraph" w:customStyle="1" w:styleId="58DE45B7AB5545C8AD01757A9331C45F">
-    <w:name w:val="58DE45B7AB5545C8AD01757A9331C45F"/>
-    <w:rsid w:val="0015003F"/>
-  </w:style>
-  <w:style w:type="paragraph" w:customStyle="1" w:styleId="6A6583488ED5479FB4C33139787FAFB3">
-    <w:name w:val="6A6583488ED5479FB4C33139787FAFB3"/>
-    <w:rsid w:val="0015003F"/>
-  </w:style>
-  <w:style w:type="paragraph" w:customStyle="1" w:styleId="12C893618FF5442E986D82C1A830564C">
-    <w:name w:val="12C893618FF5442E986D82C1A830564C"/>
-    <w:rsid w:val="0015003F"/>
-  </w:style>
-  <w:style w:type="paragraph" w:customStyle="1" w:styleId="CC80C01827B646D884225B7DCEC1C11B">
-    <w:name w:val="CC80C01827B646D884225B7DCEC1C11B"/>
-    <w:rsid w:val="0015003F"/>
-  </w:style>
-  <w:style w:type="paragraph" w:customStyle="1" w:styleId="FF8D3D4D9B71428F9C740029B8F5796A">
-    <w:name w:val="FF8D3D4D9B71428F9C740029B8F5796A"/>
-    <w:rsid w:val="0015003F"/>
-  </w:style>
-  <w:style w:type="paragraph" w:customStyle="1" w:styleId="F8588DB78EA2467D805AA49B987BD917">
-    <w:name w:val="F8588DB78EA2467D805AA49B987BD917"/>
-    <w:rsid w:val="0015003F"/>
-  </w:style>
-  <w:style w:type="paragraph" w:customStyle="1" w:styleId="4BA86124D9BE424A98AA950E7FF170C4">
-    <w:name w:val="4BA86124D9BE424A98AA950E7FF170C4"/>
-    <w:rsid w:val="0015003F"/>
-  </w:style>
-  <w:style w:type="paragraph" w:customStyle="1" w:styleId="06BD348E97324458BB0AC81FDB1ED3C8">
-    <w:name w:val="06BD348E97324458BB0AC81FDB1ED3C8"/>
-    <w:rsid w:val="0015003F"/>
-  </w:style>
-  <w:style w:type="paragraph" w:customStyle="1" w:styleId="3778661325E642348A9AE58C38E7ECFF">
-    <w:name w:val="3778661325E642348A9AE58C38E7ECFF"/>
-    <w:rsid w:val="0015003F"/>
-  </w:style>
-  <w:style w:type="paragraph" w:customStyle="1" w:styleId="6897C863FEFC47F8BC5211BC3F713DED">
-    <w:name w:val="6897C863FEFC47F8BC5211BC3F713DED"/>
-    <w:rsid w:val="0015003F"/>
-  </w:style>
-  <w:style w:type="paragraph" w:customStyle="1" w:styleId="AD3F436CCCD141B2A50F3EA3E0BECECC">
-    <w:name w:val="AD3F436CCCD141B2A50F3EA3E0BECECC"/>
-    <w:rsid w:val="0015003F"/>
-  </w:style>
-  <w:style w:type="paragraph" w:customStyle="1" w:styleId="A0A1F1C1462A4EA8942435D39D4E5435">
-    <w:name w:val="A0A1F1C1462A4EA8942435D39D4E5435"/>
-    <w:rsid w:val="0015003F"/>
-  </w:style>
-  <w:style w:type="paragraph" w:customStyle="1" w:styleId="77F591481094431FB819F914E14EE411">
-    <w:name w:val="77F591481094431FB819F914E14EE411"/>
-    <w:rsid w:val="0015003F"/>
-  </w:style>
-  <w:style w:type="paragraph" w:customStyle="1" w:styleId="3F58F37C577A417196F29B786D1F1489">
-    <w:name w:val="3F58F37C577A417196F29B786D1F1489"/>
-    <w:rsid w:val="0015003F"/>
-  </w:style>
-  <w:style w:type="paragraph" w:customStyle="1" w:styleId="22434C0409EF452B8D94A30303CF50EE">
-    <w:name w:val="22434C0409EF452B8D94A30303CF50EE"/>
-    <w:rsid w:val="0015003F"/>
-  </w:style>
-  <w:style w:type="paragraph" w:customStyle="1" w:styleId="D03003F6AF504F7EA946178B022C8DAA">
-    <w:name w:val="D03003F6AF504F7EA946178B022C8DAA"/>
-    <w:rsid w:val="0015003F"/>
-  </w:style>
-  <w:style w:type="paragraph" w:customStyle="1" w:styleId="CB046FD9C40842098A549F9DE8B8915F">
-    <w:name w:val="CB046FD9C40842098A549F9DE8B8915F"/>
-    <w:rsid w:val="0015003F"/>
-  </w:style>
-  <w:style w:type="paragraph" w:customStyle="1" w:styleId="A428FC35A9E04986B84209E28F9EE830">
-    <w:name w:val="A428FC35A9E04986B84209E28F9EE830"/>
-    <w:rsid w:val="0015003F"/>
-  </w:style>
-  <w:style w:type="paragraph" w:customStyle="1" w:styleId="FF99FDC09E524F06A7517BD3F399CC01">
-    <w:name w:val="FF99FDC09E524F06A7517BD3F399CC01"/>
-    <w:rsid w:val="0015003F"/>
-  </w:style>
-  <w:style w:type="paragraph" w:customStyle="1" w:styleId="359755925FFD4AE49F6A6F8CA3DCD8A1">
-    <w:name w:val="359755925FFD4AE49F6A6F8CA3DCD8A1"/>
-    <w:rsid w:val="0015003F"/>
-  </w:style>
-  <w:style w:type="paragraph" w:customStyle="1" w:styleId="EA49A2E97B9F4A9B956E459DF593DE57">
-    <w:name w:val="EA49A2E97B9F4A9B956E459DF593DE57"/>
-    <w:rsid w:val="0015003F"/>
-  </w:style>
-  <w:style w:type="paragraph" w:customStyle="1" w:styleId="03CAACEB0AEC49F3BEB9767ECDD26607">
-    <w:name w:val="03CAACEB0AEC49F3BEB9767ECDD26607"/>
-    <w:rsid w:val="0015003F"/>
-  </w:style>
-  <w:style w:type="paragraph" w:customStyle="1" w:styleId="2AB7D29445174DC98757BC84F1F84647">
-    <w:name w:val="2AB7D29445174DC98757BC84F1F84647"/>
-    <w:rsid w:val="0015003F"/>
-  </w:style>
-  <w:style w:type="paragraph" w:customStyle="1" w:styleId="69F53A7BA53C48AD9FC38C478D9C443F">
-    <w:name w:val="69F53A7BA53C48AD9FC38C478D9C443F"/>
-    <w:rsid w:val="0015003F"/>
-  </w:style>
-  <w:style w:type="paragraph" w:customStyle="1" w:styleId="E4610476AE554124A1233FD44C5F38AF">
-    <w:name w:val="E4610476AE554124A1233FD44C5F38AF"/>
-    <w:rsid w:val="0015003F"/>
-  </w:style>
-  <w:style w:type="paragraph" w:customStyle="1" w:styleId="3D4F7F0408F54F0EA07A543C83B43A0A">
-    <w:name w:val="3D4F7F0408F54F0EA07A543C83B43A0A"/>
-    <w:rsid w:val="0015003F"/>
-  </w:style>
-  <w:style w:type="paragraph" w:customStyle="1" w:styleId="A4B5CC4EFA5041B4AFF2A761739EFE57">
-    <w:name w:val="A4B5CC4EFA5041B4AFF2A761739EFE57"/>
-    <w:rsid w:val="0015003F"/>
-  </w:style>
-  <w:style w:type="paragraph" w:customStyle="1" w:styleId="C0E06415F6EA45DD821FBD0B3564CE73">
-    <w:name w:val="C0E06415F6EA45DD821FBD0B3564CE73"/>
-    <w:rsid w:val="0015003F"/>
-  </w:style>
-  <w:style w:type="paragraph" w:customStyle="1" w:styleId="A2BB3DE042584EB4BB133B6AB33E1A68">
-    <w:name w:val="A2BB3DE042584EB4BB133B6AB33E1A68"/>
-    <w:rsid w:val="0015003F"/>
-  </w:style>
-  <w:style w:type="paragraph" w:customStyle="1" w:styleId="E197343888554577A9DD9CCF680B4C22">
-    <w:name w:val="E197343888554577A9DD9CCF680B4C22"/>
-    <w:rsid w:val="0015003F"/>
-  </w:style>
-  <w:style w:type="paragraph" w:customStyle="1" w:styleId="B74A7E2F28FE402D903241A4FBC0460E">
-    <w:name w:val="B74A7E2F28FE402D903241A4FBC0460E"/>
-    <w:rsid w:val="0015003F"/>
-  </w:style>
-  <w:style w:type="paragraph" w:customStyle="1" w:styleId="33F173BC88C24F87887897A42D4606BC">
-    <w:name w:val="33F173BC88C24F87887897A42D4606BC"/>
-    <w:rsid w:val="0015003F"/>
-  </w:style>
-  <w:style w:type="paragraph" w:customStyle="1" w:styleId="9B188D1B46CB4B568618ACD96042B63D">
-    <w:name w:val="9B188D1B46CB4B568618ACD96042B63D"/>
-    <w:rsid w:val="0015003F"/>
-  </w:style>
-  <w:style w:type="paragraph" w:customStyle="1" w:styleId="003F89D3E3B44D45B284E1702F45973C">
-    <w:name w:val="003F89D3E3B44D45B284E1702F45973C"/>
-    <w:rsid w:val="0015003F"/>
-  </w:style>
-  <w:style w:type="paragraph" w:customStyle="1" w:styleId="3852FED14FBD46E692B9FCF342E4D5F9">
-    <w:name w:val="3852FED14FBD46E692B9FCF342E4D5F9"/>
-    <w:rsid w:val="0015003F"/>
-  </w:style>
-</w:styles>
-</file>
-
-<file path=word/glossary/webSettings.xml><?xml version="1.0" encoding="utf-8"?>
-<w:webSettings xmlns:mc="http://schemas.openxmlformats.org/markup-compatibility/2006" xmlns:r="http://schemas.openxmlformats.org/officeDocument/2006/relationships" xmlns:w="http://schemas.openxmlformats.org/wordprocessingml/2006/main" xmlns:w14="http://schemas.microsoft.com/office/word/2010/wordml" xmlns:w15="http://schemas.microsoft.com/office/word/2012/wordml" xmlns:w16cex="http://schemas.microsoft.com/office/word/2018/wordml/cex" xmlns:w16cid="http://schemas.microsoft.com/office/word/2016/wordml/cid" xmlns:w16="http://schemas.microsoft.com/office/word/2018/wordml" xmlns:w16sdtdh="http://schemas.microsoft.com/office/word/2020/wordml/sdtdatahash" xmlns:w16se="http://schemas.microsoft.com/office/word/2015/wordml/symex" mc:Ignorable="w14 w15 w16se w16cid w16 w16cex w16sdtdh">
-  <w:optimizeForBrowser/>
-  <w:allowPNG/>
-</w:webSettings>
-</file>
-
 <file path=word/theme/theme11.xml><?xml version="1.0" encoding="utf-8"?>
 <a:theme xmlns:a="http://schemas.openxmlformats.org/drawingml/2006/main" name="Office Theme">
   <a:themeElements>
@@ -13799,359 +8846,6 @@
 </a:theme>
 </file>
 
-<file path=customXml/item13.xml><?xml version="1.0" encoding="utf-8"?>
-<b:Sources xmlns:b="http://schemas.openxmlformats.org/officeDocument/2006/bibliography" xmlns="http://schemas.openxmlformats.org/officeDocument/2006/bibliography" SelectedStyle="\APA.XSL" StyleName="APA"/>
-</file>
-
-<file path=customXml/item24.xml><?xml version="1.0" encoding="utf-8"?>
-<ct:contentTypeSchema xmlns:ct="http://schemas.microsoft.com/office/2006/metadata/contentType" xmlns:ma="http://schemas.microsoft.com/office/2006/metadata/properties/metaAttributes" ct:_="" ma:_="" ma:contentTypeName="Document" ma:contentTypeID="0x01010079F111ED35F8CC479449609E8A0923A6" ma:contentTypeVersion="26" ma:contentTypeDescription="Create a new document." ma:contentTypeScope="" ma:versionID="ac37c1753acd5e330d2062ccec26ea66">
-  <xsd:schema xmlns:xsd="http://www.w3.org/2001/XMLSchema" xmlns:xs="http://www.w3.org/2001/XMLSchema" xmlns:p="http://schemas.microsoft.com/office/2006/metadata/properties" xmlns:ns1="http://schemas.microsoft.com/sharepoint/v3" xmlns:ns2="71af3243-3dd4-4a8d-8c0d-dd76da1f02a5" xmlns:ns3="16c05727-aa75-4e4a-9b5f-8a80a1165891" xmlns:ns4="230e9df3-be65-4c73-a93b-d1236ebd677e" targetNamespace="http://schemas.microsoft.com/office/2006/metadata/properties" ma:root="true" ma:fieldsID="3b340c7101c92c5120abd06486f94548" ns1:_="" ns2:_="" ns3:_="" ns4:_="">
-    <xsd:import namespace="http://schemas.microsoft.com/sharepoint/v3"/>
-    <xsd:import namespace="71af3243-3dd4-4a8d-8c0d-dd76da1f02a5"/>
-    <xsd:import namespace="16c05727-aa75-4e4a-9b5f-8a80a1165891"/>
-    <xsd:import namespace="230e9df3-be65-4c73-a93b-d1236ebd677e"/>
-    <xsd:element name="properties">
-      <xsd:complexType>
-        <xsd:sequence>
-          <xsd:element name="documentManagement">
-            <xsd:complexType>
-              <xsd:all>
-                <xsd:element ref="ns2:Status" minOccurs="0"/>
-                <xsd:element ref="ns2:Image" minOccurs="0"/>
-                <xsd:element ref="ns2:MediaServiceMetadata" minOccurs="0"/>
-                <xsd:element ref="ns2:MediaServiceFastMetadata" minOccurs="0"/>
-                <xsd:element ref="ns2:MediaServiceOCR" minOccurs="0"/>
-                <xsd:element ref="ns2:MediaServiceAutoTags" minOccurs="0"/>
-                <xsd:element ref="ns2:MediaServiceEventHashCode" minOccurs="0"/>
-                <xsd:element ref="ns2:MediaServiceGenerationTime" minOccurs="0"/>
-                <xsd:element ref="ns3:SharedWithUsers" minOccurs="0"/>
-                <xsd:element ref="ns3:SharedWithDetails" minOccurs="0"/>
-                <xsd:element ref="ns2:MediaServiceAutoKeyPoints" minOccurs="0"/>
-                <xsd:element ref="ns2:MediaServiceKeyPoints" minOccurs="0"/>
-                <xsd:element ref="ns2:MediaServiceDateTaken" minOccurs="0"/>
-                <xsd:element ref="ns1:_ip_UnifiedCompliancePolicyProperties" minOccurs="0"/>
-                <xsd:element ref="ns1:_ip_UnifiedCompliancePolicyUIAction" minOccurs="0"/>
-                <xsd:element ref="ns4:TaxCatchAll" minOccurs="0"/>
-                <xsd:element ref="ns2:ImageTagsTaxHTField" minOccurs="0"/>
-                <xsd:element ref="ns2:MediaServiceLocation" minOccurs="0"/>
-                <xsd:element ref="ns2:MediaLengthInSeconds" minOccurs="0"/>
-                <xsd:element ref="ns2:Background" minOccurs="0"/>
-                <xsd:element ref="ns2:MediaServiceSearchProperties" minOccurs="0"/>
-                <xsd:element ref="ns2:MediaServiceDocTags" minOccurs="0"/>
-              </xsd:all>
-            </xsd:complexType>
-          </xsd:element>
-        </xsd:sequence>
-      </xsd:complexType>
-    </xsd:element>
-  </xsd:schema>
-  <xsd:schema xmlns:xsd="http://www.w3.org/2001/XMLSchema" xmlns:xs="http://www.w3.org/2001/XMLSchema" xmlns:dms="http://schemas.microsoft.com/office/2006/documentManagement/types" xmlns:pc="http://schemas.microsoft.com/office/infopath/2007/PartnerControls" targetNamespace="http://schemas.microsoft.com/sharepoint/v3" elementFormDefault="qualified">
-    <xsd:import namespace="http://schemas.microsoft.com/office/2006/documentManagement/types"/>
-    <xsd:import namespace="http://schemas.microsoft.com/office/infopath/2007/PartnerControls"/>
-    <xsd:element name="_ip_UnifiedCompliancePolicyProperties" ma:index="20" nillable="true" ma:displayName="Unified Compliance Policy Properties" ma:hidden="true" ma:internalName="_ip_UnifiedCompliancePolicyProperties" ma:readOnly="false">
-      <xsd:simpleType>
-        <xsd:restriction base="dms:Note"/>
-      </xsd:simpleType>
-    </xsd:element>
-    <xsd:element name="_ip_UnifiedCompliancePolicyUIAction" ma:index="21" nillable="true" ma:displayName="Unified Compliance Policy UI Action" ma:hidden="true" ma:internalName="_ip_UnifiedCompliancePolicyUIAction" ma:readOnly="false">
-      <xsd:simpleType>
-        <xsd:restriction base="dms:Text"/>
-      </xsd:simpleType>
-    </xsd:element>
-  </xsd:schema>
-  <xsd:schema xmlns:xsd="http://www.w3.org/2001/XMLSchema" xmlns:xs="http://www.w3.org/2001/XMLSchema" xmlns:dms="http://schemas.microsoft.com/office/2006/documentManagement/types" xmlns:pc="http://schemas.microsoft.com/office/infopath/2007/PartnerControls" targetNamespace="71af3243-3dd4-4a8d-8c0d-dd76da1f02a5" elementFormDefault="qualified">
-    <xsd:import namespace="http://schemas.microsoft.com/office/2006/documentManagement/types"/>
-    <xsd:import namespace="http://schemas.microsoft.com/office/infopath/2007/PartnerControls"/>
-    <xsd:element name="Status" ma:index="2" nillable="true" ma:displayName="Status" ma:default="Not started" ma:format="Dropdown" ma:internalName="Status" ma:readOnly="false">
-      <xsd:simpleType>
-        <xsd:restriction base="dms:Choice">
-          <xsd:enumeration value="Not started"/>
-          <xsd:enumeration value="In Progress"/>
-          <xsd:enumeration value="Completed"/>
-        </xsd:restriction>
-      </xsd:simpleType>
-    </xsd:element>
-    <xsd:element name="Image" ma:index="3" nillable="true" ma:displayName="Image" ma:format="Image" ma:internalName="Image" ma:readOnly="false">
-      <xsd:complexType>
-        <xsd:complexContent>
-          <xsd:extension base="dms:URL">
-            <xsd:sequence>
-              <xsd:element name="Url" type="dms:ValidUrl" minOccurs="0" nillable="true"/>
-              <xsd:element name="Description" type="xsd:string" nillable="true"/>
-            </xsd:sequence>
-          </xsd:extension>
-        </xsd:complexContent>
-      </xsd:complexType>
-    </xsd:element>
-    <xsd:element name="MediaServiceMetadata" ma:index="8" nillable="true" ma:displayName="MediaServiceMetadata" ma:hidden="true" ma:internalName="MediaServiceMetadata" ma:readOnly="true">
-      <xsd:simpleType>
-        <xsd:restriction base="dms:Note"/>
-      </xsd:simpleType>
-    </xsd:element>
-    <xsd:element name="MediaServiceFastMetadata" ma:index="9" nillable="true" ma:displayName="MediaServiceFastMetadata" ma:hidden="true" ma:internalName="MediaServiceFastMetadata" ma:readOnly="true">
-      <xsd:simpleType>
-        <xsd:restriction base="dms:Note"/>
-      </xsd:simpleType>
-    </xsd:element>
-    <xsd:element name="MediaServiceOCR" ma:index="10" nillable="true" ma:displayName="MediaServiceOCR" ma:hidden="true" ma:internalName="MediaServiceOCR" ma:readOnly="true">
-      <xsd:simpleType>
-        <xsd:restriction base="dms:Note"/>
-      </xsd:simpleType>
-    </xsd:element>
-    <xsd:element name="MediaServiceAutoTags" ma:index="11" nillable="true" ma:displayName="MediaServiceAutoTags" ma:hidden="true" ma:internalName="MediaServiceAutoTags" ma:readOnly="true">
-      <xsd:simpleType>
-        <xsd:restriction base="dms:Text"/>
-      </xsd:simpleType>
-    </xsd:element>
-    <xsd:element name="MediaServiceEventHashCode" ma:index="12" nillable="true" ma:displayName="MediaServiceEventHashCode" ma:hidden="true" ma:internalName="MediaServiceEventHashCode" ma:readOnly="true">
-      <xsd:simpleType>
-        <xsd:restriction base="dms:Text"/>
-      </xsd:simpleType>
-    </xsd:element>
-    <xsd:element name="MediaServiceGenerationTime" ma:index="13" nillable="true" ma:displayName="MediaServiceGenerationTime" ma:hidden="true" ma:internalName="MediaServiceGenerationTime" ma:readOnly="true">
-      <xsd:simpleType>
-        <xsd:restriction base="dms:Text"/>
-      </xsd:simpleType>
-    </xsd:element>
-    <xsd:element name="MediaServiceAutoKeyPoints" ma:index="16" nillable="true" ma:displayName="MediaServiceAutoKeyPoints" ma:hidden="true" ma:internalName="MediaServiceAutoKeyPoints" ma:readOnly="true">
-      <xsd:simpleType>
-        <xsd:restriction base="dms:Note"/>
-      </xsd:simpleType>
-    </xsd:element>
-    <xsd:element name="MediaServiceKeyPoints" ma:index="17" nillable="true" ma:displayName="KeyPoints" ma:hidden="true" ma:internalName="MediaServiceKeyPoints" ma:readOnly="false">
-      <xsd:simpleType>
-        <xsd:restriction base="dms:Note"/>
-      </xsd:simpleType>
-    </xsd:element>
-    <xsd:element name="MediaServiceDateTaken" ma:index="18" nillable="true" ma:displayName="MediaServiceDateTaken" ma:hidden="true" ma:internalName="MediaServiceDateTaken" ma:readOnly="true">
-      <xsd:simpleType>
-        <xsd:restriction base="dms:Text"/>
-      </xsd:simpleType>
-    </xsd:element>
-    <xsd:element name="ImageTagsTaxHTField" ma:index="25" nillable="true" ma:taxonomy="true" ma:internalName="ImageTagsTaxHTField" ma:taxonomyFieldName="MediaServiceImageTags" ma:displayName="Image Tags" ma:readOnly="false" ma:fieldId="{5cf76f15-5ced-4ddc-b409-7134ff3c332f}" ma:taxonomyMulti="true" ma:sspId="e385fb40-52d4-4fae-9c5b-3e8ff8a5878e" ma:termSetId="09814cd3-568e-fe90-9814-8d621ff8fb84" ma:anchorId="fba54fb3-c3e1-fe81-a776-ca4b69148c4d" ma:open="true" ma:isKeyword="false">
-      <xsd:complexType>
-        <xsd:sequence>
-          <xsd:element ref="pc:Terms" minOccurs="0" maxOccurs="1"/>
-        </xsd:sequence>
-      </xsd:complexType>
-    </xsd:element>
-    <xsd:element name="MediaServiceLocation" ma:index="26" nillable="true" ma:displayName="Location" ma:hidden="true" ma:internalName="MediaServiceLocation" ma:readOnly="true">
-      <xsd:simpleType>
-        <xsd:restriction base="dms:Text"/>
-      </xsd:simpleType>
-    </xsd:element>
-    <xsd:element name="MediaLengthInSeconds" ma:index="27" nillable="true" ma:displayName="MediaLengthInSeconds" ma:hidden="true" ma:internalName="MediaLengthInSeconds" ma:readOnly="true">
-      <xsd:simpleType>
-        <xsd:restriction base="dms:Unknown"/>
-      </xsd:simpleType>
-    </xsd:element>
-    <xsd:element name="Background" ma:index="28" nillable="true" ma:displayName="Background" ma:default="0" ma:format="Dropdown" ma:internalName="Background">
-      <xsd:simpleType>
-        <xsd:restriction base="dms:Boolean"/>
-      </xsd:simpleType>
-    </xsd:element>
-    <xsd:element name="MediaServiceSearchProperties" ma:index="29" nillable="true" ma:displayName="MediaServiceSearchProperties" ma:hidden="true" ma:internalName="MediaServiceSearchProperties" ma:readOnly="true">
-      <xsd:simpleType>
-        <xsd:restriction base="dms:Note"/>
-      </xsd:simpleType>
-    </xsd:element>
-    <xsd:element name="MediaServiceDocTags" ma:index="30" nillable="true" ma:displayName="MediaServiceDocTags" ma:hidden="true" ma:internalName="MediaServiceDocTags" ma:readOnly="true">
-      <xsd:simpleType>
-        <xsd:restriction base="dms:Note"/>
-      </xsd:simpleType>
-    </xsd:element>
-  </xsd:schema>
-  <xsd:schema xmlns:xsd="http://www.w3.org/2001/XMLSchema" xmlns:xs="http://www.w3.org/2001/XMLSchema" xmlns:dms="http://schemas.microsoft.com/office/2006/documentManagement/types" xmlns:pc="http://schemas.microsoft.com/office/infopath/2007/PartnerControls" targetNamespace="16c05727-aa75-4e4a-9b5f-8a80a1165891" elementFormDefault="qualified">
-    <xsd:import namespace="http://schemas.microsoft.com/office/2006/documentManagement/types"/>
-    <xsd:import namespace="http://schemas.microsoft.com/office/infopath/2007/PartnerControls"/>
-    <xsd:element name="SharedWithUsers" ma:index="14" nillable="true" ma:displayName="Shared With" ma:hidden="true" ma:internalName="SharedWithUsers" ma:readOnly="true">
-      <xsd:complexType>
-        <xsd:complexContent>
-          <xsd:extension base="dms:UserMulti">
-            <xsd:sequence>
-              <xsd:element name="UserInfo" minOccurs="0" maxOccurs="unbounded">
-                <xsd:complexType>
-                  <xsd:sequence>
-                    <xsd:element name="DisplayName" type="xsd:string" minOccurs="0"/>
-                    <xsd:element name="AccountId" type="dms:UserId" minOccurs="0" nillable="true"/>
-                    <xsd:element name="AccountType" type="xsd:string" minOccurs="0"/>
-                  </xsd:sequence>
-                </xsd:complexType>
-              </xsd:element>
-            </xsd:sequence>
-          </xsd:extension>
-        </xsd:complexContent>
-      </xsd:complexType>
-    </xsd:element>
-    <xsd:element name="SharedWithDetails" ma:index="15" nillable="true" ma:displayName="Shared With Details" ma:hidden="true" ma:internalName="SharedWithDetails" ma:readOnly="true">
-      <xsd:simpleType>
-        <xsd:restriction base="dms:Note"/>
-      </xsd:simpleType>
-    </xsd:element>
-  </xsd:schema>
-  <xsd:schema xmlns:xsd="http://www.w3.org/2001/XMLSchema" xmlns:xs="http://www.w3.org/2001/XMLSchema" xmlns:dms="http://schemas.microsoft.com/office/2006/documentManagement/types" xmlns:pc="http://schemas.microsoft.com/office/infopath/2007/PartnerControls" targetNamespace="230e9df3-be65-4c73-a93b-d1236ebd677e" elementFormDefault="qualified">
-    <xsd:import namespace="http://schemas.microsoft.com/office/2006/documentManagement/types"/>
-    <xsd:import namespace="http://schemas.microsoft.com/office/infopath/2007/PartnerControls"/>
-    <xsd:element name="TaxCatchAll" ma:index="23" nillable="true" ma:displayName="Taxonomy Catch All Column" ma:hidden="true" ma:list="{3f6bfcbc-3db3-4ae6-bd76-326f0798ad28}" ma:internalName="TaxCatchAll" ma:readOnly="false" ma:showField="CatchAllData" ma:web="16c05727-aa75-4e4a-9b5f-8a80a1165891">
-      <xsd:complexType>
-        <xsd:complexContent>
-          <xsd:extension base="dms:MultiChoiceLookup">
-            <xsd:sequence>
-              <xsd:element name="Value" type="dms:Lookup" maxOccurs="unbounded" minOccurs="0" nillable="true"/>
-            </xsd:sequence>
-          </xsd:extension>
-        </xsd:complexContent>
-      </xsd:complexType>
-    </xsd:element>
-  </xsd:schema>
-  <xsd:schema xmlns="http://schemas.openxmlformats.org/package/2006/metadata/core-properties" xmlns:xsd="http://www.w3.org/2001/XMLSchema" xmlns:xsi="http://www.w3.org/2001/XMLSchema-instance" xmlns:dc="http://purl.org/dc/elements/1.1/" xmlns:dcterms="http://purl.org/dc/terms/" xmlns:odoc="http://schemas.microsoft.com/internal/obd" targetNamespace="http://schemas.openxmlformats.org/package/2006/metadata/core-properties" elementFormDefault="qualified" attributeFormDefault="unqualified" blockDefault="#all">
-    <xsd:import namespace="http://purl.org/dc/elements/1.1/" schemaLocation="http://dublincore.org/schemas/xmls/qdc/2003/04/02/dc.xsd"/>
-    <xsd:import namespace="http://purl.org/dc/terms/" schemaLocation="http://dublincore.org/schemas/xmls/qdc/2003/04/02/dcterms.xsd"/>
-    <xsd:element name="coreProperties" type="CT_coreProperties"/>
-    <xsd:complexType name="CT_coreProperties">
-      <xsd:all>
-        <xsd:element ref="dc:creator" minOccurs="0" maxOccurs="1"/>
-        <xsd:element ref="dcterms:created" minOccurs="0" maxOccurs="1"/>
-        <xsd:element ref="dc:identifier" minOccurs="0" maxOccurs="1"/>
-        <xsd:element name="contentType" minOccurs="0" maxOccurs="1" type="xsd:string" ma:displayName="Content Type"/>
-        <xsd:element ref="dc:title" minOccurs="0" maxOccurs="1" ma:index="1" ma:displayName="Title"/>
-        <xsd:element ref="dc:subject" minOccurs="0" maxOccurs="1"/>
-        <xsd:element ref="dc:description" minOccurs="0" maxOccurs="1"/>
-        <xsd:element name="keywords" minOccurs="0" maxOccurs="1" type="xsd:string"/>
-        <xsd:element ref="dc:language" minOccurs="0" maxOccurs="1"/>
-        <xsd:element name="category" minOccurs="0" maxOccurs="1" type="xsd:string"/>
-        <xsd:element name="version" minOccurs="0" maxOccurs="1" type="xsd:string"/>
-        <xsd:element name="revision" minOccurs="0" maxOccurs="1" type="xsd:string">
-          <xsd:annotation>
-            <xsd:documentation>
-                        This value indicates the number of saves or revisions. The application is responsible for updating this value after each revision.
-                    </xsd:documentation>
-          </xsd:annotation>
-        </xsd:element>
-        <xsd:element name="lastModifiedBy" minOccurs="0" maxOccurs="1" type="xsd:string"/>
-        <xsd:element ref="dcterms:modified" minOccurs="0" maxOccurs="1"/>
-        <xsd:element name="contentStatus" minOccurs="0" maxOccurs="1" type="xsd:string"/>
-      </xsd:all>
-    </xsd:complexType>
-  </xsd:schema>
-  <xs:schema xmlns:pc="http://schemas.microsoft.com/office/infopath/2007/PartnerControls" xmlns:xs="http://www.w3.org/2001/XMLSchema" targetNamespace="http://schemas.microsoft.com/office/infopath/2007/PartnerControls" elementFormDefault="qualified" attributeFormDefault="unqualified">
-    <xs:element name="Person">
-      <xs:complexType>
-        <xs:sequence>
-          <xs:element ref="pc:DisplayName" minOccurs="0"/>
-          <xs:element ref="pc:AccountId" minOccurs="0"/>
-          <xs:element ref="pc:AccountType" minOccurs="0"/>
-        </xs:sequence>
-      </xs:complexType>
-    </xs:element>
-    <xs:element name="DisplayName" type="xs:string"/>
-    <xs:element name="AccountId" type="xs:string"/>
-    <xs:element name="AccountType" type="xs:string"/>
-    <xs:element name="BDCAssociatedEntity">
-      <xs:complexType>
-        <xs:sequence>
-          <xs:element ref="pc:BDCEntity" minOccurs="0" maxOccurs="unbounded"/>
-        </xs:sequence>
-        <xs:attribute ref="pc:EntityNamespace"/>
-        <xs:attribute ref="pc:EntityName"/>
-        <xs:attribute ref="pc:SystemInstanceName"/>
-        <xs:attribute ref="pc:AssociationName"/>
-      </xs:complexType>
-    </xs:element>
-    <xs:attribute name="EntityNamespace" type="xs:string"/>
-    <xs:attribute name="EntityName" type="xs:string"/>
-    <xs:attribute name="SystemInstanceName" type="xs:string"/>
-    <xs:attribute name="AssociationName" type="xs:string"/>
-    <xs:element name="BDCEntity">
-      <xs:complexType>
-        <xs:sequence>
-          <xs:element ref="pc:EntityDisplayName" minOccurs="0"/>
-          <xs:element ref="pc:EntityInstanceReference" minOccurs="0"/>
-          <xs:element ref="pc:EntityId1" minOccurs="0"/>
-          <xs:element ref="pc:EntityId2" minOccurs="0"/>
-          <xs:element ref="pc:EntityId3" minOccurs="0"/>
-          <xs:element ref="pc:EntityId4" minOccurs="0"/>
-          <xs:element ref="pc:EntityId5" minOccurs="0"/>
-        </xs:sequence>
-      </xs:complexType>
-    </xs:element>
-    <xs:element name="EntityDisplayName" type="xs:string"/>
-    <xs:element name="EntityInstanceReference" type="xs:string"/>
-    <xs:element name="EntityId1" type="xs:string"/>
-    <xs:element name="EntityId2" type="xs:string"/>
-    <xs:element name="EntityId3" type="xs:string"/>
-    <xs:element name="EntityId4" type="xs:string"/>
-    <xs:element name="EntityId5" type="xs:string"/>
-    <xs:element name="Terms">
-      <xs:complexType>
-        <xs:sequence>
-          <xs:element ref="pc:TermInfo" minOccurs="0" maxOccurs="unbounded"/>
-        </xs:sequence>
-      </xs:complexType>
-    </xs:element>
-    <xs:element name="TermInfo">
-      <xs:complexType>
-        <xs:sequence>
-          <xs:element ref="pc:TermName" minOccurs="0"/>
-          <xs:element ref="pc:TermId" minOccurs="0"/>
-        </xs:sequence>
-      </xs:complexType>
-    </xs:element>
-    <xs:element name="TermName" type="xs:string"/>
-    <xs:element name="TermId" type="xs:string"/>
-  </xs:schema>
-</ct:contentTypeSchema>
-</file>
-
-<file path=customXml/item32.xml><?xml version="1.0" encoding="utf-8"?>
-<?mso-contentType ?>
-<FormTemplates xmlns="http://schemas.microsoft.com/sharepoint/v3/contenttype/forms">
-  <Display>DocumentLibraryForm</Display>
-  <Edit>DocumentLibraryForm</Edit>
-  <New>DocumentLibraryForm</New>
-</FormTemplates>
-</file>
-
-<file path=customXml/item4.xml><?xml version="1.0" encoding="utf-8"?>
-<p:properties xmlns:p="http://schemas.microsoft.com/office/2006/metadata/properties" xmlns:xsi="http://www.w3.org/2001/XMLSchema-instance" xmlns:pc="http://schemas.microsoft.com/office/infopath/2007/PartnerControls">
-  <documentManagement>
-    <_ip_UnifiedCompliancePolicyUIAction xmlns="http://schemas.microsoft.com/sharepoint/v3" xsi:nil="true"/>
-    <Image xmlns="71af3243-3dd4-4a8d-8c0d-dd76da1f02a5">
-      <Url xsi:nil="true"/>
-      <Description xsi:nil="true"/>
-    </Image>
-    <Status xmlns="71af3243-3dd4-4a8d-8c0d-dd76da1f02a5">Not started</Status>
-    <Background xmlns="71af3243-3dd4-4a8d-8c0d-dd76da1f02a5">false</Background>
-    <_ip_UnifiedCompliancePolicyProperties xmlns="http://schemas.microsoft.com/sharepoint/v3" xsi:nil="true"/>
-    <ImageTagsTaxHTField xmlns="71af3243-3dd4-4a8d-8c0d-dd76da1f02a5">
-      <Terms xmlns="http://schemas.microsoft.com/office/infopath/2007/PartnerControls"/>
-    </ImageTagsTaxHTField>
-    <TaxCatchAll xmlns="230e9df3-be65-4c73-a93b-d1236ebd677e" xsi:nil="true"/>
-    <MediaServiceKeyPoints xmlns="71af3243-3dd4-4a8d-8c0d-dd76da1f02a5" xsi:nil="true"/>
-  </documentManagement>
-</p:properties>
-</file>
-
-<file path=customXml/itemProps13.xml><?xml version="1.0" encoding="utf-8"?>
-<ds:datastoreItem xmlns:ds="http://schemas.openxmlformats.org/officeDocument/2006/customXml" ds:itemID="{9D068358-D870-4520-A869-3E6DC01EC032}">
-  <ds:schemaRefs>
-    <ds:schemaRef ds:uri="http://schemas.openxmlformats.org/officeDocument/2006/bibliography"/>
-  </ds:schemaRefs>
-</ds:datastoreItem>
-</file>
-
-<file path=customXml/itemProps24.xml><?xml version="1.0" encoding="utf-8"?>
-<ds:datastoreItem xmlns:ds="http://schemas.openxmlformats.org/officeDocument/2006/customXml" ds:itemID="{FBD0278B-C147-4AD9-8309-CBDB0B5AB5A4}"/>
-</file>
-
-<file path=customXml/itemProps32.xml><?xml version="1.0" encoding="utf-8"?>
-<ds:datastoreItem xmlns:ds="http://schemas.openxmlformats.org/officeDocument/2006/customXml" ds:itemID="{23E4A2A7-673A-41B7-B0FD-323A625860F7}"/>
-</file>
-
-<file path=customXml/itemProps41.xml><?xml version="1.0" encoding="utf-8"?>
-<ds:datastoreItem xmlns:ds="http://schemas.openxmlformats.org/officeDocument/2006/customXml" ds:itemID="{0B79F5F3-1724-4FD8-9EDC-0954B51120D7}"/>
-</file>
-
 <file path=docMetadata/LabelInfo.xml><?xml version="1.0" encoding="utf-8"?>
 <clbl:labelList xmlns:clbl="http://schemas.microsoft.com/office/2020/mipLabelMetadata"/>
 </file>